--- a/downloads/workbook/ai-5-week-35.docx
+++ b/downloads/workbook/ai-5-week-35.docx
@@ -987,6 +987,178 @@
         <w:t>Project connection: For the Image-pattern Network Investigation, save the labelled trace and the changed-case explanation beside the experiment record. State exactly what this example supports before linking it to the wider capstone claim.</w:t>
       </w:r>
     </w:p>
+    <w:p>
+      <w:pPr>
+        <w:pStyle w:val="Heading1"/>
+      </w:pPr>
+      <w:r>
+        <w:t>13. Project portfolio milestone</w:t>
+      </w:r>
+    </w:p>
+    <w:p>
+      <w:r>
+        <w:t>Project: Image-pattern Network Investigation</w:t>
+      </w:r>
+    </w:p>
+    <w:p>
+      <w:r>
+        <w:t>Current milestone: Present and defend. Demonstrate the system, explain one failure and justify the next improvement with evidence.</w:t>
+      </w:r>
+    </w:p>
+    <w:p>
+      <w:r>
+        <w:t>For the Image-pattern Network Investigation, save the labelled trace and the changed-case explanation beside the experiment record. State exactly what this example supports before linking it to the wider capstone claim.</w:t>
+      </w:r>
+    </w:p>
+    <w:tbl>
+      <w:tblPr>
+        <w:tblStyle w:val="LightShading-Accent1"/>
+        <w:tblW w:type="auto" w:w="0"/>
+        <w:tblLook w:firstColumn="1" w:firstRow="1" w:lastColumn="0" w:lastRow="0" w:noHBand="0" w:noVBand="1" w:val="04A0"/>
+      </w:tblPr>
+      <w:tblGrid>
+        <w:gridCol w:w="5112"/>
+        <w:gridCol w:w="5112"/>
+      </w:tblGrid>
+      <w:tr>
+        <w:trPr>
+          <w:tblHeader/>
+        </w:trPr>
+        <w:tc>
+          <w:tcPr>
+            <w:tcW w:type="dxa" w:w="5112"/>
+          </w:tcPr>
+          <w:p>
+            <w:r>
+              <w:t>Evidence to keep</w:t>
+            </w:r>
+          </w:p>
+        </w:tc>
+        <w:tc>
+          <w:tcPr>
+            <w:tcW w:type="dxa" w:w="5112"/>
+          </w:tcPr>
+          <w:p>
+            <w:r>
+              <w:t>My record</w:t>
+            </w:r>
+          </w:p>
+        </w:tc>
+      </w:tr>
+      <w:tr>
+        <w:tc>
+          <w:tcPr>
+            <w:tcW w:type="dxa" w:w="5112"/>
+          </w:tcPr>
+          <w:p>
+            <w:r>
+              <w:t>This week’s input and deciding step</w:t>
+            </w:r>
+          </w:p>
+        </w:tc>
+        <w:tc>
+          <w:tcPr>
+            <w:tcW w:type="dxa" w:w="5112"/>
+          </w:tcPr>
+          <w:p>
+            <w:r/>
+          </w:p>
+        </w:tc>
+      </w:tr>
+      <w:tr>
+        <w:tc>
+          <w:tcPr>
+            <w:tcW w:type="dxa" w:w="5112"/>
+          </w:tcPr>
+          <w:p>
+            <w:r>
+              <w:t>Prediction and actual result (or labelled paper trace)</w:t>
+            </w:r>
+          </w:p>
+        </w:tc>
+        <w:tc>
+          <w:tcPr>
+            <w:tcW w:type="dxa" w:w="5112"/>
+          </w:tcPr>
+          <w:p>
+            <w:r/>
+          </w:p>
+        </w:tc>
+      </w:tr>
+      <w:tr>
+        <w:tc>
+          <w:tcPr>
+            <w:tcW w:type="dxa" w:w="5112"/>
+          </w:tcPr>
+          <w:p>
+            <w:r>
+              <w:t>One change since the previous checkpoint and why</w:t>
+            </w:r>
+          </w:p>
+        </w:tc>
+        <w:tc>
+          <w:tcPr>
+            <w:tcW w:type="dxa" w:w="5112"/>
+          </w:tcPr>
+          <w:p>
+            <w:r/>
+          </w:p>
+        </w:tc>
+      </w:tr>
+      <w:tr>
+        <w:tc>
+          <w:tcPr>
+            <w:tcW w:type="dxa" w:w="5112"/>
+          </w:tcPr>
+          <w:p>
+            <w:r>
+              <w:t>One error or limit and the next test</w:t>
+            </w:r>
+          </w:p>
+        </w:tc>
+        <w:tc>
+          <w:tcPr>
+            <w:tcW w:type="dxa" w:w="5112"/>
+          </w:tcPr>
+          <w:p>
+            <w:r/>
+          </w:p>
+        </w:tc>
+      </w:tr>
+    </w:tbl>
+    <w:p>
+      <w:pPr>
+        <w:pStyle w:val="Heading3"/>
+      </w:pPr>
+      <w:r>
+        <w:t>Explain what this week adds to your project. Reuse last week’s record rather than starting again.</w:t>
+      </w:r>
+    </w:p>
+    <w:p>
+      <w:r>
+        <w:t>________________________________________________________________</w:t>
+      </w:r>
+    </w:p>
+    <w:p>
+      <w:r>
+        <w:t>________________________________________________________________</w:t>
+      </w:r>
+    </w:p>
+    <w:p>
+      <w:r>
+        <w:t>________________________________________________________________</w:t>
+      </w:r>
+    </w:p>
+    <w:p>
+      <w:r>
+        <w:t>________________________________________________________________</w:t>
+      </w:r>
+    </w:p>
+    <w:p>
+      <w:r>
+        <w:t>________________________________________________________________</w:t>
+      </w:r>
+    </w:p>
     <w:sectPr>
       <w:pgSz w:w="12240" w:h="15840"/>
       <w:pgMar w:top="936" w:right="1008" w:bottom="936" w:left="1008" w:header="720" w:footer="720" w:gutter="0"/>

--- a/downloads/workbook/ai-5-week-35.docx
+++ b/downloads/workbook/ai-5-week-35.docx
@@ -1159,6 +1159,235 @@
         <w:t>________________________________________________________________</w:t>
       </w:r>
     </w:p>
+    <w:p>
+      <w:pPr>
+        <w:pStyle w:val="Heading1"/>
+      </w:pPr>
+      <w:r>
+        <w:t>14. Supported practice and learning evidence</w:t>
+      </w:r>
+    </w:p>
+    <w:p>
+      <w:r>
+        <w:t>Use this supported practice once, in the browser or on paper. Keep the reserved independent assessment for a separate first attempt before teacher feedback.</w:t>
+      </w:r>
+    </w:p>
+    <w:p>
+      <w:r>
+        <w:t>Revise a limited claim after a slice failure. A toy network works better on centred patterns than on shifted patterns, so the team narrows its initial claim.</w:t>
+      </w:r>
+    </w:p>
+    <w:p>
+      <w:pPr>
+        <w:pStyle w:val="Heading3"/>
+      </w:pPr>
+      <w:r>
+        <w:t>Practice 1: explain the deciding evidence</w:t>
+      </w:r>
+    </w:p>
+    <w:p>
+      <w:r>
+        <w:t>Which labelled step matches this detail? Use separate shifted development patterns, then assess the frozen revision on reserved shifted cases.</w:t>
+      </w:r>
+    </w:p>
+    <w:p>
+      <w:r>
+        <w:t>1. Compute slice rates</w:t>
+      </w:r>
+    </w:p>
+    <w:p>
+      <w:r>
+        <w:t>2. Revise the claim</w:t>
+      </w:r>
+    </w:p>
+    <w:p>
+      <w:r>
+        <w:t>3. Plan a fair revision</w:t>
+      </w:r>
+    </w:p>
+    <w:p>
+      <w:pPr>
+        <w:pStyle w:val="Heading3"/>
+      </w:pPr>
+      <w:r>
+        <w:t>My selected conclusion, deciding fact and explanation</w:t>
+      </w:r>
+    </w:p>
+    <w:p>
+      <w:r>
+        <w:t>________________________________________________________________</w:t>
+      </w:r>
+    </w:p>
+    <w:p>
+      <w:r>
+        <w:t>________________________________________________________________</w:t>
+      </w:r>
+    </w:p>
+    <w:p>
+      <w:r>
+        <w:t>________________________________________________________________</w:t>
+      </w:r>
+    </w:p>
+    <w:p>
+      <w:r>
+        <w:t>________________________________________________________________</w:t>
+      </w:r>
+    </w:p>
+    <w:p>
+      <w:r>
+        <w:t>________________________________________________________________</w:t>
+      </w:r>
+    </w:p>
+    <w:p>
+      <w:r>
+        <w:t>Hint if needed: Read the steps in the pictorial case. Match the supplied detail to the stage that performs or records it.</w:t>
+      </w:r>
+    </w:p>
+    <w:p>
+      <w:r>
+        <w:t>After your attempt, compare with the supported explanation: Plan a fair revision Use separate shifted development patterns, then assess the frozen revision on reserved shifted cases. A limitation guides a better next experiment. Training on a failed evaluation example may help development, but that exposed example cannot remain the untouched evidence for the revision.</w:t>
+      </w:r>
+    </w:p>
+    <w:p>
+      <w:pPr>
+        <w:pStyle w:val="Heading3"/>
+      </w:pPr>
+      <w:r>
+        <w:t>Practice 2: explain the deciding evidence</w:t>
+      </w:r>
+    </w:p>
+    <w:p>
+      <w:r>
+        <w:t>Changed-case practice: Train the revision on all eight failed-slice evaluation patterns and rescore them. Which conclusion is supported by the supplied facts?</w:t>
+      </w:r>
+    </w:p>
+    <w:p>
+      <w:r>
+        <w:t>1. We can decide the result without examining the changed input or the procedure.</w:t>
+      </w:r>
+    </w:p>
+    <w:p>
+      <w:r>
+        <w:t>2. Treat the score as exposed-case development, not independent evidence of shift robustness.</w:t>
+      </w:r>
+    </w:p>
+    <w:p>
+      <w:r>
+        <w:t>3. This one example guarantees correct results for every future input.</w:t>
+      </w:r>
+    </w:p>
+    <w:p>
+      <w:pPr>
+        <w:pStyle w:val="Heading3"/>
+      </w:pPr>
+      <w:r>
+        <w:t>My selected conclusion, deciding fact and explanation</w:t>
+      </w:r>
+    </w:p>
+    <w:p>
+      <w:r>
+        <w:t>________________________________________________________________</w:t>
+      </w:r>
+    </w:p>
+    <w:p>
+      <w:r>
+        <w:t>________________________________________________________________</w:t>
+      </w:r>
+    </w:p>
+    <w:p>
+      <w:r>
+        <w:t>________________________________________________________________</w:t>
+      </w:r>
+    </w:p>
+    <w:p>
+      <w:r>
+        <w:t>________________________________________________________________</w:t>
+      </w:r>
+    </w:p>
+    <w:p>
+      <w:r>
+        <w:t>________________________________________________________________</w:t>
+      </w:r>
+    </w:p>
+    <w:p>
+      <w:r>
+        <w:t>Hint if needed: Use the changed condition and the deciding step in the pictorial trace. The answer must say what follows from those facts.</w:t>
+      </w:r>
+    </w:p>
+    <w:p>
+      <w:r>
+        <w:t>After your attempt, compare with the supported explanation: Treat the score as exposed-case development, not independent evidence of shift robustness. The evaluation records now influenced learning and model selection.</w:t>
+      </w:r>
+    </w:p>
+    <w:p>
+      <w:pPr>
+        <w:pStyle w:val="Heading3"/>
+      </w:pPr>
+      <w:r>
+        <w:t>Repair a missing building block</w:t>
+      </w:r>
+    </w:p>
+    <w:p>
+      <w:r>
+        <w:t>Review Capstone controlled experiments (ai-5/34). Goal: Trace matched two-update learning-rate experiments. Short practice: Compute the two correct counts and identify the changed case. Why would changing B’s training data weaken the conclusion about its added connection?. Return to this week and explain what you changed.</w:t>
+      </w:r>
+    </w:p>
+    <w:p>
+      <w:r>
+        <w:t>Review Documenting a network experiment (ai-5/32). Goal: Record a network experiment with enough detail to replay its calculations. Short practice: What additional evidence is needed for a final performance claim? Point to the relevant step in the picture, then write the changed result and the rule or evidence that supports it.. Return to this week and explain what you changed.</w:t>
+      </w:r>
+    </w:p>
+    <w:p>
+      <w:r>
+        <w:t>Review Uncertainty and failure analysis (ai-5/29). Goal: Distinguish a predicted class, confidence score and observed correctness. Short practice: What is C’s positive-class probability and chosen-label confidence? Point to the relevant step in the picture, then write the changed result and the rule or evidence that supports it.. Return to this week and explain what you changed.</w:t>
+      </w:r>
+    </w:p>
+    <w:p>
+      <w:pPr>
+        <w:pStyle w:val="Heading3"/>
+      </w:pPr>
+      <w:r>
+        <w:t>Keep your completed work</w:t>
+      </w:r>
+    </w:p>
+    <w:p>
+      <w:r>
+        <w:t>Use Download completed work in the hosted lesson to export your answers, reflections, practice feedback and code-run evidence. Open the HTML copy to read or print it. Drafts stay in this browser when storage is available; clear drafts on a shared device.</w:t>
+      </w:r>
+    </w:p>
+    <w:p>
+      <w:pPr>
+        <w:pStyle w:val="Heading3"/>
+      </w:pPr>
+      <w:r>
+        <w:t>What I repaired, the evidence I kept and the next test</w:t>
+      </w:r>
+    </w:p>
+    <w:p>
+      <w:r>
+        <w:t>________________________________________________________________</w:t>
+      </w:r>
+    </w:p>
+    <w:p>
+      <w:r>
+        <w:t>________________________________________________________________</w:t>
+      </w:r>
+    </w:p>
+    <w:p>
+      <w:r>
+        <w:t>________________________________________________________________</w:t>
+      </w:r>
+    </w:p>
+    <w:p>
+      <w:r>
+        <w:t>________________________________________________________________</w:t>
+      </w:r>
+    </w:p>
+    <w:p>
+      <w:r>
+        <w:t>________________________________________________________________</w:t>
+      </w:r>
+    </w:p>
     <w:sectPr>
       <w:pgSz w:w="12240" w:h="15840"/>
       <w:pgMar w:top="936" w:right="1008" w:bottom="936" w:left="1008" w:header="720" w:footer="720" w:gutter="0"/>

--- a/downloads/workbook/ai-5-week-35.docx
+++ b/downloads/workbook/ai-5-week-35.docx
@@ -30,33 +30,45 @@
     </w:p>
     <w:p>
       <w:r>
-        <w:t>Try the recall before opening notes. Then use a different colour or a labelled second line to correct your explanation.</w:t>
+        <w:t>Record your starting explanation for Capstone limitations and revision before opening notes. Show any later correction separately.</w:t>
       </w:r>
     </w:p>
     <w:p>
       <w:pPr>
-        <w:pStyle w:val="Heading3"/>
-      </w:pPr>
-      <w:r>
-        <w:t>Capstone controlled experiments</w:t>
+        <w:spacing w:line="336" w:lineRule="auto" w:after="180"/>
+      </w:pPr>
+      <w:r>
+        <w:rPr>
+          <w:b w:val="0"/>
+        </w:rPr>
+        <w:t>Try the recall before opening notes. Then use a different colour or a labelled second line to correct your explanation.</w:t>
       </w:r>
     </w:p>
     <w:p>
-      <w:r>
-        <w:t>Without opening the old lesson, explain one key idea from Capstone controlled experiments. Give an example and a mistake that the idea helps you avoid.</w:t>
+      <w:pPr>
+        <w:pStyle w:val="Heading3"/>
+      </w:pPr>
+      <w:r>
+        <w:t>Capstone controlled experiments</w:t>
       </w:r>
     </w:p>
     <w:p>
       <w:pPr>
-        <w:pStyle w:val="Heading3"/>
-      </w:pPr>
-      <w:r>
-        <w:t>My remembered idea, example and correction</w:t>
+        <w:spacing w:line="336" w:lineRule="auto" w:after="180"/>
+      </w:pPr>
+      <w:r>
+        <w:rPr>
+          <w:b w:val="0"/>
+        </w:rPr>
+        <w:t>Without opening the old lesson, explain one key idea from Capstone controlled experiments. Give an example and a mistake that the idea helps you avoid.</w:t>
       </w:r>
     </w:p>
     <w:p>
-      <w:r>
-        <w:t>________________________________________________________________</w:t>
+      <w:pPr>
+        <w:pStyle w:val="Heading3"/>
+      </w:pPr>
+      <w:r>
+        <w:t>My remembered idea, example and correction</w:t>
       </w:r>
     </w:p>
     <w:p>
@@ -70,29 +82,35 @@
       </w:r>
     </w:p>
     <w:p>
-      <w:pPr>
-        <w:pStyle w:val="Heading3"/>
-      </w:pPr>
-      <w:r>
-        <w:t>Documenting a network experiment</w:t>
+      <w:r>
+        <w:t>________________________________________________________________</w:t>
       </w:r>
     </w:p>
     <w:p>
-      <w:r>
-        <w:t>Without opening the old lesson, explain one key idea from Documenting a network experiment. Give an example and a mistake that the idea helps you avoid.</w:t>
+      <w:pPr>
+        <w:pStyle w:val="Heading3"/>
+      </w:pPr>
+      <w:r>
+        <w:t>Documenting a network experiment</w:t>
       </w:r>
     </w:p>
     <w:p>
       <w:pPr>
-        <w:pStyle w:val="Heading3"/>
-      </w:pPr>
-      <w:r>
-        <w:t>My remembered idea, example and correction</w:t>
+        <w:spacing w:line="336" w:lineRule="auto" w:after="180"/>
+      </w:pPr>
+      <w:r>
+        <w:rPr>
+          <w:b w:val="0"/>
+        </w:rPr>
+        <w:t>Without opening the old lesson, explain one key idea from Documenting a network experiment. Give an example and a mistake that the idea helps you avoid.</w:t>
       </w:r>
     </w:p>
     <w:p>
-      <w:r>
-        <w:t>________________________________________________________________</w:t>
+      <w:pPr>
+        <w:pStyle w:val="Heading3"/>
+      </w:pPr>
+      <w:r>
+        <w:t>My remembered idea, example and correction</w:t>
       </w:r>
     </w:p>
     <w:p>
@@ -106,29 +124,35 @@
       </w:r>
     </w:p>
     <w:p>
-      <w:pPr>
-        <w:pStyle w:val="Heading3"/>
-      </w:pPr>
-      <w:r>
-        <w:t>Uncertainty and failure analysis</w:t>
+      <w:r>
+        <w:t>________________________________________________________________</w:t>
       </w:r>
     </w:p>
     <w:p>
-      <w:r>
-        <w:t>Without opening the old lesson, explain one key idea from Uncertainty and failure analysis. Give an example and a mistake that the idea helps you avoid.</w:t>
+      <w:pPr>
+        <w:pStyle w:val="Heading3"/>
+      </w:pPr>
+      <w:r>
+        <w:t>Uncertainty and failure analysis</w:t>
       </w:r>
     </w:p>
     <w:p>
       <w:pPr>
-        <w:pStyle w:val="Heading3"/>
-      </w:pPr>
-      <w:r>
-        <w:t>My remembered idea, example and correction</w:t>
+        <w:spacing w:line="336" w:lineRule="auto" w:after="180"/>
+      </w:pPr>
+      <w:r>
+        <w:rPr>
+          <w:b w:val="0"/>
+        </w:rPr>
+        <w:t>Without opening the old lesson, explain one key idea from Uncertainty and failure analysis. Give an example and a mistake that the idea helps you avoid.</w:t>
       </w:r>
     </w:p>
     <w:p>
-      <w:r>
-        <w:t>________________________________________________________________</w:t>
+      <w:pPr>
+        <w:pStyle w:val="Heading3"/>
+      </w:pPr>
+      <w:r>
+        <w:t>My remembered idea, example and correction</w:t>
       </w:r>
     </w:p>
     <w:p>
@@ -142,16 +166,44 @@
       </w:r>
     </w:p>
     <w:p>
-      <w:pPr>
-        <w:pStyle w:val="Heading1"/>
-      </w:pPr>
-      <w:r>
-        <w:t>02. Practise with fading help</w:t>
+      <w:r>
+        <w:t>________________________________________________________________</w:t>
       </w:r>
     </w:p>
     <w:p>
-      <w:r>
-        <w:t>Use W2: Compare with the baseline for Capstone limitations and revision. Record the answer once; the lesson and workbook refer to the same attempt.</w:t>
+      <w:pPr>
+        <w:pStyle w:val="Heading1"/>
+      </w:pPr>
+      <w:r>
+        <w:t>02. Practise with fading help</w:t>
+      </w:r>
+    </w:p>
+    <w:p>
+      <w:r>
+        <w:t>Complete the supported Capstone limitations and revision trace and record the first step you can explain without help.</w:t>
+      </w:r>
+    </w:p>
+    <w:p>
+      <w:pPr>
+        <w:spacing w:line="336" w:lineRule="auto" w:after="180"/>
+      </w:pPr>
+      <w:r>
+        <w:rPr>
+          <w:b w:val="0"/>
+        </w:rPr>
+        <w:t xml:space="preserve">Use W2: Compare with the baseline for Capstone limitations and </w:t>
+      </w:r>
+      <w:r>
+        <w:rPr>
+          <w:b/>
+        </w:rPr>
+        <w:t>revision</w:t>
+      </w:r>
+      <w:r>
+        <w:rPr>
+          <w:b w:val="0"/>
+        </w:rPr>
+        <w:t>. Record the answer once; the lesson and workbook refer to the same attempt.</w:t>
       </w:r>
     </w:p>
     <w:tbl>
@@ -279,25 +331,49 @@
     </w:p>
     <w:p>
       <w:r>
-        <w:t>Use the worked case for Capstone limitations and revision. Proposed explanation: “Passing a criterion means no failures remain”. Decide whether this explanation is supported. Point to the step or supplied fact that decides; explain your repair if needed.</w:t>
+        <w:t>Check the proposed Capstone limitations and revision explanation against the supplied facts before discussing it.</w:t>
       </w:r>
     </w:p>
     <w:p>
       <w:pPr>
-        <w:pStyle w:val="Heading3"/>
-      </w:pPr>
-      <w:r>
-        <w:t>My explanation before partner discussion</w:t>
+        <w:spacing w:line="336" w:lineRule="auto" w:after="180"/>
+      </w:pPr>
+      <w:r>
+        <w:rPr>
+          <w:b w:val="0"/>
+        </w:rPr>
+        <w:t xml:space="preserve">Use the worked case for Capstone limitations and </w:t>
+      </w:r>
+      <w:r>
+        <w:rPr>
+          <w:b/>
+        </w:rPr>
+        <w:t>revision</w:t>
+      </w:r>
+      <w:r>
+        <w:rPr>
+          <w:b w:val="0"/>
+        </w:rPr>
+        <w:t>. Proposed explanation: “Passing a criterion means no failures remain”. Decide whether this explanation is supported.</w:t>
       </w:r>
     </w:p>
     <w:p>
-      <w:r>
-        <w:t>________________________________________________________________</w:t>
+      <w:pPr>
+        <w:spacing w:line="336" w:lineRule="auto" w:after="180"/>
+      </w:pPr>
+      <w:r>
+        <w:rPr>
+          <w:b w:val="0"/>
+        </w:rPr>
+        <w:t>Point to the step or supplied fact that decides; explain your repair if needed.</w:t>
       </w:r>
     </w:p>
     <w:p>
-      <w:r>
-        <w:t>________________________________________________________________</w:t>
+      <w:pPr>
+        <w:pStyle w:val="Heading3"/>
+      </w:pPr>
+      <w:r>
+        <w:t>My explanation before partner discussion</w:t>
       </w:r>
     </w:p>
     <w:p>
@@ -311,47 +387,65 @@
       </w:r>
     </w:p>
     <w:p>
-      <w:pPr>
-        <w:pStyle w:val="Heading1"/>
-      </w:pPr>
-      <w:r>
-        <w:t>04. Independent transfer case</w:t>
+      <w:r>
+        <w:t>________________________________________________________________</w:t>
       </w:r>
     </w:p>
     <w:p>
-      <w:pPr>
-        <w:pStyle w:val="Heading3"/>
-      </w:pPr>
-      <w:r>
-        <w:t>Independent case: Evaluate new evidence independently</w:t>
+      <w:r>
+        <w:t>________________________________________________________________</w:t>
       </w:r>
     </w:p>
     <w:p>
-      <w:r>
-        <w:t>A frozen ReLU candidate with a = 3 is compared with baseline a = 1 on final rows (2,6),(4,12),(-1,-3),(-2,-6). Compute both MSE values and candidate MSE on negative inputs. Write a bounded conclusion.</w:t>
+      <w:pPr>
+        <w:pStyle w:val="Heading1"/>
+      </w:pPr>
+      <w:r>
+        <w:t>04. Independent transfer case</w:t>
       </w:r>
     </w:p>
     <w:p>
-      <w:pPr>
-        <w:pStyle w:val="Heading3"/>
-      </w:pPr>
-      <w:r>
-        <w:t>My independent explanation, trace and limits</w:t>
+      <w:r>
+        <w:t>Write one first attempt at the reserved independent case before feedback. Repeated copies of that case refer to the same recorded attempt.</w:t>
       </w:r>
     </w:p>
     <w:p>
-      <w:r>
-        <w:t>________________________________________________________________</w:t>
+      <w:pPr>
+        <w:pStyle w:val="Heading3"/>
+      </w:pPr>
+      <w:r>
+        <w:t>Independent case: Evaluate new evidence independently</w:t>
       </w:r>
     </w:p>
     <w:p>
-      <w:r>
-        <w:t>________________________________________________________________</w:t>
+      <w:pPr>
+        <w:spacing w:line="336" w:lineRule="auto" w:after="180"/>
+      </w:pPr>
+      <w:r>
+        <w:rPr>
+          <w:b w:val="0"/>
+        </w:rPr>
+        <w:t xml:space="preserve">A frozen ReLU candidate with a = 3 is compared with baseline a = 1 on final rows (2,6),(4,12),(-1,-3),(-2,-6). Compute both MSE values and candidate MSE on negative </w:t>
+      </w:r>
+      <w:r>
+        <w:rPr>
+          <w:b/>
+        </w:rPr>
+        <w:t>input</w:t>
+      </w:r>
+      <w:r>
+        <w:rPr>
+          <w:b w:val="0"/>
+        </w:rPr>
+        <w:t>s. Write a bounded conclusion.</w:t>
       </w:r>
     </w:p>
     <w:p>
-      <w:r>
-        <w:t>________________________________________________________________</w:t>
+      <w:pPr>
+        <w:pStyle w:val="Heading3"/>
+      </w:pPr>
+      <w:r>
+        <w:t>My independent explanation, trace and limits</w:t>
       </w:r>
     </w:p>
     <w:p>
@@ -376,48 +470,72 @@
     </w:p>
     <w:p>
       <w:r>
-        <w:t>Attempt this case before feedback. Record any help. Earlier examples below are further practice; a case already practised with feedback cannot establish fresh transfer.</w:t>
+        <w:t>________________________________________________________________</w:t>
       </w:r>
     </w:p>
     <w:p>
-      <w:pPr>
-        <w:pStyle w:val="Heading1"/>
-      </w:pPr>
-      <w:r>
-        <w:t>05. W1 Trace final predictions</w:t>
+      <w:r>
+        <w:t>________________________________________________________________</w:t>
       </w:r>
     </w:p>
     <w:p>
       <w:r>
-        <w:t>For F1–F4 calculate candidate residuals and squared errors.</w:t>
+        <w:t>________________________________________________________________</w:t>
       </w:r>
     </w:p>
     <w:p>
       <w:pPr>
-        <w:pStyle w:val="Heading3"/>
-      </w:pPr>
-      <w:r>
-        <w:t>My reasoning and evidence</w:t>
+        <w:spacing w:line="336" w:lineRule="auto" w:after="180"/>
+      </w:pPr>
+      <w:r>
+        <w:rPr>
+          <w:b w:val="0"/>
+        </w:rPr>
+        <w:t>Attempt this case before feedback. Record any help. Earlier examples below are further practice; a case already practised with feedback cannot establish fresh transfer.</w:t>
       </w:r>
     </w:p>
     <w:p>
-      <w:r>
-        <w:t>________________________________________________________________</w:t>
+      <w:pPr>
+        <w:pStyle w:val="Heading1"/>
+      </w:pPr>
+      <w:r>
+        <w:t>05. W1 Trace final predictions</w:t>
       </w:r>
     </w:p>
     <w:p>
       <w:r>
-        <w:t>________________________________________________________________</w:t>
+        <w:t>Trace final predictions. Apply the supplied Capstone limitations and revision facts and keep your reasoning.</w:t>
       </w:r>
     </w:p>
     <w:p>
-      <w:r>
-        <w:t>________________________________________________________________</w:t>
+      <w:pPr>
+        <w:spacing w:line="336" w:lineRule="auto" w:after="180"/>
+      </w:pPr>
+      <w:r>
+        <w:rPr>
+          <w:b w:val="0"/>
+        </w:rPr>
+        <w:t xml:space="preserve">For F1–F4 calculate candidate </w:t>
+      </w:r>
+      <w:r>
+        <w:rPr>
+          <w:b/>
+        </w:rPr>
+        <w:t>residual</w:t>
+      </w:r>
+      <w:r>
+        <w:rPr>
+          <w:b w:val="0"/>
+        </w:rPr>
+        <w:t>s and squared errors.</w:t>
       </w:r>
     </w:p>
     <w:p>
-      <w:r>
-        <w:t>________________________________________________________________</w:t>
+      <w:pPr>
+        <w:pStyle w:val="Heading3"/>
+      </w:pPr>
+      <w:r>
+        <w:t>My reasoning and evidence</w:t>
       </w:r>
     </w:p>
     <w:p>
@@ -431,24 +549,18 @@
       </w:r>
     </w:p>
     <w:p>
-      <w:pPr>
-        <w:pStyle w:val="Heading1"/>
-      </w:pPr>
-      <w:r>
-        <w:t>06. W2 Compare with the baseline</w:t>
+      <w:r>
+        <w:t>________________________________________________________________</w:t>
       </w:r>
     </w:p>
     <w:p>
       <w:r>
-        <w:t>Compute both overall MSE values and the candidate negative-input MSE. Apply the strict final criterion.</w:t>
+        <w:t>________________________________________________________________</w:t>
       </w:r>
     </w:p>
     <w:p>
-      <w:pPr>
-        <w:pStyle w:val="Heading3"/>
-      </w:pPr>
-      <w:r>
-        <w:t>My reasoning and evidence</w:t>
+      <w:r>
+        <w:t>________________________________________________________________</w:t>
       </w:r>
     </w:p>
     <w:p>
@@ -457,23 +569,47 @@
       </w:r>
     </w:p>
     <w:p>
-      <w:r>
-        <w:t>________________________________________________________________</w:t>
+      <w:pPr>
+        <w:pStyle w:val="Heading1"/>
+      </w:pPr>
+      <w:r>
+        <w:t>06. W2 Compare with the baseline</w:t>
       </w:r>
     </w:p>
     <w:p>
       <w:r>
-        <w:t>________________________________________________________________</w:t>
+        <w:t>Compare with the baseline. Apply the supplied Capstone limitations and revision facts and keep your reasoning.</w:t>
       </w:r>
     </w:p>
     <w:p>
-      <w:r>
-        <w:t>________________________________________________________________</w:t>
+      <w:pPr>
+        <w:spacing w:line="336" w:lineRule="auto" w:after="180"/>
+      </w:pPr>
+      <w:r>
+        <w:rPr>
+          <w:b w:val="0"/>
+        </w:rPr>
+        <w:t>Compute both overall MSE values and the candidate negative-</w:t>
+      </w:r>
+      <w:r>
+        <w:rPr>
+          <w:b/>
+        </w:rPr>
+        <w:t>input</w:t>
+      </w:r>
+      <w:r>
+        <w:rPr>
+          <w:b w:val="0"/>
+        </w:rPr>
+        <w:t xml:space="preserve"> MSE. Apply the strict final criterion.</w:t>
       </w:r>
     </w:p>
     <w:p>
-      <w:r>
-        <w:t>________________________________________________________________</w:t>
+      <w:pPr>
+        <w:pStyle w:val="Heading3"/>
+      </w:pPr>
+      <w:r>
+        <w:t>My reasoning and evidence</w:t>
       </w:r>
     </w:p>
     <w:p>
@@ -482,24 +618,18 @@
       </w:r>
     </w:p>
     <w:p>
-      <w:pPr>
-        <w:pStyle w:val="Heading1"/>
-      </w:pPr>
-      <w:r>
-        <w:t>07. W3 Explain the architecture limit</w:t>
+      <w:r>
+        <w:t>________________________________________________________________</w:t>
       </w:r>
     </w:p>
     <w:p>
       <w:r>
-        <w:t>Why cannot extra training alone make this ReLU output negative? Name a proposed change and the evidence it would require.</w:t>
+        <w:t>________________________________________________________________</w:t>
       </w:r>
     </w:p>
     <w:p>
-      <w:pPr>
-        <w:pStyle w:val="Heading3"/>
-      </w:pPr>
-      <w:r>
-        <w:t>My reasoning and evidence</w:t>
+      <w:r>
+        <w:t>________________________________________________________________</w:t>
       </w:r>
     </w:p>
     <w:p>
@@ -513,44 +643,86 @@
       </w:r>
     </w:p>
     <w:p>
-      <w:r>
-        <w:t>________________________________________________________________</w:t>
+      <w:pPr>
+        <w:pStyle w:val="Heading1"/>
+      </w:pPr>
+      <w:r>
+        <w:t>07. W3 Explain the architecture limit</w:t>
       </w:r>
     </w:p>
     <w:p>
       <w:r>
-        <w:t>________________________________________________________________</w:t>
+        <w:t>Explain the architecture limit. Apply the supplied Capstone limitations and revision facts and keep your reasoning.</w:t>
       </w:r>
     </w:p>
     <w:p>
-      <w:r>
-        <w:t>________________________________________________________________</w:t>
+      <w:pPr>
+        <w:spacing w:line="336" w:lineRule="auto" w:after="180"/>
+      </w:pPr>
+      <w:r>
+        <w:rPr>
+          <w:b w:val="0"/>
+        </w:rPr>
+        <w:t xml:space="preserve">Why cannot extra </w:t>
+      </w:r>
+      <w:r>
+        <w:rPr>
+          <w:b/>
+        </w:rPr>
+        <w:t>training</w:t>
+      </w:r>
+      <w:r>
+        <w:rPr>
+          <w:b w:val="0"/>
+        </w:rPr>
+        <w:t xml:space="preserve"> alone make this ReLU </w:t>
+      </w:r>
+      <w:r>
+        <w:rPr>
+          <w:b/>
+        </w:rPr>
+        <w:t>output</w:t>
+      </w:r>
+      <w:r>
+        <w:rPr>
+          <w:b w:val="0"/>
+        </w:rPr>
+        <w:t xml:space="preserve"> negative? Name a proposed change and the </w:t>
+      </w:r>
+      <w:r>
+        <w:rPr>
+          <w:b/>
+        </w:rPr>
+        <w:t>evidence</w:t>
+      </w:r>
+      <w:r>
+        <w:rPr>
+          <w:b w:val="0"/>
+        </w:rPr>
+        <w:t xml:space="preserve"> it would require.</w:t>
       </w:r>
     </w:p>
     <w:p>
-      <w:r>
-        <w:t>________________________________________________________________</w:t>
+      <w:pPr>
+        <w:pStyle w:val="Heading3"/>
+      </w:pPr>
+      <w:r>
+        <w:t>My reasoning and evidence</w:t>
       </w:r>
     </w:p>
     <w:p>
-      <w:pPr>
-        <w:pStyle w:val="Heading1"/>
-      </w:pPr>
-      <w:r>
-        <w:t>08. W4 Evaluate new evidence independently</w:t>
+      <w:r>
+        <w:t>________________________________________________________________</w:t>
       </w:r>
     </w:p>
     <w:p>
       <w:r>
-        <w:t>A frozen ReLU candidate with a = 3 is compared with baseline a = 1 on final rows (2,6),(4,12),(-1,-3),(-2,-6). Compute both MSE values and candidate MSE on negative inputs. Write a bounded conclusion.</w:t>
+        <w:t>________________________________________________________________</w:t>
       </w:r>
     </w:p>
     <w:p>
-      <w:pPr>
-        <w:pStyle w:val="Heading3"/>
-      </w:pPr>
-      <w:r>
-        <w:t>My reasoning and evidence</w:t>
+      <w:r>
+        <w:t>________________________________________________________________</w:t>
       </w:r>
     </w:p>
     <w:p>
@@ -569,23 +741,47 @@
       </w:r>
     </w:p>
     <w:p>
-      <w:r>
-        <w:t>________________________________________________________________</w:t>
+      <w:pPr>
+        <w:pStyle w:val="Heading1"/>
+      </w:pPr>
+      <w:r>
+        <w:t>08. W4 Evaluate new evidence independently</w:t>
       </w:r>
     </w:p>
     <w:p>
       <w:r>
-        <w:t>________________________________________________________________</w:t>
+        <w:t>Attempt before feedback. If this repeats the selected independent case, reuse that first attempt; otherwise keep a separate record. Evaluate new evidence independently. Apply the supplied Capstone limitations and revision facts and keep your reasoning.</w:t>
       </w:r>
     </w:p>
     <w:p>
-      <w:r>
-        <w:t>________________________________________________________________</w:t>
+      <w:pPr>
+        <w:spacing w:line="336" w:lineRule="auto" w:after="180"/>
+      </w:pPr>
+      <w:r>
+        <w:rPr>
+          <w:b w:val="0"/>
+        </w:rPr>
+        <w:t xml:space="preserve">A frozen ReLU candidate with a = 3 is compared with baseline a = 1 on final rows (2,6),(4,12),(-1,-3),(-2,-6). Compute both MSE values and candidate MSE on negative </w:t>
+      </w:r>
+      <w:r>
+        <w:rPr>
+          <w:b/>
+        </w:rPr>
+        <w:t>input</w:t>
+      </w:r>
+      <w:r>
+        <w:rPr>
+          <w:b w:val="0"/>
+        </w:rPr>
+        <w:t>s. Write a bounded conclusion.</w:t>
       </w:r>
     </w:p>
     <w:p>
-      <w:r>
-        <w:t>________________________________________________________________</w:t>
+      <w:pPr>
+        <w:pStyle w:val="Heading3"/>
+      </w:pPr>
+      <w:r>
+        <w:t>My reasoning and evidence</w:t>
       </w:r>
     </w:p>
     <w:p>
@@ -594,24 +790,18 @@
       </w:r>
     </w:p>
     <w:p>
-      <w:pPr>
-        <w:pStyle w:val="Heading1"/>
-      </w:pPr>
-      <w:r>
-        <w:t>09. W5 Label a revision honestly</w:t>
+      <w:r>
+        <w:t>________________________________________________________________</w:t>
       </w:r>
     </w:p>
     <w:p>
       <w:r>
-        <w:t>After inspecting F1–F4, a student changes to prediction 2*x and reports “new final MSE 0”. Explain the accurate label and the next evaluation step.</w:t>
+        <w:t>________________________________________________________________</w:t>
       </w:r>
     </w:p>
     <w:p>
-      <w:pPr>
-        <w:pStyle w:val="Heading3"/>
-      </w:pPr>
-      <w:r>
-        <w:t>My reasoning and evidence</w:t>
+      <w:r>
+        <w:t>________________________________________________________________</w:t>
       </w:r>
     </w:p>
     <w:p>
@@ -635,34 +825,52 @@
       </w:r>
     </w:p>
     <w:p>
-      <w:r>
-        <w:t>________________________________________________________________</w:t>
+      <w:pPr>
+        <w:pStyle w:val="Heading1"/>
+      </w:pPr>
+      <w:r>
+        <w:t>09. W5 Label a revision honestly</w:t>
       </w:r>
     </w:p>
     <w:p>
       <w:r>
-        <w:t>________________________________________________________________</w:t>
+        <w:t>Label a revision honestly. Apply the supplied Capstone limitations and revision facts and keep your reasoning.</w:t>
       </w:r>
     </w:p>
     <w:p>
       <w:pPr>
-        <w:pStyle w:val="Heading1"/>
-      </w:pPr>
-      <w:r>
-        <w:t>10. Project checkpoint and reflection</w:t>
+        <w:spacing w:line="336" w:lineRule="auto" w:after="180"/>
+      </w:pPr>
+      <w:r>
+        <w:rPr>
+          <w:b w:val="0"/>
+        </w:rPr>
+        <w:t xml:space="preserve">After inspecting F1–F4, a student changes to </w:t>
+      </w:r>
+      <w:r>
+        <w:rPr>
+          <w:b/>
+        </w:rPr>
+        <w:t>prediction</w:t>
+      </w:r>
+      <w:r>
+        <w:rPr>
+          <w:b w:val="0"/>
+        </w:rPr>
+        <w:t xml:space="preserve"> 2*x and reports “new final MSE 0”. Explain the accurate label and the next evaluation step.</w:t>
       </w:r>
     </w:p>
     <w:p>
-      <w:r>
-        <w:t>For Image-pattern Network Investigation, use this week’s independent task as a rehearsal for the final evidence pack: A frozen ReLU candidate with a = 3 is compared with baseline a = 1 on final rows (2,6),(4,12),(-1,-3),(-2,-6). Compute both MSE values and candidate MSE on negative inputs. Write a bounded conclusion. Keep actual observations separate from expected results, preserve failures, compare a baseline and explain the limits.</w:t>
+      <w:pPr>
+        <w:pStyle w:val="Heading3"/>
+      </w:pPr>
+      <w:r>
+        <w:t>My reasoning and evidence</w:t>
       </w:r>
     </w:p>
     <w:p>
-      <w:pPr>
-        <w:pStyle w:val="Heading3"/>
-      </w:pPr>
-      <w:r>
-        <w:t>My project change, supporting evidence and remaining limit</w:t>
+      <w:r>
+        <w:t>________________________________________________________________</w:t>
       </w:r>
     </w:p>
     <w:p>
@@ -691,16 +899,125 @@
       </w:r>
     </w:p>
     <w:p>
-      <w:r>
-        <w:t>________________________________________________________________</w:t>
+      <w:pPr>
+        <w:pStyle w:val="Heading1"/>
+      </w:pPr>
+      <w:r>
+        <w:t>10. Project checkpoint and reflection</w:t>
       </w:r>
     </w:p>
     <w:p>
+      <w:r>
+        <w:t>Connect Capstone limitations and revision to Image-pattern Network Investigation, identify a limit and choose the next useful test.</w:t>
+      </w:r>
+    </w:p>
+    <w:p>
+      <w:pPr>
+        <w:spacing w:line="336" w:lineRule="auto" w:after="180"/>
+      </w:pPr>
+      <w:r>
+        <w:rPr>
+          <w:b w:val="0"/>
+        </w:rPr>
+        <w:t xml:space="preserve">For Image-pattern Network Investigation, use this week’s independent task as a rehearsal for the final </w:t>
+      </w:r>
+      <w:r>
+        <w:rPr>
+          <w:b/>
+        </w:rPr>
+        <w:t>evidence</w:t>
+      </w:r>
+      <w:r>
+        <w:rPr>
+          <w:b w:val="0"/>
+        </w:rPr>
+        <w:t xml:space="preserve"> pack: A frozen ReLU candidate with a = 3 is compared with baseline a = 1 on final rows (2,6),(4,12),(-1,-3),(-2,-6).</w:t>
+      </w:r>
+    </w:p>
+    <w:p>
+      <w:pPr>
+        <w:spacing w:line="336" w:lineRule="auto" w:after="180"/>
+      </w:pPr>
+      <w:r>
+        <w:rPr>
+          <w:b w:val="0"/>
+        </w:rPr>
+        <w:t xml:space="preserve">Compute both MSE values and candidate MSE on negative </w:t>
+      </w:r>
+      <w:r>
+        <w:rPr>
+          <w:b/>
+        </w:rPr>
+        <w:t>input</w:t>
+      </w:r>
+      <w:r>
+        <w:rPr>
+          <w:b w:val="0"/>
+        </w:rPr>
+        <w:t xml:space="preserve">s. Write a bounded conclusion. Keep actual </w:t>
+      </w:r>
+      <w:r>
+        <w:rPr>
+          <w:b/>
+        </w:rPr>
+        <w:t>observation</w:t>
+      </w:r>
+      <w:r>
+        <w:rPr>
+          <w:b w:val="0"/>
+        </w:rPr>
+        <w:t>s separate from expected results, preserve failures, compare a baseline and explain the limits.</w:t>
+      </w:r>
+    </w:p>
+    <w:p>
+      <w:pPr>
+        <w:pStyle w:val="Heading3"/>
+      </w:pPr>
+      <w:r>
+        <w:t>My project change, supporting evidence and remaining limit</w:t>
+      </w:r>
+    </w:p>
+    <w:p>
+      <w:r>
+        <w:t>________________________________________________________________</w:t>
+      </w:r>
+    </w:p>
+    <w:p>
+      <w:r>
+        <w:t>________________________________________________________________</w:t>
+      </w:r>
+    </w:p>
+    <w:p>
+      <w:r>
+        <w:t>________________________________________________________________</w:t>
+      </w:r>
+    </w:p>
+    <w:p>
+      <w:r>
+        <w:t>________________________________________________________________</w:t>
+      </w:r>
+    </w:p>
+    <w:p>
+      <w:r>
+        <w:t>________________________________________________________________</w:t>
+      </w:r>
+    </w:p>
+    <w:p>
+      <w:r>
+        <w:t>________________________________________________________________</w:t>
+      </w:r>
+    </w:p>
+    <w:p>
       <w:pPr>
         <w:pStyle w:val="Heading1"/>
       </w:pPr>
       <w:r>
         <w:t>11. Feedback, return check and learning record</w:t>
+      </w:r>
+    </w:p>
+    <w:p>
+      <w:r>
+        <w:t>Record the first repaired step and a different case to revisit after a delay.</w:t>
       </w:r>
     </w:p>
     <w:tbl>
@@ -840,7 +1157,13 @@
       </w:tr>
     </w:tbl>
     <w:p>
-      <w:r>
+      <w:pPr>
+        <w:spacing w:line="336" w:lineRule="auto" w:after="180"/>
+      </w:pPr>
+      <w:r>
+        <w:rPr>
+          <w:b w:val="0"/>
+        </w:rPr>
         <w:t>Revisit this idea with your teacher after a delay. Familiarity is different from explaining and using it on a changed case.</w:t>
       </w:r>
     </w:p>
@@ -854,11 +1177,28 @@
     </w:p>
     <w:p>
       <w:r>
-        <w:t>Revise a limited claim after a slice failure. A toy network works better on centred patterns than on shifted patterns, so the team narrows its initial claim.</w:t>
+        <w:t>Revise a limited claim after a slice failure. A toy network works better on centred patterns than on shifted patterns, so the team narrows its initial claim. Explain the labelled step before checking the changed condition.</w:t>
       </w:r>
     </w:p>
     <w:p>
-      <w:r>
+      <w:pPr>
+        <w:spacing w:line="336" w:lineRule="auto" w:after="180"/>
+      </w:pPr>
+      <w:r>
+        <w:rPr>
+          <w:b w:val="0"/>
+        </w:rPr>
+        <w:t>Revise a limited claim after a slice failure. A toy network works better on centred patterns than on shifted patterns, so the team narrows its initial claim.</w:t>
+      </w:r>
+    </w:p>
+    <w:p>
+      <w:pPr>
+        <w:spacing w:line="336" w:lineRule="auto" w:after="180"/>
+      </w:pPr>
+      <w:r>
+        <w:rPr>
+          <w:b w:val="0"/>
+        </w:rPr>
         <w:t>Centred slice: 7/8 correct. Shifted slice: 3/8 correct. The network and label rubric are frozen.</w:t>
       </w:r>
     </w:p>
@@ -935,8 +1275,39 @@
       </w:r>
     </w:p>
     <w:p>
-      <w:r>
-        <w:t>Calculate the slice rates and explain the claim revision. If the team trains on the shifted evaluation patterns, what kind of evidence does their rerun provide?</w:t>
+      <w:pPr>
+        <w:spacing w:line="336" w:lineRule="auto" w:after="180"/>
+        <w:shd w:fill="F5F1FB"/>
+      </w:pPr>
+      <w:r>
+        <w:rPr>
+          <w:b w:val="0"/>
+        </w:rPr>
+        <w:t xml:space="preserve">Calculate the slice rates and explain the claim </w:t>
+      </w:r>
+      <w:r>
+        <w:rPr>
+          <w:b/>
+        </w:rPr>
+        <w:t>revision</w:t>
+      </w:r>
+      <w:r>
+        <w:rPr>
+          <w:b w:val="0"/>
+        </w:rPr>
+        <w:t xml:space="preserve">. If the team trains on the shifted evaluation patterns, what kind of </w:t>
+      </w:r>
+      <w:r>
+        <w:rPr>
+          <w:b/>
+        </w:rPr>
+        <w:t>evidence</w:t>
+      </w:r>
+      <w:r>
+        <w:rPr>
+          <w:b w:val="0"/>
+        </w:rPr>
+        <w:t xml:space="preserve"> does their rerun provide?</w:t>
       </w:r>
     </w:p>
     <w:p>
@@ -978,35 +1349,114 @@
       </w:r>
     </w:p>
     <w:p>
-      <w:r>
-        <w:t>Support used: alone / hint / worked example. This record is practice evidence.</w:t>
+      <w:pPr>
+        <w:pStyle w:val="Heading3"/>
+      </w:pPr>
+      <w:r>
+        <w:t>Record the help used</w:t>
       </w:r>
     </w:p>
     <w:p>
-      <w:r>
-        <w:t>Project connection: For the Image-pattern Network Investigation, save the labelled trace and the changed-case explanation beside the experiment record. State exactly what this example supports before linking it to the wider capstone claim.</w:t>
+      <w:pPr>
+        <w:spacing w:line="336" w:lineRule="auto" w:after="180"/>
+        <w:shd w:fill="F1F6F8"/>
+      </w:pPr>
+      <w:r>
+        <w:rPr>
+          <w:b w:val="0"/>
+        </w:rPr>
+        <w:t xml:space="preserve">Support used: alone / hint / worked example. This record is practice </w:t>
+      </w:r>
+      <w:r>
+        <w:rPr>
+          <w:b/>
+        </w:rPr>
+        <w:t>evidence</w:t>
+      </w:r>
+      <w:r>
+        <w:rPr>
+          <w:b w:val="0"/>
+        </w:rPr>
+        <w:t>.</w:t>
       </w:r>
     </w:p>
     <w:p>
       <w:pPr>
-        <w:pStyle w:val="Heading1"/>
-      </w:pPr>
-      <w:r>
-        <w:t>13. Project portfolio milestone</w:t>
+        <w:spacing w:line="336" w:lineRule="auto" w:after="180"/>
+      </w:pPr>
+      <w:r>
+        <w:rPr>
+          <w:b w:val="0"/>
+        </w:rPr>
+        <w:t>Project connection: For the Image-pattern Network Investigation, save the labelled trace and the changed-case explanation beside the experiment record.</w:t>
       </w:r>
     </w:p>
     <w:p>
-      <w:r>
-        <w:t>Project: Image-pattern Network Investigation</w:t>
+      <w:pPr>
+        <w:spacing w:line="336" w:lineRule="auto" w:after="180"/>
+      </w:pPr>
+      <w:r>
+        <w:rPr>
+          <w:b w:val="0"/>
+        </w:rPr>
+        <w:t>State exactly what this example supports before linking it to the wider capstone claim.</w:t>
       </w:r>
     </w:p>
     <w:p>
-      <w:r>
-        <w:t>Current milestone: Present and defend. Demonstrate the system, explain one failure and justify the next improvement with evidence.</w:t>
+      <w:pPr>
+        <w:pStyle w:val="Heading1"/>
+      </w:pPr>
+      <w:r>
+        <w:t>13. Project portfolio milestone</w:t>
       </w:r>
     </w:p>
     <w:p>
       <w:r>
+        <w:t>Keep this week’s input, deciding step, result and limit together in the Image-pattern Network Investigation record.</w:t>
+      </w:r>
+    </w:p>
+    <w:p>
+      <w:pPr>
+        <w:spacing w:line="336" w:lineRule="auto" w:after="180"/>
+      </w:pPr>
+      <w:r>
+        <w:rPr>
+          <w:b w:val="0"/>
+        </w:rPr>
+        <w:t>Project: Image-pattern Network Investigation</w:t>
+      </w:r>
+    </w:p>
+    <w:p>
+      <w:pPr>
+        <w:spacing w:line="336" w:lineRule="auto" w:after="180"/>
+      </w:pPr>
+      <w:r>
+        <w:rPr>
+          <w:b w:val="0"/>
+        </w:rPr>
+        <w:t xml:space="preserve">Current milestone: Present and defend. Demonstrate the system, explain one failure and justify the next improvement with </w:t>
+      </w:r>
+      <w:r>
+        <w:rPr>
+          <w:b/>
+        </w:rPr>
+        <w:t>evidence</w:t>
+      </w:r>
+      <w:r>
+        <w:rPr>
+          <w:b w:val="0"/>
+        </w:rPr>
+        <w:t>.</w:t>
+      </w:r>
+    </w:p>
+    <w:p>
+      <w:pPr>
+        <w:spacing w:line="336" w:lineRule="auto" w:after="180"/>
+      </w:pPr>
+      <w:r>
+        <w:rPr>
+          <w:b w:val="0"/>
+        </w:rPr>
         <w:t>For the Image-pattern Network Investigation, save the labelled trace and the changed-case explanation beside the experiment record. State exactly what this example supports before linking it to the wider capstone claim.</w:t>
       </w:r>
     </w:p>
@@ -1169,53 +1619,110 @@
     </w:p>
     <w:p>
       <w:r>
-        <w:t>Use this supported practice once, in the browser or on paper. Keep the reserved independent assessment for a separate first attempt before teacher feedback.</w:t>
+        <w:t>Try the supported questions before comparing with hints and feedback. Record what you repaired and the evidence you retained.</w:t>
       </w:r>
     </w:p>
     <w:p>
-      <w:r>
-        <w:t>Revise a limited claim after a slice failure. A toy network works better on centred patterns than on shifted patterns, so the team narrows its initial claim.</w:t>
+      <w:pPr>
+        <w:spacing w:line="336" w:lineRule="auto" w:after="180"/>
+      </w:pPr>
+      <w:r>
+        <w:rPr>
+          <w:b w:val="0"/>
+        </w:rPr>
+        <w:t>Use this supported practice once, in the browser or on paper. Keep the reserved independent assessment for a separate first attempt before teacher feedback.</w:t>
       </w:r>
     </w:p>
     <w:p>
       <w:pPr>
-        <w:pStyle w:val="Heading3"/>
-      </w:pPr>
-      <w:r>
-        <w:t>Practice 1: explain the deciding evidence</w:t>
+        <w:spacing w:line="336" w:lineRule="auto" w:after="180"/>
+      </w:pPr>
+      <w:r>
+        <w:rPr>
+          <w:b w:val="0"/>
+        </w:rPr>
+        <w:t>Revise a limited claim after a slice failure. A toy network works better on centred patterns than on shifted patterns, so the team narrows its initial claim.</w:t>
       </w:r>
     </w:p>
     <w:p>
-      <w:r>
-        <w:t>Which labelled step matches this detail? Use separate shifted development patterns, then assess the frozen revision on reserved shifted cases.</w:t>
+      <w:pPr>
+        <w:pStyle w:val="Heading3"/>
+      </w:pPr>
+      <w:r>
+        <w:t>Practice 1: explain the deciding evidence</w:t>
       </w:r>
     </w:p>
     <w:p>
-      <w:r>
-        <w:t>1. Compute slice rates</w:t>
+      <w:pPr>
+        <w:spacing w:line="336" w:lineRule="auto" w:after="180"/>
+      </w:pPr>
+      <w:r>
+        <w:rPr>
+          <w:b w:val="0"/>
+        </w:rPr>
+        <w:t xml:space="preserve">Which labelled step matches this detail? Use separate shifted development patterns, then assess the frozen </w:t>
+      </w:r>
+      <w:r>
+        <w:rPr>
+          <w:b/>
+        </w:rPr>
+        <w:t>revision</w:t>
+      </w:r>
+      <w:r>
+        <w:rPr>
+          <w:b w:val="0"/>
+        </w:rPr>
+        <w:t xml:space="preserve"> on reserved shifted cases.</w:t>
       </w:r>
     </w:p>
     <w:p>
-      <w:r>
-        <w:t>2. Revise the claim</w:t>
+      <w:pPr>
+        <w:spacing w:line="336" w:lineRule="auto" w:after="180"/>
+        <w:shd w:fill="F4F9FC"/>
+      </w:pPr>
+      <w:r>
+        <w:rPr>
+          <w:b w:val="0"/>
+        </w:rPr>
+        <w:t>1. Compute slice rates</w:t>
       </w:r>
     </w:p>
     <w:p>
-      <w:r>
-        <w:t>3. Plan a fair revision</w:t>
+      <w:pPr>
+        <w:spacing w:line="336" w:lineRule="auto" w:after="180"/>
+        <w:shd w:fill="F4F9FC"/>
+      </w:pPr>
+      <w:r>
+        <w:rPr>
+          <w:b w:val="0"/>
+        </w:rPr>
+        <w:t>2. Revise the claim</w:t>
       </w:r>
     </w:p>
     <w:p>
       <w:pPr>
-        <w:pStyle w:val="Heading3"/>
-      </w:pPr>
-      <w:r>
-        <w:t>My selected conclusion, deciding fact and explanation</w:t>
+        <w:spacing w:line="336" w:lineRule="auto" w:after="180"/>
+        <w:shd w:fill="F4F9FC"/>
+      </w:pPr>
+      <w:r>
+        <w:rPr>
+          <w:b w:val="0"/>
+        </w:rPr>
+        <w:t xml:space="preserve">3. Plan a fair </w:t>
+      </w:r>
+      <w:r>
+        <w:rPr>
+          <w:b/>
+        </w:rPr>
+        <w:t>revision</w:t>
       </w:r>
     </w:p>
     <w:p>
-      <w:r>
-        <w:t>________________________________________________________________</w:t>
+      <w:pPr>
+        <w:pStyle w:val="Heading3"/>
+      </w:pPr>
+      <w:r>
+        <w:t>My selected conclusion, deciding fact and explanation</w:t>
       </w:r>
     </w:p>
     <w:p>
@@ -1240,40 +1747,127 @@
     </w:p>
     <w:p>
       <w:r>
-        <w:t>Hint if needed: Read the steps in the pictorial case. Match the supplied detail to the stage that performs or records it.</w:t>
+        <w:t>________________________________________________________________</w:t>
       </w:r>
     </w:p>
     <w:p>
-      <w:r>
-        <w:t>After your attempt, compare with the supported explanation: Plan a fair revision Use separate shifted development patterns, then assess the frozen revision on reserved shifted cases. A limitation guides a better next experiment. Training on a failed evaluation example may help development, but that exposed example cannot remain the untouched evidence for the revision.</w:t>
+      <w:pPr>
+        <w:pStyle w:val="Heading3"/>
+      </w:pPr>
+      <w:r>
+        <w:t>Hint · try first</w:t>
       </w:r>
     </w:p>
     <w:p>
       <w:pPr>
-        <w:pStyle w:val="Heading3"/>
-      </w:pPr>
-      <w:r>
-        <w:t>Practice 2: explain the deciding evidence</w:t>
+        <w:spacing w:line="336" w:lineRule="auto" w:after="180"/>
+        <w:shd w:fill="F1F6F8"/>
+      </w:pPr>
+      <w:r>
+        <w:rPr>
+          <w:b w:val="0"/>
+        </w:rPr>
+        <w:t>Hint if needed: Read the steps in the pictorial case. Match the supplied detail to the stage that performs or records it.</w:t>
       </w:r>
     </w:p>
     <w:p>
-      <w:r>
-        <w:t>Changed-case practice: Train the revision on all eight failed-slice evaluation patterns and rescore them. Which conclusion is supported by the supplied facts?</w:t>
+      <w:pPr>
+        <w:pStyle w:val="Heading3"/>
+      </w:pPr>
+      <w:r>
+        <w:t>Feedback · compare after trying</w:t>
       </w:r>
     </w:p>
     <w:p>
-      <w:r>
-        <w:t>1. We can decide the result without examining the changed input or the procedure.</w:t>
+      <w:pPr>
+        <w:spacing w:line="336" w:lineRule="auto" w:after="180"/>
+        <w:shd w:fill="F1F6FC"/>
+      </w:pPr>
+      <w:r>
+        <w:rPr>
+          <w:b w:val="0"/>
+        </w:rPr>
+        <w:t xml:space="preserve">After your attempt, compare with the supported explanation: Plan a fair </w:t>
+      </w:r>
+      <w:r>
+        <w:rPr>
+          <w:b/>
+        </w:rPr>
+        <w:t>revision</w:t>
+      </w:r>
+      <w:r>
+        <w:rPr>
+          <w:b w:val="0"/>
+        </w:rPr>
+        <w:t xml:space="preserve"> Use separate shifted development patterns, then assess the frozen </w:t>
+      </w:r>
+      <w:r>
+        <w:rPr>
+          <w:b/>
+        </w:rPr>
+        <w:t>revision</w:t>
+      </w:r>
+      <w:r>
+        <w:rPr>
+          <w:b w:val="0"/>
+        </w:rPr>
+        <w:t xml:space="preserve"> on reserved shifted cases.</w:t>
       </w:r>
     </w:p>
     <w:p>
-      <w:r>
-        <w:t>2. Treat the score as exposed-case development, not independent evidence of shift robustness.</w:t>
+      <w:pPr>
+        <w:spacing w:line="336" w:lineRule="auto" w:after="180"/>
+        <w:shd w:fill="F1F6FC"/>
+      </w:pPr>
+      <w:r>
+        <w:rPr>
+          <w:b w:val="0"/>
+        </w:rPr>
+        <w:t xml:space="preserve">A limitation guides a better next experiment. </w:t>
+      </w:r>
+      <w:r>
+        <w:rPr>
+          <w:b/>
+        </w:rPr>
+        <w:t>Training</w:t>
+      </w:r>
+      <w:r>
+        <w:rPr>
+          <w:b w:val="0"/>
+        </w:rPr>
+        <w:t xml:space="preserve"> on a failed evaluation example may help development, but that exposed example cannot remain the untouched </w:t>
+      </w:r>
+      <w:r>
+        <w:rPr>
+          <w:b/>
+        </w:rPr>
+        <w:t>evidence</w:t>
+      </w:r>
+      <w:r>
+        <w:rPr>
+          <w:b w:val="0"/>
+        </w:rPr>
+        <w:t xml:space="preserve"> for the </w:t>
+      </w:r>
+      <w:r>
+        <w:rPr>
+          <w:b/>
+        </w:rPr>
+        <w:t>revision</w:t>
+      </w:r>
+      <w:r>
+        <w:rPr>
+          <w:b w:val="0"/>
+        </w:rPr>
+        <w:t>.</w:t>
       </w:r>
     </w:p>
     <w:p>
-      <w:r>
-        <w:t>3. This one example guarantees correct results for every future input.</w:t>
+      <w:pPr>
+        <w:pStyle w:val="Heading3"/>
+      </w:pPr>
+      <w:r>
+        <w:t>Practice 2: explain the deciding evidence</w:t>
       </w:r>
     </w:p>
     <w:p>
@@ -1281,91 +1875,1171 @@
         <w:pStyle w:val="Heading3"/>
       </w:pPr>
       <w:r>
-        <w:t>My selected conclusion, deciding fact and explanation</w:t>
+        <w:t>Changed case · predict first</w:t>
       </w:r>
     </w:p>
     <w:p>
-      <w:r>
-        <w:t>________________________________________________________________</w:t>
+      <w:pPr>
+        <w:spacing w:line="336" w:lineRule="auto" w:after="180"/>
+        <w:shd w:fill="F5F1FB"/>
+      </w:pPr>
+      <w:r>
+        <w:rPr>
+          <w:b w:val="0"/>
+        </w:rPr>
+        <w:t xml:space="preserve">Changed-case practice: Train the </w:t>
+      </w:r>
+      <w:r>
+        <w:rPr>
+          <w:b/>
+        </w:rPr>
+        <w:t>revision</w:t>
+      </w:r>
+      <w:r>
+        <w:rPr>
+          <w:b w:val="0"/>
+        </w:rPr>
+        <w:t xml:space="preserve"> on all eight failed-slice evaluation patterns and rescore them. Which conclusion is supported by the supplied facts?</w:t>
       </w:r>
     </w:p>
     <w:p>
-      <w:r>
-        <w:t>________________________________________________________________</w:t>
+      <w:pPr>
+        <w:spacing w:line="336" w:lineRule="auto" w:after="180"/>
+        <w:shd w:fill="F4F9FC"/>
+      </w:pPr>
+      <w:r>
+        <w:rPr>
+          <w:b w:val="0"/>
+        </w:rPr>
+        <w:t xml:space="preserve">1. We can decide the result without examining the changed </w:t>
+      </w:r>
+      <w:r>
+        <w:rPr>
+          <w:b/>
+        </w:rPr>
+        <w:t>input</w:t>
+      </w:r>
+      <w:r>
+        <w:rPr>
+          <w:b w:val="0"/>
+        </w:rPr>
+        <w:t xml:space="preserve"> or the procedure.</w:t>
       </w:r>
     </w:p>
     <w:p>
-      <w:r>
-        <w:t>________________________________________________________________</w:t>
+      <w:pPr>
+        <w:spacing w:line="336" w:lineRule="auto" w:after="180"/>
+        <w:shd w:fill="F4F9FC"/>
+      </w:pPr>
+      <w:r>
+        <w:rPr>
+          <w:b w:val="0"/>
+        </w:rPr>
+        <w:t xml:space="preserve">2. Treat the score as exposed-case development, not independent </w:t>
+      </w:r>
+      <w:r>
+        <w:rPr>
+          <w:b/>
+        </w:rPr>
+        <w:t>evidence</w:t>
+      </w:r>
+      <w:r>
+        <w:rPr>
+          <w:b w:val="0"/>
+        </w:rPr>
+        <w:t xml:space="preserve"> of shift robustness.</w:t>
       </w:r>
     </w:p>
     <w:p>
-      <w:r>
-        <w:t>________________________________________________________________</w:t>
+      <w:pPr>
+        <w:spacing w:line="336" w:lineRule="auto" w:after="180"/>
+        <w:shd w:fill="F4F9FC"/>
+      </w:pPr>
+      <w:r>
+        <w:rPr>
+          <w:b w:val="0"/>
+        </w:rPr>
+        <w:t xml:space="preserve">3. This one example guarantees correct results for every future </w:t>
+      </w:r>
+      <w:r>
+        <w:rPr>
+          <w:b/>
+        </w:rPr>
+        <w:t>input</w:t>
+      </w:r>
+      <w:r>
+        <w:rPr>
+          <w:b w:val="0"/>
+        </w:rPr>
+        <w:t>.</w:t>
       </w:r>
     </w:p>
     <w:p>
-      <w:r>
-        <w:t>________________________________________________________________</w:t>
+      <w:pPr>
+        <w:pStyle w:val="Heading3"/>
+      </w:pPr>
+      <w:r>
+        <w:t>My selected conclusion, deciding fact and explanation</w:t>
       </w:r>
     </w:p>
     <w:p>
       <w:r>
-        <w:t>Hint if needed: Use the changed condition and the deciding step in the pictorial trace. The answer must say what follows from those facts.</w:t>
+        <w:t>________________________________________________________________</w:t>
       </w:r>
     </w:p>
     <w:p>
       <w:r>
-        <w:t>After your attempt, compare with the supported explanation: Treat the score as exposed-case development, not independent evidence of shift robustness. The evaluation records now influenced learning and model selection.</w:t>
+        <w:t>________________________________________________________________</w:t>
       </w:r>
     </w:p>
     <w:p>
-      <w:pPr>
-        <w:pStyle w:val="Heading3"/>
-      </w:pPr>
-      <w:r>
-        <w:t>Repair a missing building block</w:t>
+      <w:r>
+        <w:t>________________________________________________________________</w:t>
       </w:r>
     </w:p>
     <w:p>
       <w:r>
-        <w:t>Review Capstone controlled experiments (ai-5/34). Goal: Trace matched two-update learning-rate experiments. Short practice: Compute the two correct counts and identify the changed case. Why would changing B’s training data weaken the conclusion about its added connection?. Return to this week and explain what you changed.</w:t>
+        <w:t>________________________________________________________________</w:t>
       </w:r>
     </w:p>
     <w:p>
       <w:r>
-        <w:t>Review Documenting a network experiment (ai-5/32). Goal: Record a network experiment with enough detail to replay its calculations. Short practice: What additional evidence is needed for a final performance claim? Point to the relevant step in the picture, then write the changed result and the rule or evidence that supports it.. Return to this week and explain what you changed.</w:t>
+        <w:t>________________________________________________________________</w:t>
       </w:r>
     </w:p>
     <w:p>
-      <w:r>
-        <w:t>Review Uncertainty and failure analysis (ai-5/29). Goal: Distinguish a predicted class, confidence score and observed correctness. Short practice: What is C’s positive-class probability and chosen-label confidence? Point to the relevant step in the picture, then write the changed result and the rule or evidence that supports it.. Return to this week and explain what you changed.</w:t>
+      <w:pPr>
+        <w:pStyle w:val="Heading3"/>
+      </w:pPr>
+      <w:r>
+        <w:t>Hint · try first</w:t>
       </w:r>
     </w:p>
     <w:p>
       <w:pPr>
-        <w:pStyle w:val="Heading3"/>
-      </w:pPr>
-      <w:r>
-        <w:t>Keep your completed work</w:t>
+        <w:spacing w:line="336" w:lineRule="auto" w:after="180"/>
+        <w:shd w:fill="F1F6F8"/>
+      </w:pPr>
+      <w:r>
+        <w:rPr>
+          <w:b w:val="0"/>
+        </w:rPr>
+        <w:t>Hint if needed: Use the changed condition and the deciding step in the pictorial trace. The answer must say what follows from those facts.</w:t>
       </w:r>
     </w:p>
     <w:p>
-      <w:r>
-        <w:t>Use Download completed work in the hosted lesson to export your answers, reflections, practice feedback and code-run evidence. Open the HTML copy to read or print it. Drafts stay in this browser when storage is available; clear drafts on a shared device.</w:t>
+      <w:pPr>
+        <w:pStyle w:val="Heading3"/>
+      </w:pPr>
+      <w:r>
+        <w:t>Feedback · compare after trying</w:t>
       </w:r>
     </w:p>
     <w:p>
       <w:pPr>
-        <w:pStyle w:val="Heading3"/>
-      </w:pPr>
-      <w:r>
-        <w:t>What I repaired, the evidence I kept and the next test</w:t>
+        <w:spacing w:line="336" w:lineRule="auto" w:after="180"/>
+        <w:shd w:fill="F1F6FC"/>
+      </w:pPr>
+      <w:r>
+        <w:rPr>
+          <w:b w:val="0"/>
+        </w:rPr>
+        <w:t xml:space="preserve">After your attempt, compare with the supported explanation: Treat the score as exposed-case development, not independent </w:t>
+      </w:r>
+      <w:r>
+        <w:rPr>
+          <w:b/>
+        </w:rPr>
+        <w:t>evidence</w:t>
+      </w:r>
+      <w:r>
+        <w:rPr>
+          <w:b w:val="0"/>
+        </w:rPr>
+        <w:t xml:space="preserve"> of shift robustness. The evaluation records now influenced learning and model selection.</w:t>
       </w:r>
     </w:p>
     <w:p>
+      <w:pPr>
+        <w:pStyle w:val="Heading3"/>
+      </w:pPr>
+      <w:r>
+        <w:t>Repair a missing building block</w:t>
+      </w:r>
+    </w:p>
+    <w:p>
+      <w:pPr>
+        <w:spacing w:line="336" w:lineRule="auto" w:after="180"/>
+      </w:pPr>
+      <w:r>
+        <w:rPr>
+          <w:b w:val="0"/>
+        </w:rPr>
+        <w:t>Review Capstone controlled experiments (ai-5/34). Goal: Trace matched two-update learning-rate experiments. Short practice: Compute the two correct counts and identify the changed case.</w:t>
+      </w:r>
+    </w:p>
+    <w:p>
+      <w:pPr>
+        <w:spacing w:line="336" w:lineRule="auto" w:after="180"/>
+      </w:pPr>
+      <w:r>
+        <w:rPr>
+          <w:b w:val="0"/>
+        </w:rPr>
+        <w:t xml:space="preserve">Why would changing B’s </w:t>
+      </w:r>
+      <w:r>
+        <w:rPr>
+          <w:b/>
+        </w:rPr>
+        <w:t>training</w:t>
+      </w:r>
+      <w:r>
+        <w:rPr>
+          <w:b w:val="0"/>
+        </w:rPr>
+        <w:t xml:space="preserve"> data weaken the conclusion about its added connection?. Return to this week and explain what you changed.</w:t>
+      </w:r>
+    </w:p>
+    <w:p>
+      <w:pPr>
+        <w:spacing w:line="336" w:lineRule="auto" w:after="180"/>
+      </w:pPr>
+      <w:r>
+        <w:rPr>
+          <w:b w:val="0"/>
+        </w:rPr>
+        <w:t xml:space="preserve">Review Documenting a network experiment (ai-5/32). Goal: Record a network experiment with enough detail to replay its calculations. Short practice: What additional </w:t>
+      </w:r>
+      <w:r>
+        <w:rPr>
+          <w:b/>
+        </w:rPr>
+        <w:t>evidence</w:t>
+      </w:r>
+      <w:r>
+        <w:rPr>
+          <w:b w:val="0"/>
+        </w:rPr>
+        <w:t xml:space="preserve"> is needed for a final performance claim?</w:t>
+      </w:r>
+    </w:p>
+    <w:p>
+      <w:pPr>
+        <w:spacing w:line="336" w:lineRule="auto" w:after="180"/>
+      </w:pPr>
+      <w:r>
+        <w:rPr>
+          <w:b w:val="0"/>
+        </w:rPr>
+        <w:t xml:space="preserve">Point to the relevant step in the picture, then write the changed result and the rule or </w:t>
+      </w:r>
+      <w:r>
+        <w:rPr>
+          <w:b/>
+        </w:rPr>
+        <w:t>evidence</w:t>
+      </w:r>
+      <w:r>
+        <w:rPr>
+          <w:b w:val="0"/>
+        </w:rPr>
+        <w:t xml:space="preserve"> that supports it.. Return to this week and explain what you changed.</w:t>
+      </w:r>
+    </w:p>
+    <w:p>
+      <w:pPr>
+        <w:spacing w:line="336" w:lineRule="auto" w:after="180"/>
+      </w:pPr>
+      <w:r>
+        <w:rPr>
+          <w:b w:val="0"/>
+        </w:rPr>
+        <w:t>Review Uncertainty and failure analysis (ai-5/29). Goal: Distinguish a predicted class, confidence score and observed correctness. Short practice: What is C’s positive-class probability and chosen-label confidence?</w:t>
+      </w:r>
+    </w:p>
+    <w:p>
+      <w:pPr>
+        <w:spacing w:line="336" w:lineRule="auto" w:after="180"/>
+      </w:pPr>
+      <w:r>
+        <w:rPr>
+          <w:b w:val="0"/>
+        </w:rPr>
+        <w:t xml:space="preserve">Point to the relevant step in the picture, then write the changed result and the rule or </w:t>
+      </w:r>
+      <w:r>
+        <w:rPr>
+          <w:b/>
+        </w:rPr>
+        <w:t>evidence</w:t>
+      </w:r>
+      <w:r>
+        <w:rPr>
+          <w:b w:val="0"/>
+        </w:rPr>
+        <w:t xml:space="preserve"> that supports it.. Return to this week and explain what you changed.</w:t>
+      </w:r>
+    </w:p>
+    <w:p>
+      <w:pPr>
+        <w:pStyle w:val="Heading3"/>
+      </w:pPr>
+      <w:r>
+        <w:t>Keep your completed work</w:t>
+      </w:r>
+    </w:p>
+    <w:p>
+      <w:pPr>
+        <w:spacing w:line="336" w:lineRule="auto" w:after="180"/>
+      </w:pPr>
+      <w:r>
+        <w:rPr>
+          <w:b w:val="0"/>
+        </w:rPr>
+        <w:t xml:space="preserve">Use Download completed work in the hosted lesson to export your answers, reflections, practice feedback and code-run </w:t>
+      </w:r>
+      <w:r>
+        <w:rPr>
+          <w:b/>
+        </w:rPr>
+        <w:t>evidence</w:t>
+      </w:r>
+      <w:r>
+        <w:rPr>
+          <w:b w:val="0"/>
+        </w:rPr>
+        <w:t>. Open the HTML copy to read or print it.</w:t>
+      </w:r>
+    </w:p>
+    <w:p>
+      <w:pPr>
+        <w:spacing w:line="336" w:lineRule="auto" w:after="180"/>
+      </w:pPr>
+      <w:r>
+        <w:rPr>
+          <w:b w:val="0"/>
+        </w:rPr>
+        <w:t>Drafts stay in this browser when storage is available; clear drafts on a shared device.</w:t>
+      </w:r>
+    </w:p>
+    <w:p>
+      <w:pPr>
+        <w:pStyle w:val="Heading3"/>
+      </w:pPr>
+      <w:r>
+        <w:t>What I repaired, the evidence I kept and the next test</w:t>
+      </w:r>
+    </w:p>
+    <w:p>
       <w:r>
         <w:t>________________________________________________________________</w:t>
+      </w:r>
+    </w:p>
+    <w:p>
+      <w:r>
+        <w:t>________________________________________________________________</w:t>
+      </w:r>
+    </w:p>
+    <w:p>
+      <w:r>
+        <w:t>________________________________________________________________</w:t>
+      </w:r>
+    </w:p>
+    <w:p>
+      <w:r>
+        <w:t>________________________________________________________________</w:t>
+      </w:r>
+    </w:p>
+    <w:p>
+      <w:r>
+        <w:t>________________________________________________________________</w:t>
+      </w:r>
+    </w:p>
+    <w:p>
+      <w:pPr>
+        <w:pStyle w:val="Heading1"/>
+      </w:pPr>
+      <w:r>
+        <w:t>15. Visual concept journey</w:t>
+      </w:r>
+    </w:p>
+    <w:p>
+      <w:r>
+        <w:t>Explain each Capstone limitations and revision picture from its labels, then record a relevant limit.</w:t>
+      </w:r>
+    </w:p>
+    <w:p>
+      <w:pPr>
+        <w:pStyle w:val="Heading3"/>
+      </w:pPr>
+      <w:r>
+        <w:t>01. Capstone limitations and revision: the case</w:t>
+      </w:r>
+    </w:p>
+    <w:p>
+      <w:r>
+        <w:drawing>
+          <wp:inline xmlns:a="http://schemas.openxmlformats.org/drawingml/2006/main" xmlns:pic="http://schemas.openxmlformats.org/drawingml/2006/picture">
+            <wp:extent cx="5486400" cy="2834640"/>
+            <wp:docPr id="3" name="Picture 3" descr="Revise a limited claim after a slice failure. A toy network works better on centred patterns than on shifted patterns, so the team narrows its initial claim. Supplied facts: Centred slice: 7/8 correct. Shifted slice: 3/8 correct. The network and label rubric are frozen."/>
+            <wp:cNvGraphicFramePr>
+              <a:graphicFrameLocks noChangeAspect="1"/>
+            </wp:cNvGraphicFramePr>
+            <a:graphic>
+              <a:graphicData uri="http://schemas.openxmlformats.org/drawingml/2006/picture">
+                <pic:pic>
+                  <pic:nvPicPr>
+                    <pic:cNvPr id="0" name="academy-story-ai-5-35-01.png"/>
+                    <pic:cNvPicPr/>
+                  </pic:nvPicPr>
+                  <pic:blipFill>
+                    <a:blip r:embed="rId11"/>
+                    <a:stretch>
+                      <a:fillRect/>
+                    </a:stretch>
+                  </pic:blipFill>
+                  <pic:spPr>
+                    <a:xfrm>
+                      <a:off x="0" y="0"/>
+                      <a:ext cx="5486400" cy="2834640"/>
+                    </a:xfrm>
+                    <a:prstGeom prst="rect"/>
+                  </pic:spPr>
+                </pic:pic>
+              </a:graphicData>
+            </a:graphic>
+          </wp:inline>
+        </w:drawing>
+      </w:r>
+    </w:p>
+    <w:p>
+      <w:pPr>
+        <w:spacing w:line="336" w:lineRule="auto" w:after="180"/>
+      </w:pPr>
+      <w:r>
+        <w:rPr>
+          <w:b w:val="0"/>
+        </w:rPr>
+        <w:t>Revise a limited claim after a slice failure. A toy network works better on centred patterns than on shifted patterns, so the team narrows its initial claim. Supplied facts: Centred slice: 7/8 correct.</w:t>
+      </w:r>
+    </w:p>
+    <w:p>
+      <w:pPr>
+        <w:spacing w:line="336" w:lineRule="auto" w:after="180"/>
+      </w:pPr>
+      <w:r>
+        <w:rPr>
+          <w:b w:val="0"/>
+        </w:rPr>
+        <w:t>Shifted slice: 3/8 correct. The network and label rubric are frozen.</w:t>
+      </w:r>
+    </w:p>
+    <w:p>
+      <w:pPr>
+        <w:spacing w:line="336" w:lineRule="auto" w:after="180"/>
+        <w:shd w:fill="F5F1FB"/>
+      </w:pPr>
+      <w:r>
+        <w:rPr>
+          <w:b w:val="0"/>
+        </w:rPr>
+        <w:t>Point to the given fact that matters most. Explain why it matters.</w:t>
+      </w:r>
+    </w:p>
+    <w:p>
+      <w:pPr>
+        <w:pStyle w:val="Heading3"/>
+      </w:pPr>
+      <w:r>
+        <w:t>My picture explanation, deciding evidence and one limit</w:t>
+      </w:r>
+    </w:p>
+    <w:p>
+      <w:r>
+        <w:t>________________________________________________________________</w:t>
+      </w:r>
+    </w:p>
+    <w:p>
+      <w:r>
+        <w:t>________________________________________________________________</w:t>
+      </w:r>
+    </w:p>
+    <w:p>
+      <w:r>
+        <w:t>________________________________________________________________</w:t>
+      </w:r>
+    </w:p>
+    <w:p>
+      <w:r>
+        <w:t>________________________________________________________________</w:t>
+      </w:r>
+    </w:p>
+    <w:p>
+      <w:pPr>
+        <w:pStyle w:val="Heading3"/>
+      </w:pPr>
+      <w:r>
+        <w:t>02. Follow the deciding steps</w:t>
+      </w:r>
+    </w:p>
+    <w:p>
+      <w:r>
+        <w:drawing>
+          <wp:inline xmlns:a="http://schemas.openxmlformats.org/drawingml/2006/main" xmlns:pic="http://schemas.openxmlformats.org/drawingml/2006/picture">
+            <wp:extent cx="5486400" cy="3337560"/>
+            <wp:docPr id="4" name="Picture 4" descr="Compute slice rates: Centred is 87.5%; shifted is 37.5%. → Revise the claim: Do not describe the network as shift-robust on this evidence. → Plan a fair revision: Use separate shifted development patterns, then assess the frozen revision on reserved shifted cases."/>
+            <wp:cNvGraphicFramePr>
+              <a:graphicFrameLocks noChangeAspect="1"/>
+            </wp:cNvGraphicFramePr>
+            <a:graphic>
+              <a:graphicData uri="http://schemas.openxmlformats.org/drawingml/2006/picture">
+                <pic:pic>
+                  <pic:nvPicPr>
+                    <pic:cNvPr id="0" name="academy-story-ai-5-35-02.png"/>
+                    <pic:cNvPicPr/>
+                  </pic:nvPicPr>
+                  <pic:blipFill>
+                    <a:blip r:embed="rId12"/>
+                    <a:stretch>
+                      <a:fillRect/>
+                    </a:stretch>
+                  </pic:blipFill>
+                  <pic:spPr>
+                    <a:xfrm>
+                      <a:off x="0" y="0"/>
+                      <a:ext cx="5486400" cy="3337560"/>
+                    </a:xfrm>
+                    <a:prstGeom prst="rect"/>
+                  </pic:spPr>
+                </pic:pic>
+              </a:graphicData>
+            </a:graphic>
+          </wp:inline>
+        </w:drawing>
+      </w:r>
+    </w:p>
+    <w:p>
+      <w:pPr>
+        <w:spacing w:line="336" w:lineRule="auto" w:after="180"/>
+      </w:pPr>
+      <w:r>
+        <w:rPr>
+          <w:b w:val="0"/>
+        </w:rPr>
+        <w:t xml:space="preserve">Compute slice rates: Centred is 87.5%; shifted is 37.5%. → Revise the claim: Do not describe the network as shift-robust on this </w:t>
+      </w:r>
+      <w:r>
+        <w:rPr>
+          <w:b/>
+        </w:rPr>
+        <w:t>evidence</w:t>
+      </w:r>
+      <w:r>
+        <w:rPr>
+          <w:b w:val="0"/>
+        </w:rPr>
+        <w:t xml:space="preserve">. → Plan a fair </w:t>
+      </w:r>
+      <w:r>
+        <w:rPr>
+          <w:b/>
+        </w:rPr>
+        <w:t>revision</w:t>
+      </w:r>
+      <w:r>
+        <w:rPr>
+          <w:b w:val="0"/>
+        </w:rPr>
+        <w:t xml:space="preserve">: Use separate shifted development patterns, then assess the frozen </w:t>
+      </w:r>
+      <w:r>
+        <w:rPr>
+          <w:b/>
+        </w:rPr>
+        <w:t>revision</w:t>
+      </w:r>
+      <w:r>
+        <w:rPr>
+          <w:b w:val="0"/>
+        </w:rPr>
+        <w:t xml:space="preserve"> on reserved shifted cases.</w:t>
+      </w:r>
+    </w:p>
+    <w:p>
+      <w:pPr>
+        <w:spacing w:line="336" w:lineRule="auto" w:after="180"/>
+        <w:shd w:fill="F5F1FB"/>
+      </w:pPr>
+      <w:r>
+        <w:rPr>
+          <w:b w:val="0"/>
+        </w:rPr>
+        <w:t xml:space="preserve">Point to each numbered stage and explain which recorded </w:t>
+      </w:r>
+      <w:r>
+        <w:rPr>
+          <w:b/>
+        </w:rPr>
+        <w:t>input</w:t>
+      </w:r>
+      <w:r>
+        <w:rPr>
+          <w:b w:val="0"/>
+        </w:rPr>
+        <w:t xml:space="preserve"> it uses.</w:t>
+      </w:r>
+    </w:p>
+    <w:p>
+      <w:pPr>
+        <w:pStyle w:val="Heading3"/>
+      </w:pPr>
+      <w:r>
+        <w:t>My picture explanation, deciding evidence and one limit</w:t>
+      </w:r>
+    </w:p>
+    <w:p>
+      <w:r>
+        <w:t>________________________________________________________________</w:t>
+      </w:r>
+    </w:p>
+    <w:p>
+      <w:r>
+        <w:t>________________________________________________________________</w:t>
+      </w:r>
+    </w:p>
+    <w:p>
+      <w:r>
+        <w:t>________________________________________________________________</w:t>
+      </w:r>
+    </w:p>
+    <w:p>
+      <w:r>
+        <w:t>________________________________________________________________</w:t>
+      </w:r>
+    </w:p>
+    <w:p>
+      <w:pPr>
+        <w:pStyle w:val="Heading3"/>
+      </w:pPr>
+      <w:r>
+        <w:t>03. Toy network condition slices</w:t>
+      </w:r>
+    </w:p>
+    <w:p>
+      <w:r>
+        <w:drawing>
+          <wp:inline xmlns:a="http://schemas.openxmlformats.org/drawingml/2006/main" xmlns:pic="http://schemas.openxmlformats.org/drawingml/2006/picture">
+            <wp:extent cx="5486400" cy="2834640"/>
+            <wp:docPr id="5" name="Picture 5" descr="Toy network condition slices. Units: correct cases out of 8 per condition. Centred: 7. Shifted: 3."/>
+            <wp:cNvGraphicFramePr>
+              <a:graphicFrameLocks noChangeAspect="1"/>
+            </wp:cNvGraphicFramePr>
+            <a:graphic>
+              <a:graphicData uri="http://schemas.openxmlformats.org/drawingml/2006/picture">
+                <pic:pic>
+                  <pic:nvPicPr>
+                    <pic:cNvPr id="0" name="academy-story-ai-5-35-03.png"/>
+                    <pic:cNvPicPr/>
+                  </pic:nvPicPr>
+                  <pic:blipFill>
+                    <a:blip r:embed="rId13"/>
+                    <a:stretch>
+                      <a:fillRect/>
+                    </a:stretch>
+                  </pic:blipFill>
+                  <pic:spPr>
+                    <a:xfrm>
+                      <a:off x="0" y="0"/>
+                      <a:ext cx="5486400" cy="2834640"/>
+                    </a:xfrm>
+                    <a:prstGeom prst="rect"/>
+                  </pic:spPr>
+                </pic:pic>
+              </a:graphicData>
+            </a:graphic>
+          </wp:inline>
+        </w:drawing>
+      </w:r>
+    </w:p>
+    <w:p>
+      <w:pPr>
+        <w:spacing w:line="336" w:lineRule="auto" w:after="180"/>
+      </w:pPr>
+      <w:r>
+        <w:rPr>
+          <w:b w:val="0"/>
+        </w:rPr>
+        <w:t>Toy network condition slices. Units: correct cases out of 8 per condition. Centred: 7. Shifted: 3.</w:t>
+      </w:r>
+    </w:p>
+    <w:p>
+      <w:pPr>
+        <w:spacing w:line="336" w:lineRule="auto" w:after="180"/>
+        <w:shd w:fill="F5F1FB"/>
+      </w:pPr>
+      <w:r>
+        <w:rPr>
+          <w:b w:val="0"/>
+        </w:rPr>
+        <w:t>Read the labels and values. Explain the relationship the model shows.</w:t>
+      </w:r>
+    </w:p>
+    <w:p>
+      <w:pPr>
+        <w:pStyle w:val="Heading3"/>
+      </w:pPr>
+      <w:r>
+        <w:t>My picture explanation, deciding evidence and one limit</w:t>
+      </w:r>
+    </w:p>
+    <w:p>
+      <w:r>
+        <w:t>________________________________________________________________</w:t>
+      </w:r>
+    </w:p>
+    <w:p>
+      <w:r>
+        <w:t>________________________________________________________________</w:t>
+      </w:r>
+    </w:p>
+    <w:p>
+      <w:r>
+        <w:t>________________________________________________________________</w:t>
+      </w:r>
+    </w:p>
+    <w:p>
+      <w:r>
+        <w:t>________________________________________________________________</w:t>
+      </w:r>
+    </w:p>
+    <w:p>
+      <w:pPr>
+        <w:pStyle w:val="Heading3"/>
+      </w:pPr>
+      <w:r>
+        <w:t>04. Change one thing. Trace what follows.</w:t>
+      </w:r>
+    </w:p>
+    <w:p>
+      <w:r>
+        <w:drawing>
+          <wp:inline xmlns:a="http://schemas.openxmlformats.org/drawingml/2006/main" xmlns:pic="http://schemas.openxmlformats.org/drawingml/2006/picture">
+            <wp:extent cx="5486400" cy="3041904"/>
+            <wp:docPr id="6" name="Picture 6" descr="Original case: Use separate shifted development patterns, then assess the frozen revision on reserved shifted cases. Changed condition: Train the revision on all eight failed-slice evaluation patterns and rescore them. Expected result: Treat the score as exposed-case development, not independent evidence of shift robustness. Reason: The evaluation records now influenced learning and model selection."/>
+            <wp:cNvGraphicFramePr>
+              <a:graphicFrameLocks noChangeAspect="1"/>
+            </wp:cNvGraphicFramePr>
+            <a:graphic>
+              <a:graphicData uri="http://schemas.openxmlformats.org/drawingml/2006/picture">
+                <pic:pic>
+                  <pic:nvPicPr>
+                    <pic:cNvPr id="0" name="academy-story-ai-5-35-04.png"/>
+                    <pic:cNvPicPr/>
+                  </pic:nvPicPr>
+                  <pic:blipFill>
+                    <a:blip r:embed="rId14"/>
+                    <a:stretch>
+                      <a:fillRect/>
+                    </a:stretch>
+                  </pic:blipFill>
+                  <pic:spPr>
+                    <a:xfrm>
+                      <a:off x="0" y="0"/>
+                      <a:ext cx="5486400" cy="3041904"/>
+                    </a:xfrm>
+                    <a:prstGeom prst="rect"/>
+                  </pic:spPr>
+                </pic:pic>
+              </a:graphicData>
+            </a:graphic>
+          </wp:inline>
+        </w:drawing>
+      </w:r>
+    </w:p>
+    <w:p>
+      <w:pPr>
+        <w:spacing w:line="336" w:lineRule="auto" w:after="180"/>
+      </w:pPr>
+      <w:r>
+        <w:rPr>
+          <w:b w:val="0"/>
+        </w:rPr>
+        <w:t xml:space="preserve">Original case: Use separate shifted development patterns, then assess the frozen </w:t>
+      </w:r>
+      <w:r>
+        <w:rPr>
+          <w:b/>
+        </w:rPr>
+        <w:t>revision</w:t>
+      </w:r>
+      <w:r>
+        <w:rPr>
+          <w:b w:val="0"/>
+        </w:rPr>
+        <w:t xml:space="preserve"> on reserved shifted cases. Changed condition: Train the </w:t>
+      </w:r>
+      <w:r>
+        <w:rPr>
+          <w:b/>
+        </w:rPr>
+        <w:t>revision</w:t>
+      </w:r>
+      <w:r>
+        <w:rPr>
+          <w:b w:val="0"/>
+        </w:rPr>
+        <w:t xml:space="preserve"> on all eight failed-slice evaluation patterns and rescore them.</w:t>
+      </w:r>
+    </w:p>
+    <w:p>
+      <w:pPr>
+        <w:spacing w:line="336" w:lineRule="auto" w:after="180"/>
+      </w:pPr>
+      <w:r>
+        <w:rPr>
+          <w:b w:val="0"/>
+        </w:rPr>
+        <w:t xml:space="preserve">Expected result: Treat the score as exposed-case development, not independent </w:t>
+      </w:r>
+      <w:r>
+        <w:rPr>
+          <w:b/>
+        </w:rPr>
+        <w:t>evidence</w:t>
+      </w:r>
+      <w:r>
+        <w:rPr>
+          <w:b w:val="0"/>
+        </w:rPr>
+        <w:t xml:space="preserve"> of shift robustness. Reason: The evaluation records now influenced learning and model selection.</w:t>
+      </w:r>
+    </w:p>
+    <w:p>
+      <w:pPr>
+        <w:spacing w:line="336" w:lineRule="auto" w:after="180"/>
+        <w:shd w:fill="F5F1FB"/>
+      </w:pPr>
+      <w:r>
+        <w:rPr>
+          <w:b w:val="0"/>
+        </w:rPr>
+        <w:t>Predict before checking the worked changed-case result. Name what changed and what the supplied facts allow you to conclude.</w:t>
+      </w:r>
+    </w:p>
+    <w:p>
+      <w:pPr>
+        <w:pStyle w:val="Heading3"/>
+      </w:pPr>
+      <w:r>
+        <w:t>My picture explanation, deciding evidence and one limit</w:t>
+      </w:r>
+    </w:p>
+    <w:p>
+      <w:r>
+        <w:t>________________________________________________________________</w:t>
+      </w:r>
+    </w:p>
+    <w:p>
+      <w:r>
+        <w:t>________________________________________________________________</w:t>
+      </w:r>
+    </w:p>
+    <w:p>
+      <w:r>
+        <w:t>________________________________________________________________</w:t>
+      </w:r>
+    </w:p>
+    <w:p>
+      <w:r>
+        <w:t>________________________________________________________________</w:t>
+      </w:r>
+    </w:p>
+    <w:p>
+      <w:pPr>
+        <w:pStyle w:val="Heading3"/>
+      </w:pPr>
+      <w:r>
+        <w:t>05. Connect the explanation to its limit</w:t>
+      </w:r>
+    </w:p>
+    <w:p>
+      <w:r>
+        <w:drawing>
+          <wp:inline xmlns:a="http://schemas.openxmlformats.org/drawingml/2006/main" xmlns:pic="http://schemas.openxmlformats.org/drawingml/2006/picture">
+            <wp:extent cx="5486400" cy="2834640"/>
+            <wp:docPr id="7" name="Picture 7" descr="A limitation guides a better next experiment. Training on a failed evaluation example may help development, but that exposed example cannot remain the untouched evidence for the revision. Limit: Small slices may vary; this example diagnoses an observed weakness without inventing a population rate or cause."/>
+            <wp:cNvGraphicFramePr>
+              <a:graphicFrameLocks noChangeAspect="1"/>
+            </wp:cNvGraphicFramePr>
+            <a:graphic>
+              <a:graphicData uri="http://schemas.openxmlformats.org/drawingml/2006/picture">
+                <pic:pic>
+                  <pic:nvPicPr>
+                    <pic:cNvPr id="0" name="academy-story-ai-5-35-05.png"/>
+                    <pic:cNvPicPr/>
+                  </pic:nvPicPr>
+                  <pic:blipFill>
+                    <a:blip r:embed="rId15"/>
+                    <a:stretch>
+                      <a:fillRect/>
+                    </a:stretch>
+                  </pic:blipFill>
+                  <pic:spPr>
+                    <a:xfrm>
+                      <a:off x="0" y="0"/>
+                      <a:ext cx="5486400" cy="2834640"/>
+                    </a:xfrm>
+                    <a:prstGeom prst="rect"/>
+                  </pic:spPr>
+                </pic:pic>
+              </a:graphicData>
+            </a:graphic>
+          </wp:inline>
+        </w:drawing>
+      </w:r>
+    </w:p>
+    <w:p>
+      <w:pPr>
+        <w:spacing w:line="336" w:lineRule="auto" w:after="180"/>
+      </w:pPr>
+      <w:r>
+        <w:rPr>
+          <w:b w:val="0"/>
+        </w:rPr>
+        <w:t xml:space="preserve">A limitation guides a better next experiment. </w:t>
+      </w:r>
+      <w:r>
+        <w:rPr>
+          <w:b/>
+        </w:rPr>
+        <w:t>Training</w:t>
+      </w:r>
+      <w:r>
+        <w:rPr>
+          <w:b w:val="0"/>
+        </w:rPr>
+        <w:t xml:space="preserve"> on a failed evaluation example may help development, but that exposed example cannot remain the untouched </w:t>
+      </w:r>
+      <w:r>
+        <w:rPr>
+          <w:b/>
+        </w:rPr>
+        <w:t>evidence</w:t>
+      </w:r>
+      <w:r>
+        <w:rPr>
+          <w:b w:val="0"/>
+        </w:rPr>
+        <w:t xml:space="preserve"> for the </w:t>
+      </w:r>
+      <w:r>
+        <w:rPr>
+          <w:b/>
+        </w:rPr>
+        <w:t>revision</w:t>
+      </w:r>
+      <w:r>
+        <w:rPr>
+          <w:b w:val="0"/>
+        </w:rPr>
+        <w:t>.</w:t>
+      </w:r>
+    </w:p>
+    <w:p>
+      <w:pPr>
+        <w:spacing w:line="336" w:lineRule="auto" w:after="180"/>
+      </w:pPr>
+      <w:r>
+        <w:rPr>
+          <w:b w:val="0"/>
+        </w:rPr>
+        <w:t>Limit: Small slices may vary; this example diagnoses an observed weakness without inventing a population rate or cause.</w:t>
+      </w:r>
+    </w:p>
+    <w:p>
+      <w:pPr>
+        <w:spacing w:line="336" w:lineRule="auto" w:after="180"/>
+        <w:shd w:fill="F5F1FB"/>
+      </w:pPr>
+      <w:r>
+        <w:rPr>
+          <w:b w:val="0"/>
+        </w:rPr>
+        <w:t>Explain the case, then point to a limit on the claim.</w:t>
+      </w:r>
+    </w:p>
+    <w:p>
+      <w:pPr>
+        <w:pStyle w:val="Heading3"/>
+      </w:pPr>
+      <w:r>
+        <w:t>My picture explanation, deciding evidence and one limit</w:t>
+      </w:r>
+    </w:p>
+    <w:p>
+      <w:r>
+        <w:t>________________________________________________________________</w:t>
+      </w:r>
+    </w:p>
+    <w:p>
+      <w:r>
+        <w:t>________________________________________________________________</w:t>
+      </w:r>
+    </w:p>
+    <w:p>
+      <w:r>
+        <w:t>________________________________________________________________</w:t>
+      </w:r>
+    </w:p>
+    <w:p>
+      <w:r>
+        <w:t>________________________________________________________________</w:t>
+      </w:r>
+    </w:p>
+    <w:p>
+      <w:pPr>
+        <w:pStyle w:val="Heading3"/>
+      </w:pPr>
+      <w:r>
+        <w:t>06. Make the idea visible in your project</w:t>
+      </w:r>
+    </w:p>
+    <w:p>
+      <w:r>
+        <w:drawing>
+          <wp:inline xmlns:a="http://schemas.openxmlformats.org/drawingml/2006/main" xmlns:pic="http://schemas.openxmlformats.org/drawingml/2006/picture">
+            <wp:extent cx="5486400" cy="3681984"/>
+            <wp:docPr id="8" name="Picture 8" descr="For the Image-pattern Network Investigation, save the labelled trace and the changed-case explanation beside the experiment record. State exactly what this example supports before linking it to the wider capstone claim. Draw your input, deciding step, result and limit. Supported question: Calculate the slice rates and explain the claim revision. If the team trains on the shifted evaluation patterns, what kind of evidence does their rerun provide?"/>
+            <wp:cNvGraphicFramePr>
+              <a:graphicFrameLocks noChangeAspect="1"/>
+            </wp:cNvGraphicFramePr>
+            <a:graphic>
+              <a:graphicData uri="http://schemas.openxmlformats.org/drawingml/2006/picture">
+                <pic:pic>
+                  <pic:nvPicPr>
+                    <pic:cNvPr id="0" name="academy-story-ai-5-35-06.png"/>
+                    <pic:cNvPicPr/>
+                  </pic:nvPicPr>
+                  <pic:blipFill>
+                    <a:blip r:embed="rId16"/>
+                    <a:stretch>
+                      <a:fillRect/>
+                    </a:stretch>
+                  </pic:blipFill>
+                  <pic:spPr>
+                    <a:xfrm>
+                      <a:off x="0" y="0"/>
+                      <a:ext cx="5486400" cy="3681984"/>
+                    </a:xfrm>
+                    <a:prstGeom prst="rect"/>
+                  </pic:spPr>
+                </pic:pic>
+              </a:graphicData>
+            </a:graphic>
+          </wp:inline>
+        </w:drawing>
+      </w:r>
+    </w:p>
+    <w:p>
+      <w:pPr>
+        <w:spacing w:line="336" w:lineRule="auto" w:after="180"/>
+      </w:pPr>
+      <w:r>
+        <w:rPr>
+          <w:b w:val="0"/>
+        </w:rPr>
+        <w:t>For the Image-pattern Network Investigation, save the labelled trace and the changed-case explanation beside the experiment record. State exactly what this example supports before linking it to the wider capstone claim.</w:t>
+      </w:r>
+    </w:p>
+    <w:p>
+      <w:pPr>
+        <w:spacing w:line="336" w:lineRule="auto" w:after="180"/>
+      </w:pPr>
+      <w:r>
+        <w:rPr>
+          <w:b w:val="0"/>
+        </w:rPr>
+        <w:t xml:space="preserve">Draw your </w:t>
+      </w:r>
+      <w:r>
+        <w:rPr>
+          <w:b/>
+        </w:rPr>
+        <w:t>input</w:t>
+      </w:r>
+      <w:r>
+        <w:rPr>
+          <w:b w:val="0"/>
+        </w:rPr>
+        <w:t xml:space="preserve">, deciding step, result and limit. Supported question: Calculate the slice rates and explain the claim </w:t>
+      </w:r>
+      <w:r>
+        <w:rPr>
+          <w:b/>
+        </w:rPr>
+        <w:t>revision</w:t>
+      </w:r>
+      <w:r>
+        <w:rPr>
+          <w:b w:val="0"/>
+        </w:rPr>
+        <w:t>.</w:t>
+      </w:r>
+    </w:p>
+    <w:p>
+      <w:pPr>
+        <w:spacing w:line="336" w:lineRule="auto" w:after="180"/>
+      </w:pPr>
+      <w:r>
+        <w:rPr>
+          <w:b w:val="0"/>
+        </w:rPr>
+        <w:t xml:space="preserve">If the team trains on the shifted evaluation patterns, what kind of </w:t>
+      </w:r>
+      <w:r>
+        <w:rPr>
+          <w:b/>
+        </w:rPr>
+        <w:t>evidence</w:t>
+      </w:r>
+      <w:r>
+        <w:rPr>
+          <w:b w:val="0"/>
+        </w:rPr>
+        <w:t xml:space="preserve"> does their rerun provide?</w:t>
+      </w:r>
+    </w:p>
+    <w:p>
+      <w:pPr>
+        <w:spacing w:line="336" w:lineRule="auto" w:after="180"/>
+        <w:shd w:fill="F5F1FB"/>
+      </w:pPr>
+      <w:r>
+        <w:rPr>
+          <w:b w:val="0"/>
+        </w:rPr>
+        <w:t xml:space="preserve">Draw your project trace and justify the deciding step using </w:t>
+      </w:r>
+      <w:r>
+        <w:rPr>
+          <w:b/>
+        </w:rPr>
+        <w:t>evidence</w:t>
+      </w:r>
+      <w:r>
+        <w:rPr>
+          <w:b w:val="0"/>
+        </w:rPr>
+        <w:t>.</w:t>
+      </w:r>
+    </w:p>
+    <w:p>
+      <w:pPr>
+        <w:pStyle w:val="Heading3"/>
+      </w:pPr>
+      <w:r>
+        <w:t>My picture explanation, deciding evidence and one limit</w:t>
       </w:r>
     </w:p>
     <w:p>

--- a/downloads/workbook/ai-5-week-35.docx
+++ b/downloads/workbook/ai-5-week-35.docx
@@ -168,6 +168,106 @@
     <w:p>
       <w:r>
         <w:t>________________________________________________________________</w:t>
+      </w:r>
+    </w:p>
+    <w:p>
+      <w:pPr>
+        <w:pStyle w:val="Heading3"/>
+      </w:pPr>
+      <w:r>
+        <w:t>Lesson reference for workbook practice</w:t>
+      </w:r>
+    </w:p>
+    <w:p>
+      <w:pPr>
+        <w:spacing w:line="336" w:lineRule="auto" w:after="180"/>
+        <w:shd w:fill="F1F6F8"/>
+      </w:pPr>
+      <w:r>
+        <w:rPr>
+          <w:b w:val="0"/>
+        </w:rPr>
+        <w:t>Use this reference for the original W1–W3 and W5 exercises. The separately named independent case supplies its own changed facts; use those facts for that attempt before feedback.</w:t>
+      </w:r>
+    </w:p>
+    <w:p>
+      <w:pPr>
+        <w:spacing w:line="336" w:lineRule="auto" w:after="180"/>
+      </w:pPr>
+      <w:r>
+        <w:rPr>
+          <w:b w:val="0"/>
+        </w:rPr>
+        <w:t>Freeze the Week 34 candidate: max(0, a*x), initial a = 1, rate 0.2, two full-batch updates on (1,2),(2,4), no bias. The final weight is 2. The baseline is unchanged at a = 1.</w:t>
+      </w:r>
+    </w:p>
+    <w:p>
+      <w:pPr>
+        <w:spacing w:line="336" w:lineRule="auto" w:after="180"/>
+      </w:pPr>
+      <w:r>
+        <w:rPr>
+          <w:b w:val="0"/>
+        </w:rPr>
+        <w:t xml:space="preserve">Now open final rows F1=(5,10), F2=(6,12), F3=(-1,-2), F4=(-2,-4). These fictional rows deliberately include a condition absent from the positive </w:t>
+      </w:r>
+      <w:r>
+        <w:rPr>
+          <w:b/>
+        </w:rPr>
+        <w:t>training</w:t>
+      </w:r>
+      <w:r>
+        <w:rPr>
+          <w:b w:val="0"/>
+        </w:rPr>
+        <w:t xml:space="preserve"> and validation </w:t>
+      </w:r>
+      <w:r>
+        <w:rPr>
+          <w:b/>
+        </w:rPr>
+        <w:t>input</w:t>
+      </w:r>
+      <w:r>
+        <w:rPr>
+          <w:b w:val="0"/>
+        </w:rPr>
+        <w:t>s.</w:t>
+      </w:r>
+    </w:p>
+    <w:p>
+      <w:pPr>
+        <w:spacing w:line="336" w:lineRule="auto" w:after="180"/>
+      </w:pPr>
+      <w:r>
+        <w:rPr>
+          <w:b w:val="0"/>
+        </w:rPr>
+        <w:t>Opening them is an evaluation event, not permission to tune on them while retaining an independent-test claim.</w:t>
+      </w:r>
+    </w:p>
+    <w:p>
+      <w:pPr>
+        <w:spacing w:line="336" w:lineRule="auto" w:after="180"/>
+      </w:pPr>
+      <w:r>
+        <w:rPr>
+          <w:b w:val="0"/>
+        </w:rPr>
+        <w:t xml:space="preserve">Write raw </w:t>
+      </w:r>
+      <w:r>
+        <w:rPr>
+          <w:b/>
+        </w:rPr>
+        <w:t>prediction</w:t>
+      </w:r>
+      <w:r>
+        <w:rPr>
+          <w:b w:val="0"/>
+        </w:rPr>
+        <w:t>s for both procedures before summarising. A low overall error can hide a systematic problem in a condition. These four constructed examples do not estimate prevalence or real-world performance.</w:t>
       </w:r>
     </w:p>
     <w:p>

--- a/downloads/workbook/ai-5-week-35.docx
+++ b/downloads/workbook/ai-5-week-35.docx
@@ -25,22 +25,45 @@
         <w:pStyle w:val="Heading1"/>
       </w:pPr>
       <w:r>
-        <w:t>01. Recall and choose your starting point</w:t>
-      </w:r>
-    </w:p>
-    <w:p>
-      <w:r>
-        <w:t>Record your starting explanation for Capstone limitations and revision before opening notes. Show any later correction separately.</w:t>
-      </w:r>
-    </w:p>
-    <w:p>
-      <w:pPr>
-        <w:spacing w:line="336" w:lineRule="auto" w:after="180"/>
-      </w:pPr>
-      <w:r>
-        <w:rPr>
-          <w:b w:val="0"/>
-        </w:rPr>
+        <w:t>One complete evaluation and revision record.</w:t>
+      </w:r>
+    </w:p>
+    <w:p>
+      <w:r>
+        <w:t>Keep frozen predictions, condition errors, original scores and proposed changes together.</w:t>
+      </w:r>
+    </w:p>
+    <w:p>
+      <w:r>
+        <w:t>Recall → W1–W3/W5 → independent evaluation → project revision history → delayed return.</w:t>
+      </w:r>
+    </w:p>
+    <w:p>
+      <w:pPr>
+        <w:pStyle w:val="Heading1"/>
+      </w:pPr>
+      <w:r>
+        <w:t>01. Recall · Retrieve before notes</w:t>
+      </w:r>
+    </w:p>
+    <w:p>
+      <w:r>
+        <w:t>Keep this task’s inputs,rule and response together.</w:t>
+      </w:r>
+    </w:p>
+    <w:p>
+      <w:pPr>
+        <w:pStyle w:val="Heading2"/>
+      </w:pPr>
+      <w:r>
+        <w:t>Complete task and evidence</w:t>
+      </w:r>
+    </w:p>
+    <w:p>
+      <w:pPr>
+        <w:pStyle w:val="ListBullet"/>
+      </w:pPr>
+      <w:r>
         <w:t>Try the recall before opening notes. Then use a different colour or a labelled second line to correct your explanation.</w:t>
       </w:r>
     </w:p>
@@ -54,12 +77,9 @@
     </w:p>
     <w:p>
       <w:pPr>
-        <w:spacing w:line="336" w:lineRule="auto" w:after="180"/>
-      </w:pPr>
-      <w:r>
-        <w:rPr>
-          <w:b w:val="0"/>
-        </w:rPr>
+        <w:pStyle w:val="ListBullet"/>
+      </w:pPr>
+      <w:r>
         <w:t>Without opening the old lesson, explain one key idea from Capstone controlled experiments. Give an example and a mistake that the idea helps you avoid.</w:t>
       </w:r>
     </w:p>
@@ -96,12 +116,9 @@
     </w:p>
     <w:p>
       <w:pPr>
-        <w:spacing w:line="336" w:lineRule="auto" w:after="180"/>
-      </w:pPr>
-      <w:r>
-        <w:rPr>
-          <w:b w:val="0"/>
-        </w:rPr>
+        <w:pStyle w:val="ListBullet"/>
+      </w:pPr>
+      <w:r>
         <w:t>Without opening the old lesson, explain one key idea from Documenting a network experiment. Give an example and a mistake that the idea helps you avoid.</w:t>
       </w:r>
     </w:p>
@@ -138,12 +155,9 @@
     </w:p>
     <w:p>
       <w:pPr>
-        <w:spacing w:line="336" w:lineRule="auto" w:after="180"/>
-      </w:pPr>
-      <w:r>
-        <w:rPr>
-          <w:b w:val="0"/>
-        </w:rPr>
+        <w:pStyle w:val="ListBullet"/>
+      </w:pPr>
+      <w:r>
         <w:t>Without opening the old lesson, explain one key idea from Uncertainty and failure analysis. Give an example and a mistake that the idea helps you avoid.</w:t>
       </w:r>
     </w:p>
@@ -180,94 +194,26 @@
     </w:p>
     <w:p>
       <w:pPr>
-        <w:spacing w:line="336" w:lineRule="auto" w:after="180"/>
-        <w:shd w:fill="F1F6F8"/>
-      </w:pPr>
-      <w:r>
-        <w:rPr>
-          <w:b w:val="0"/>
-        </w:rPr>
+        <w:pStyle w:val="ListBullet"/>
+      </w:pPr>
+      <w:r>
         <w:t>Use this reference for the original W1–W3 and W5 exercises. The separately named independent case supplies its own changed facts; use those facts for that attempt before feedback.</w:t>
       </w:r>
     </w:p>
     <w:p>
       <w:pPr>
-        <w:spacing w:line="336" w:lineRule="auto" w:after="180"/>
-      </w:pPr>
-      <w:r>
-        <w:rPr>
-          <w:b w:val="0"/>
-        </w:rPr>
-        <w:t>Freeze the Week 34 candidate: max(0, a*x), initial a = 1, rate 0.2, two full-batch updates on (1,2),(2,4), no bias. The final weight is 2. The baseline is unchanged at a = 1.</w:t>
-      </w:r>
-    </w:p>
-    <w:p>
-      <w:pPr>
-        <w:spacing w:line="336" w:lineRule="auto" w:after="180"/>
-      </w:pPr>
-      <w:r>
-        <w:rPr>
-          <w:b w:val="0"/>
-        </w:rPr>
-        <w:t xml:space="preserve">Now open final rows F1=(5,10), F2=(6,12), F3=(-1,-2), F4=(-2,-4). These fictional rows deliberately include a condition absent from the positive </w:t>
-      </w:r>
-      <w:r>
-        <w:rPr>
-          <w:b/>
-        </w:rPr>
-        <w:t>training</w:t>
-      </w:r>
-      <w:r>
-        <w:rPr>
-          <w:b w:val="0"/>
-        </w:rPr>
-        <w:t xml:space="preserve"> and validation </w:t>
-      </w:r>
-      <w:r>
-        <w:rPr>
-          <w:b/>
-        </w:rPr>
-        <w:t>input</w:t>
-      </w:r>
-      <w:r>
-        <w:rPr>
-          <w:b w:val="0"/>
-        </w:rPr>
-        <w:t>s.</w:t>
-      </w:r>
-    </w:p>
-    <w:p>
-      <w:pPr>
-        <w:spacing w:line="336" w:lineRule="auto" w:after="180"/>
-      </w:pPr>
-      <w:r>
-        <w:rPr>
-          <w:b w:val="0"/>
-        </w:rPr>
-        <w:t>Opening them is an evaluation event, not permission to tune on them while retaining an independent-test claim.</w:t>
-      </w:r>
-    </w:p>
-    <w:p>
-      <w:pPr>
-        <w:spacing w:line="336" w:lineRule="auto" w:after="180"/>
-      </w:pPr>
-      <w:r>
-        <w:rPr>
-          <w:b w:val="0"/>
-        </w:rPr>
-        <w:t xml:space="preserve">Write raw </w:t>
-      </w:r>
-      <w:r>
-        <w:rPr>
-          <w:b/>
-        </w:rPr>
-        <w:t>prediction</w:t>
-      </w:r>
-      <w:r>
-        <w:rPr>
-          <w:b w:val="0"/>
-        </w:rPr>
-        <w:t>s for both procedures before summarising. A low overall error can hide a systematic problem in a condition. These four constructed examples do not estimate prevalence or real-world performance.</w:t>
+        <w:pStyle w:val="ListBullet"/>
+      </w:pPr>
+      <w:r>
+        <w:t>Freeze the Week 34 candidate: max(0, a*x), initial a = 1, rate 0.2, two full-batch updates on (1,2),(2,4), no bias. The final weight is 2. The baseline is unchanged at a = 1. Now open final rows F1=(5,10), F2=(6,12), F3=(-1,-2), F4=(-2,-4). These fictional rows deliberately include a condition absent from the positive training and validation inputs. Opening them is an evaluation event, not permission to tune on them while retaining an independent-test claim.</w:t>
+      </w:r>
+    </w:p>
+    <w:p>
+      <w:pPr>
+        <w:pStyle w:val="ListBullet"/>
+      </w:pPr>
+      <w:r>
+        <w:t>Write raw predictions for both procedures before summarising. A low overall error can hide a systematic problem in a condition. These four constructed examples do not estimate prevalence or real-world performance.</w:t>
       </w:r>
     </w:p>
     <w:p>
@@ -275,135 +221,44 @@
         <w:pStyle w:val="Heading1"/>
       </w:pPr>
       <w:r>
-        <w:t>02. Practise with fading help</w:t>
-      </w:r>
-    </w:p>
-    <w:p>
-      <w:r>
-        <w:t>Complete the supported Capstone limitations and revision trace and record the first step you can explain without help.</w:t>
-      </w:r>
-    </w:p>
-    <w:p>
-      <w:pPr>
-        <w:spacing w:line="336" w:lineRule="auto" w:after="180"/>
-      </w:pPr>
-      <w:r>
-        <w:rPr>
-          <w:b w:val="0"/>
-        </w:rPr>
-        <w:t xml:space="preserve">Use W2: Compare with the baseline for Capstone limitations and </w:t>
-      </w:r>
-      <w:r>
-        <w:rPr>
-          <w:b/>
-        </w:rPr>
-        <w:t>revision</w:t>
-      </w:r>
-      <w:r>
-        <w:rPr>
-          <w:b w:val="0"/>
-        </w:rPr>
-        <w:t>. Record the answer once; the lesson and workbook refer to the same attempt.</w:t>
-      </w:r>
-    </w:p>
-    <w:tbl>
-      <w:tblPr>
-        <w:tblStyle w:val="LightShading-Accent1"/>
-        <w:tblW w:type="auto" w:w="0"/>
-        <w:tblLook w:firstColumn="1" w:firstRow="1" w:lastColumn="0" w:lastRow="0" w:noHBand="0" w:noVBand="1" w:val="04A0"/>
-      </w:tblPr>
-      <w:tblGrid>
-        <w:gridCol w:w="2556"/>
-        <w:gridCol w:w="2556"/>
-        <w:gridCol w:w="2556"/>
-        <w:gridCol w:w="2556"/>
-      </w:tblGrid>
-      <w:tr>
-        <w:trPr>
-          <w:tblHeader/>
-        </w:trPr>
-        <w:tc>
-          <w:tcPr>
-            <w:tcW w:type="dxa" w:w="2556"/>
-          </w:tcPr>
-          <w:p>
-            <w:r>
-              <w:t>Given inputs</w:t>
-            </w:r>
-          </w:p>
-        </w:tc>
-        <w:tc>
-          <w:tcPr>
-            <w:tcW w:type="dxa" w:w="2556"/>
-          </w:tcPr>
-          <w:p>
-            <w:r>
-              <w:t>Procedure I chose</w:t>
-            </w:r>
-          </w:p>
-        </w:tc>
-        <w:tc>
-          <w:tcPr>
-            <w:tcW w:type="dxa" w:w="2556"/>
-          </w:tcPr>
-          <w:p>
-            <w:r>
-              <w:t>Middle steps</w:t>
-            </w:r>
-          </w:p>
-        </w:tc>
-        <w:tc>
-          <w:tcPr>
-            <w:tcW w:type="dxa" w:w="2556"/>
-          </w:tcPr>
-          <w:p>
-            <w:r>
-              <w:t>Result and check</w:t>
-            </w:r>
-          </w:p>
-        </w:tc>
-      </w:tr>
-      <w:tr>
-        <w:tc>
-          <w:tcPr>
-            <w:tcW w:type="dxa" w:w="2556"/>
-          </w:tcPr>
-          <w:p>
-            <w:r/>
-          </w:p>
-        </w:tc>
-        <w:tc>
-          <w:tcPr>
-            <w:tcW w:type="dxa" w:w="2556"/>
-          </w:tcPr>
-          <w:p>
-            <w:r/>
-          </w:p>
-        </w:tc>
-        <w:tc>
-          <w:tcPr>
-            <w:tcW w:type="dxa" w:w="2556"/>
-          </w:tcPr>
-          <w:p>
-            <w:r/>
-          </w:p>
-        </w:tc>
-        <w:tc>
-          <w:tcPr>
-            <w:tcW w:type="dxa" w:w="2556"/>
-          </w:tcPr>
-          <w:p>
-            <w:r/>
-          </w:p>
-        </w:tc>
-      </w:tr>
-    </w:tbl>
+        <w:t>05. W1 · Explain the current example</w:t>
+      </w:r>
+    </w:p>
+    <w:p>
+      <w:r>
+        <w:t>Keep this task’s inputs,rule and response together.</w:t>
+      </w:r>
+    </w:p>
+    <w:p>
+      <w:pPr>
+        <w:pStyle w:val="Heading2"/>
+      </w:pPr>
+      <w:r>
+        <w:t>Complete task and evidence</w:t>
+      </w:r>
+    </w:p>
+    <w:p>
+      <w:pPr>
+        <w:pStyle w:val="ListBullet"/>
+      </w:pPr>
+      <w:r>
+        <w:t>Frozen main candidate ReLU(2x), baseline ReLU(x). Four constructed evaluation rows F1(5, 10), F2(6, 12), F3(−1, −2), F4(−2, −4). Baseline predictions 5, 6, 0, 0; residuals−5, −6, 2, 4; squares 25, 36, 4, 16; MSE 81/4=20.25. Candidate predictions 10, 12, 0, 0; residuals 0, 0, 2, 4; squares 0, 0, 4, 16; MSE 20/4=5. Strict overall improvement passes; candidate positive-input MSE 0 on two cases, negative-input MSE 10 on two. ReLU output cannot be negative for any weight, so more epochs do not remove that representational limit. Separate supported x−3, target−6: ReLU(2x)0, residual 6, square 36; signed 2x gives−6, error 0 on a revealed case. Signed output is a proposed architecture revision needing appropriate fitting/selection and new reserved final evidence. Preserve original MSE 5. Separate picture centred 7/8=87.5%, shifted 3/8=37.5%; training on exposed shifted evaluation cases turns their later scores into development checks, not independent robustness evidence. Published cases already seen during choices are teaching/exposed cases.</w:t>
+      </w:r>
+    </w:p>
+    <w:p>
+      <w:pPr>
+        <w:pStyle w:val="ListBullet"/>
+      </w:pPr>
+      <w:r>
+        <w:t>For F1–F4 calculate candidate residuals and squared errors.</w:t>
+      </w:r>
+    </w:p>
     <w:p>
       <w:pPr>
         <w:pStyle w:val="Heading3"/>
       </w:pPr>
       <w:r>
-        <w:t>The step I completed without help, and the hint I needed</w:t>
+        <w:t>My reasoning and evidence</w:t>
       </w:r>
     </w:p>
     <w:p>
@@ -422,50 +277,55 @@
       </w:r>
     </w:p>
     <w:p>
+      <w:r>
+        <w:t>________________________________________________________________</w:t>
+      </w:r>
+    </w:p>
+    <w:p>
+      <w:r>
+        <w:t>________________________________________________________________</w:t>
+      </w:r>
+    </w:p>
+    <w:p>
+      <w:r>
+        <w:t>________________________________________________________________</w:t>
+      </w:r>
+    </w:p>
+    <w:p>
       <w:pPr>
         <w:pStyle w:val="Heading1"/>
       </w:pPr>
       <w:r>
-        <w:t>03. Individual reasoning check</w:t>
-      </w:r>
-    </w:p>
-    <w:p>
-      <w:r>
-        <w:t>Check the proposed Capstone limitations and revision explanation against the supplied facts before discussing it.</w:t>
-      </w:r>
-    </w:p>
-    <w:p>
-      <w:pPr>
-        <w:spacing w:line="336" w:lineRule="auto" w:after="180"/>
-      </w:pPr>
-      <w:r>
-        <w:rPr>
-          <w:b w:val="0"/>
-        </w:rPr>
-        <w:t xml:space="preserve">Use the worked case for Capstone limitations and </w:t>
-      </w:r>
-      <w:r>
-        <w:rPr>
-          <w:b/>
-        </w:rPr>
-        <w:t>revision</w:t>
-      </w:r>
-      <w:r>
-        <w:rPr>
-          <w:b w:val="0"/>
-        </w:rPr>
-        <w:t>. Proposed explanation: “Passing a criterion means no failures remain”. Decide whether this explanation is supported.</w:t>
-      </w:r>
-    </w:p>
-    <w:p>
-      <w:pPr>
-        <w:spacing w:line="336" w:lineRule="auto" w:after="180"/>
-      </w:pPr>
-      <w:r>
-        <w:rPr>
-          <w:b w:val="0"/>
-        </w:rPr>
-        <w:t>Point to the step or supplied fact that decides; explain your repair if needed.</w:t>
+        <w:t>06. W2 · Trace the calculation</w:t>
+      </w:r>
+    </w:p>
+    <w:p>
+      <w:r>
+        <w:t>Keep this task’s inputs,rule and response together.</w:t>
+      </w:r>
+    </w:p>
+    <w:p>
+      <w:pPr>
+        <w:pStyle w:val="Heading2"/>
+      </w:pPr>
+      <w:r>
+        <w:t>Complete task and evidence</w:t>
+      </w:r>
+    </w:p>
+    <w:p>
+      <w:pPr>
+        <w:pStyle w:val="ListBullet"/>
+      </w:pPr>
+      <w:r>
+        <w:t>Frozen main candidate ReLU(2x), baseline ReLU(x). Four constructed evaluation rows F1(5, 10), F2(6, 12), F3(−1, −2), F4(−2, −4). Baseline predictions 5, 6, 0, 0; residuals−5, −6, 2, 4; squares 25, 36, 4, 16; MSE 81/4=20.25. Candidate predictions 10, 12, 0, 0; residuals 0, 0, 2, 4; squares 0, 0, 4, 16; MSE 20/4=5. Strict overall improvement passes; candidate positive-input MSE 0 on two cases, negative-input MSE 10 on two. ReLU output cannot be negative for any weight, so more epochs do not remove that representational limit. Separate supported x−3, target−6: ReLU(2x)0, residual 6, square 36; signed 2x gives−6, error 0 on a revealed case. Signed output is a proposed architecture revision needing appropriate fitting/selection and new reserved final evidence. Preserve original MSE 5. Separate picture centred 7/8=87.5%, shifted 3/8=37.5%; training on exposed shifted evaluation cases turns their later scores into development checks, not independent robustness evidence. Published cases already seen during choices are teaching/exposed cases.</w:t>
+      </w:r>
+    </w:p>
+    <w:p>
+      <w:pPr>
+        <w:pStyle w:val="ListBullet"/>
+      </w:pPr>
+      <w:r>
+        <w:t>Compute both overall MSE values and the candidate negative-input MSE. Apply the strict final criterion.</w:t>
       </w:r>
     </w:p>
     <w:p>
@@ -473,7 +333,7 @@
         <w:pStyle w:val="Heading3"/>
       </w:pPr>
       <w:r>
-        <w:t>My explanation before partner discussion</w:t>
+        <w:t>My reasoning and evidence</w:t>
       </w:r>
     </w:p>
     <w:p>
@@ -497,16 +357,50 @@
       </w:r>
     </w:p>
     <w:p>
+      <w:r>
+        <w:t>________________________________________________________________</w:t>
+      </w:r>
+    </w:p>
+    <w:p>
+      <w:r>
+        <w:t>________________________________________________________________</w:t>
+      </w:r>
+    </w:p>
+    <w:p>
       <w:pPr>
         <w:pStyle w:val="Heading1"/>
       </w:pPr>
       <w:r>
-        <w:t>04. Independent transfer case</w:t>
-      </w:r>
-    </w:p>
-    <w:p>
-      <w:r>
-        <w:t>Write one first attempt at the reserved independent case before feedback. Repeated copies of that case refer to the same recorded attempt.</w:t>
+        <w:t>07. W3 · Repair a misconception</w:t>
+      </w:r>
+    </w:p>
+    <w:p>
+      <w:r>
+        <w:t>Keep this task’s inputs,rule and response together.</w:t>
+      </w:r>
+    </w:p>
+    <w:p>
+      <w:pPr>
+        <w:pStyle w:val="Heading2"/>
+      </w:pPr>
+      <w:r>
+        <w:t>Complete task and evidence</w:t>
+      </w:r>
+    </w:p>
+    <w:p>
+      <w:pPr>
+        <w:pStyle w:val="ListBullet"/>
+      </w:pPr>
+      <w:r>
+        <w:t>Frozen main candidate ReLU(2x), baseline ReLU(x). Four constructed evaluation rows F1(5, 10), F2(6, 12), F3(−1, −2), F4(−2, −4). Baseline predictions 5, 6, 0, 0; residuals−5, −6, 2, 4; squares 25, 36, 4, 16; MSE 81/4=20.25. Candidate predictions 10, 12, 0, 0; residuals 0, 0, 2, 4; squares 0, 0, 4, 16; MSE 20/4=5. Strict overall improvement passes; candidate positive-input MSE 0 on two cases, negative-input MSE 10 on two. ReLU output cannot be negative for any weight, so more epochs do not remove that representational limit. Separate supported x−3, target−6: ReLU(2x)0, residual 6, square 36; signed 2x gives−6, error 0 on a revealed case. Signed output is a proposed architecture revision needing appropriate fitting/selection and new reserved final evidence. Preserve original MSE 5. Separate picture centred 7/8=87.5%, shifted 3/8=37.5%; training on exposed shifted evaluation cases turns their later scores into development checks, not independent robustness evidence. Published cases already seen during choices are teaching/exposed cases.</w:t>
+      </w:r>
+    </w:p>
+    <w:p>
+      <w:pPr>
+        <w:pStyle w:val="ListBullet"/>
+      </w:pPr>
+      <w:r>
+        <w:t>Why cannot extra training alone make this ReLU output negative? Name a proposed change and the evidence it would require.</w:t>
       </w:r>
     </w:p>
     <w:p>
@@ -514,30 +408,149 @@
         <w:pStyle w:val="Heading3"/>
       </w:pPr>
       <w:r>
+        <w:t>My reasoning and evidence</w:t>
+      </w:r>
+    </w:p>
+    <w:p>
+      <w:r>
+        <w:t>________________________________________________________________</w:t>
+      </w:r>
+    </w:p>
+    <w:p>
+      <w:r>
+        <w:t>________________________________________________________________</w:t>
+      </w:r>
+    </w:p>
+    <w:p>
+      <w:r>
+        <w:t>________________________________________________________________</w:t>
+      </w:r>
+    </w:p>
+    <w:p>
+      <w:r>
+        <w:t>________________________________________________________________</w:t>
+      </w:r>
+    </w:p>
+    <w:p>
+      <w:r>
+        <w:t>________________________________________________________________</w:t>
+      </w:r>
+    </w:p>
+    <w:p>
+      <w:r>
+        <w:t>________________________________________________________________</w:t>
+      </w:r>
+    </w:p>
+    <w:p>
+      <w:pPr>
+        <w:pStyle w:val="Heading1"/>
+      </w:pPr>
+      <w:r>
+        <w:t>09. W5 · Explain the limitation</w:t>
+      </w:r>
+    </w:p>
+    <w:p>
+      <w:r>
+        <w:t>Keep this task’s inputs,rule and response together.</w:t>
+      </w:r>
+    </w:p>
+    <w:p>
+      <w:pPr>
+        <w:pStyle w:val="Heading2"/>
+      </w:pPr>
+      <w:r>
+        <w:t>Complete task and evidence</w:t>
+      </w:r>
+    </w:p>
+    <w:p>
+      <w:pPr>
+        <w:pStyle w:val="ListBullet"/>
+      </w:pPr>
+      <w:r>
+        <w:t>Frozen main candidate ReLU(2x), baseline ReLU(x). Four constructed evaluation rows F1(5, 10), F2(6, 12), F3(−1, −2), F4(−2, −4). Baseline predictions 5, 6, 0, 0; residuals−5, −6, 2, 4; squares 25, 36, 4, 16; MSE 81/4=20.25. Candidate predictions 10, 12, 0, 0; residuals 0, 0, 2, 4; squares 0, 0, 4, 16; MSE 20/4=5. Strict overall improvement passes; candidate positive-input MSE 0 on two cases, negative-input MSE 10 on two. ReLU output cannot be negative for any weight, so more epochs do not remove that representational limit. Separate supported x−3, target−6: ReLU(2x)0, residual 6, square 36; signed 2x gives−6, error 0 on a revealed case. Signed output is a proposed architecture revision needing appropriate fitting/selection and new reserved final evidence. Preserve original MSE 5. Separate picture centred 7/8=87.5%, shifted 3/8=37.5%; training on exposed shifted evaluation cases turns their later scores into development checks, not independent robustness evidence. Published cases already seen during choices are teaching/exposed cases.</w:t>
+      </w:r>
+    </w:p>
+    <w:p>
+      <w:pPr>
+        <w:pStyle w:val="ListBullet"/>
+      </w:pPr>
+      <w:r>
+        <w:t>After inspecting F1–F4, a student changes to prediction 2*x and reports “new final MSE 0”. Explain the accurate label and the next evaluation step.</w:t>
+      </w:r>
+    </w:p>
+    <w:p>
+      <w:pPr>
+        <w:pStyle w:val="Heading3"/>
+      </w:pPr>
+      <w:r>
+        <w:t>My reasoning and evidence</w:t>
+      </w:r>
+    </w:p>
+    <w:p>
+      <w:r>
+        <w:t>________________________________________________________________</w:t>
+      </w:r>
+    </w:p>
+    <w:p>
+      <w:r>
+        <w:t>________________________________________________________________</w:t>
+      </w:r>
+    </w:p>
+    <w:p>
+      <w:r>
+        <w:t>________________________________________________________________</w:t>
+      </w:r>
+    </w:p>
+    <w:p>
+      <w:r>
+        <w:t>________________________________________________________________</w:t>
+      </w:r>
+    </w:p>
+    <w:p>
+      <w:r>
+        <w:t>________________________________________________________________</w:t>
+      </w:r>
+    </w:p>
+    <w:p>
+      <w:r>
+        <w:t>________________________________________________________________</w:t>
+      </w:r>
+    </w:p>
+    <w:p>
+      <w:pPr>
+        <w:pStyle w:val="Heading1"/>
+      </w:pPr>
+      <w:r>
+        <w:t>04. Try alone · Selected transfer</w:t>
+      </w:r>
+    </w:p>
+    <w:p>
+      <w:r>
+        <w:t>Keep this task’s inputs,rule and response together.</w:t>
+      </w:r>
+    </w:p>
+    <w:p>
+      <w:pPr>
+        <w:pStyle w:val="Heading2"/>
+      </w:pPr>
+      <w:r>
+        <w:t>Complete task and evidence</w:t>
+      </w:r>
+    </w:p>
+    <w:p>
+      <w:pPr>
+        <w:pStyle w:val="Heading3"/>
+      </w:pPr>
+      <w:r>
         <w:t>Independent case: Evaluate new evidence independently</w:t>
       </w:r>
     </w:p>
     <w:p>
       <w:pPr>
-        <w:spacing w:line="336" w:lineRule="auto" w:after="180"/>
-      </w:pPr>
-      <w:r>
-        <w:rPr>
-          <w:b w:val="0"/>
-        </w:rPr>
-        <w:t xml:space="preserve">A frozen ReLU candidate with a = 3 is compared with baseline a = 1 on final rows (2,6),(4,12),(-1,-3),(-2,-6). Compute both MSE values and candidate MSE on negative </w:t>
-      </w:r>
-      <w:r>
-        <w:rPr>
-          <w:b/>
-        </w:rPr>
-        <w:t>input</w:t>
-      </w:r>
-      <w:r>
-        <w:rPr>
-          <w:b w:val="0"/>
-        </w:rPr>
-        <w:t>s. Write a bounded conclusion.</w:t>
+        <w:pStyle w:val="ListBullet"/>
+      </w:pPr>
+      <w:r>
+        <w:t>A frozen ReLU candidate with a = 3 is compared with baseline a = 1 on final rows (2,6),(4,12),(-1,-3),(-2,-6). Compute both MSE values and candidate MSE on negative inputs. Write a bounded conclusion.</w:t>
       </w:r>
     </w:p>
     <w:p>
@@ -585,12 +598,9 @@
     </w:p>
     <w:p>
       <w:pPr>
-        <w:spacing w:line="336" w:lineRule="auto" w:after="180"/>
-      </w:pPr>
-      <w:r>
-        <w:rPr>
-          <w:b w:val="0"/>
-        </w:rPr>
+        <w:pStyle w:val="ListBullet"/>
+      </w:pPr>
+      <w:r>
         <w:t>Attempt this case before feedback. Record any help. Earlier examples below are further practice; a case already practised with feedback cannot establish fresh transfer.</w:t>
       </w:r>
     </w:p>
@@ -599,35 +609,28 @@
         <w:pStyle w:val="Heading1"/>
       </w:pPr>
       <w:r>
-        <w:t>05. W1 Trace final predictions</w:t>
-      </w:r>
-    </w:p>
-    <w:p>
-      <w:r>
-        <w:t>Trace final predictions. Apply the supplied Capstone limitations and revision facts and keep your reasoning.</w:t>
-      </w:r>
-    </w:p>
-    <w:p>
-      <w:pPr>
-        <w:spacing w:line="336" w:lineRule="auto" w:after="180"/>
-      </w:pPr>
-      <w:r>
-        <w:rPr>
-          <w:b w:val="0"/>
-        </w:rPr>
-        <w:t xml:space="preserve">For F1–F4 calculate candidate </w:t>
-      </w:r>
-      <w:r>
-        <w:rPr>
-          <w:b/>
-        </w:rPr>
-        <w:t>residual</w:t>
-      </w:r>
-      <w:r>
-        <w:rPr>
-          <w:b w:val="0"/>
-        </w:rPr>
-        <w:t>s and squared errors.</w:t>
+        <w:t>10. Project · Keep the mathematical evidence</w:t>
+      </w:r>
+    </w:p>
+    <w:p>
+      <w:r>
+        <w:t>Keep this task’s inputs,rule and response together.</w:t>
+      </w:r>
+    </w:p>
+    <w:p>
+      <w:pPr>
+        <w:pStyle w:val="Heading2"/>
+      </w:pPr>
+      <w:r>
+        <w:t>Complete task and evidence</w:t>
+      </w:r>
+    </w:p>
+    <w:p>
+      <w:pPr>
+        <w:pStyle w:val="ListBullet"/>
+      </w:pPr>
+      <w:r>
+        <w:t>For Image-pattern Network Investigation, use this week’s independent task as a rehearsal for the final evidence pack: A frozen ReLU candidate with a = 3 is compared with baseline a = 1 on final rows (2,6),(4,12),(-1,-3),(-2,-6). Compute both MSE values and candidate MSE on negative inputs. Write a bounded conclusion. Keep actual observations separate from expected results, preserve failures, compare a baseline and explain the limits.</w:t>
       </w:r>
     </w:p>
     <w:p>
@@ -635,7 +638,7 @@
         <w:pStyle w:val="Heading3"/>
       </w:pPr>
       <w:r>
-        <w:t>My reasoning and evidence</w:t>
+        <w:t>My project change, supporting evidence and remaining limit</w:t>
       </w:r>
     </w:p>
     <w:p>
@@ -673,451 +676,20 @@
         <w:pStyle w:val="Heading1"/>
       </w:pPr>
       <w:r>
-        <w:t>06. W2 Compare with the baseline</w:t>
-      </w:r>
-    </w:p>
-    <w:p>
-      <w:r>
-        <w:t>Compare with the baseline. Apply the supplied Capstone limitations and revision facts and keep your reasoning.</w:t>
-      </w:r>
-    </w:p>
-    <w:p>
-      <w:pPr>
-        <w:spacing w:line="336" w:lineRule="auto" w:after="180"/>
-      </w:pPr>
-      <w:r>
-        <w:rPr>
-          <w:b w:val="0"/>
-        </w:rPr>
-        <w:t>Compute both overall MSE values and the candidate negative-</w:t>
-      </w:r>
-      <w:r>
-        <w:rPr>
-          <w:b/>
-        </w:rPr>
-        <w:t>input</w:t>
-      </w:r>
-      <w:r>
-        <w:rPr>
-          <w:b w:val="0"/>
-        </w:rPr>
-        <w:t xml:space="preserve"> MSE. Apply the strict final criterion.</w:t>
-      </w:r>
-    </w:p>
-    <w:p>
-      <w:pPr>
-        <w:pStyle w:val="Heading3"/>
-      </w:pPr>
-      <w:r>
-        <w:t>My reasoning and evidence</w:t>
-      </w:r>
-    </w:p>
-    <w:p>
-      <w:r>
-        <w:t>________________________________________________________________</w:t>
-      </w:r>
-    </w:p>
-    <w:p>
-      <w:r>
-        <w:t>________________________________________________________________</w:t>
-      </w:r>
-    </w:p>
-    <w:p>
-      <w:r>
-        <w:t>________________________________________________________________</w:t>
-      </w:r>
-    </w:p>
-    <w:p>
-      <w:r>
-        <w:t>________________________________________________________________</w:t>
-      </w:r>
-    </w:p>
-    <w:p>
-      <w:r>
-        <w:t>________________________________________________________________</w:t>
-      </w:r>
-    </w:p>
-    <w:p>
-      <w:r>
-        <w:t>________________________________________________________________</w:t>
-      </w:r>
-    </w:p>
-    <w:p>
-      <w:pPr>
-        <w:pStyle w:val="Heading1"/>
-      </w:pPr>
-      <w:r>
-        <w:t>07. W3 Explain the architecture limit</w:t>
-      </w:r>
-    </w:p>
-    <w:p>
-      <w:r>
-        <w:t>Explain the architecture limit. Apply the supplied Capstone limitations and revision facts and keep your reasoning.</w:t>
-      </w:r>
-    </w:p>
-    <w:p>
-      <w:pPr>
-        <w:spacing w:line="336" w:lineRule="auto" w:after="180"/>
-      </w:pPr>
-      <w:r>
-        <w:rPr>
-          <w:b w:val="0"/>
-        </w:rPr>
-        <w:t xml:space="preserve">Why cannot extra </w:t>
-      </w:r>
-      <w:r>
-        <w:rPr>
-          <w:b/>
-        </w:rPr>
-        <w:t>training</w:t>
-      </w:r>
-      <w:r>
-        <w:rPr>
-          <w:b w:val="0"/>
-        </w:rPr>
-        <w:t xml:space="preserve"> alone make this ReLU </w:t>
-      </w:r>
-      <w:r>
-        <w:rPr>
-          <w:b/>
-        </w:rPr>
-        <w:t>output</w:t>
-      </w:r>
-      <w:r>
-        <w:rPr>
-          <w:b w:val="0"/>
-        </w:rPr>
-        <w:t xml:space="preserve"> negative? Name a proposed change and the </w:t>
-      </w:r>
-      <w:r>
-        <w:rPr>
-          <w:b/>
-        </w:rPr>
-        <w:t>evidence</w:t>
-      </w:r>
-      <w:r>
-        <w:rPr>
-          <w:b w:val="0"/>
-        </w:rPr>
-        <w:t xml:space="preserve"> it would require.</w:t>
-      </w:r>
-    </w:p>
-    <w:p>
-      <w:pPr>
-        <w:pStyle w:val="Heading3"/>
-      </w:pPr>
-      <w:r>
-        <w:t>My reasoning and evidence</w:t>
-      </w:r>
-    </w:p>
-    <w:p>
-      <w:r>
-        <w:t>________________________________________________________________</w:t>
-      </w:r>
-    </w:p>
-    <w:p>
-      <w:r>
-        <w:t>________________________________________________________________</w:t>
-      </w:r>
-    </w:p>
-    <w:p>
-      <w:r>
-        <w:t>________________________________________________________________</w:t>
-      </w:r>
-    </w:p>
-    <w:p>
-      <w:r>
-        <w:t>________________________________________________________________</w:t>
-      </w:r>
-    </w:p>
-    <w:p>
-      <w:r>
-        <w:t>________________________________________________________________</w:t>
-      </w:r>
-    </w:p>
-    <w:p>
-      <w:r>
-        <w:t>________________________________________________________________</w:t>
-      </w:r>
-    </w:p>
-    <w:p>
-      <w:pPr>
-        <w:pStyle w:val="Heading1"/>
-      </w:pPr>
-      <w:r>
-        <w:t>08. W4 Evaluate new evidence independently</w:t>
-      </w:r>
-    </w:p>
-    <w:p>
-      <w:r>
-        <w:t>Attempt before feedback. If this repeats the selected independent case, reuse that first attempt; otherwise keep a separate record. Evaluate new evidence independently. Apply the supplied Capstone limitations and revision facts and keep your reasoning.</w:t>
-      </w:r>
-    </w:p>
-    <w:p>
-      <w:pPr>
-        <w:spacing w:line="336" w:lineRule="auto" w:after="180"/>
-      </w:pPr>
-      <w:r>
-        <w:rPr>
-          <w:b w:val="0"/>
-        </w:rPr>
-        <w:t xml:space="preserve">A frozen ReLU candidate with a = 3 is compared with baseline a = 1 on final rows (2,6),(4,12),(-1,-3),(-2,-6). Compute both MSE values and candidate MSE on negative </w:t>
-      </w:r>
-      <w:r>
-        <w:rPr>
-          <w:b/>
-        </w:rPr>
-        <w:t>input</w:t>
-      </w:r>
-      <w:r>
-        <w:rPr>
-          <w:b w:val="0"/>
-        </w:rPr>
-        <w:t>s. Write a bounded conclusion.</w:t>
-      </w:r>
-    </w:p>
-    <w:p>
-      <w:pPr>
-        <w:pStyle w:val="Heading3"/>
-      </w:pPr>
-      <w:r>
-        <w:t>My reasoning and evidence</w:t>
-      </w:r>
-    </w:p>
-    <w:p>
-      <w:r>
-        <w:t>________________________________________________________________</w:t>
-      </w:r>
-    </w:p>
-    <w:p>
-      <w:r>
-        <w:t>________________________________________________________________</w:t>
-      </w:r>
-    </w:p>
-    <w:p>
-      <w:r>
-        <w:t>________________________________________________________________</w:t>
-      </w:r>
-    </w:p>
-    <w:p>
-      <w:r>
-        <w:t>________________________________________________________________</w:t>
-      </w:r>
-    </w:p>
-    <w:p>
-      <w:r>
-        <w:t>________________________________________________________________</w:t>
-      </w:r>
-    </w:p>
-    <w:p>
-      <w:r>
-        <w:t>________________________________________________________________</w:t>
-      </w:r>
-    </w:p>
-    <w:p>
-      <w:r>
-        <w:t>________________________________________________________________</w:t>
-      </w:r>
-    </w:p>
-    <w:p>
-      <w:r>
-        <w:t>________________________________________________________________</w:t>
-      </w:r>
-    </w:p>
-    <w:p>
-      <w:pPr>
-        <w:pStyle w:val="Heading1"/>
-      </w:pPr>
-      <w:r>
-        <w:t>09. W5 Label a revision honestly</w:t>
-      </w:r>
-    </w:p>
-    <w:p>
-      <w:r>
-        <w:t>Label a revision honestly. Apply the supplied Capstone limitations and revision facts and keep your reasoning.</w:t>
-      </w:r>
-    </w:p>
-    <w:p>
-      <w:pPr>
-        <w:spacing w:line="336" w:lineRule="auto" w:after="180"/>
-      </w:pPr>
-      <w:r>
-        <w:rPr>
-          <w:b w:val="0"/>
-        </w:rPr>
-        <w:t xml:space="preserve">After inspecting F1–F4, a student changes to </w:t>
-      </w:r>
-      <w:r>
-        <w:rPr>
-          <w:b/>
-        </w:rPr>
-        <w:t>prediction</w:t>
-      </w:r>
-      <w:r>
-        <w:rPr>
-          <w:b w:val="0"/>
-        </w:rPr>
-        <w:t xml:space="preserve"> 2*x and reports “new final MSE 0”. Explain the accurate label and the next evaluation step.</w:t>
-      </w:r>
-    </w:p>
-    <w:p>
-      <w:pPr>
-        <w:pStyle w:val="Heading3"/>
-      </w:pPr>
-      <w:r>
-        <w:t>My reasoning and evidence</w:t>
-      </w:r>
-    </w:p>
-    <w:p>
-      <w:r>
-        <w:t>________________________________________________________________</w:t>
-      </w:r>
-    </w:p>
-    <w:p>
-      <w:r>
-        <w:t>________________________________________________________________</w:t>
-      </w:r>
-    </w:p>
-    <w:p>
-      <w:r>
-        <w:t>________________________________________________________________</w:t>
-      </w:r>
-    </w:p>
-    <w:p>
-      <w:r>
-        <w:t>________________________________________________________________</w:t>
-      </w:r>
-    </w:p>
-    <w:p>
-      <w:r>
-        <w:t>________________________________________________________________</w:t>
-      </w:r>
-    </w:p>
-    <w:p>
-      <w:r>
-        <w:t>________________________________________________________________</w:t>
-      </w:r>
-    </w:p>
-    <w:p>
-      <w:pPr>
-        <w:pStyle w:val="Heading1"/>
-      </w:pPr>
-      <w:r>
-        <w:t>10. Project checkpoint and reflection</w:t>
-      </w:r>
-    </w:p>
-    <w:p>
-      <w:r>
-        <w:t>Connect Capstone limitations and revision to Image-pattern Network Investigation, identify a limit and choose the next useful test.</w:t>
-      </w:r>
-    </w:p>
-    <w:p>
-      <w:pPr>
-        <w:spacing w:line="336" w:lineRule="auto" w:after="180"/>
-      </w:pPr>
-      <w:r>
-        <w:rPr>
-          <w:b w:val="0"/>
-        </w:rPr>
-        <w:t xml:space="preserve">For Image-pattern Network Investigation, use this week’s independent task as a rehearsal for the final </w:t>
-      </w:r>
-      <w:r>
-        <w:rPr>
-          <w:b/>
-        </w:rPr>
-        <w:t>evidence</w:t>
-      </w:r>
-      <w:r>
-        <w:rPr>
-          <w:b w:val="0"/>
-        </w:rPr>
-        <w:t xml:space="preserve"> pack: A frozen ReLU candidate with a = 3 is compared with baseline a = 1 on final rows (2,6),(4,12),(-1,-3),(-2,-6).</w:t>
-      </w:r>
-    </w:p>
-    <w:p>
-      <w:pPr>
-        <w:spacing w:line="336" w:lineRule="auto" w:after="180"/>
-      </w:pPr>
-      <w:r>
-        <w:rPr>
-          <w:b w:val="0"/>
-        </w:rPr>
-        <w:t xml:space="preserve">Compute both MSE values and candidate MSE on negative </w:t>
-      </w:r>
-      <w:r>
-        <w:rPr>
-          <w:b/>
-        </w:rPr>
-        <w:t>input</w:t>
-      </w:r>
-      <w:r>
-        <w:rPr>
-          <w:b w:val="0"/>
-        </w:rPr>
-        <w:t xml:space="preserve">s. Write a bounded conclusion. Keep actual </w:t>
-      </w:r>
-      <w:r>
-        <w:rPr>
-          <w:b/>
-        </w:rPr>
-        <w:t>observation</w:t>
-      </w:r>
-      <w:r>
-        <w:rPr>
-          <w:b w:val="0"/>
-        </w:rPr>
-        <w:t>s separate from expected results, preserve failures, compare a baseline and explain the limits.</w:t>
-      </w:r>
-    </w:p>
-    <w:p>
-      <w:pPr>
-        <w:pStyle w:val="Heading3"/>
-      </w:pPr>
-      <w:r>
-        <w:t>My project change, supporting evidence and remaining limit</w:t>
-      </w:r>
-    </w:p>
-    <w:p>
-      <w:r>
-        <w:t>________________________________________________________________</w:t>
-      </w:r>
-    </w:p>
-    <w:p>
-      <w:r>
-        <w:t>________________________________________________________________</w:t>
-      </w:r>
-    </w:p>
-    <w:p>
-      <w:r>
-        <w:t>________________________________________________________________</w:t>
-      </w:r>
-    </w:p>
-    <w:p>
-      <w:r>
-        <w:t>________________________________________________________________</w:t>
-      </w:r>
-    </w:p>
-    <w:p>
-      <w:r>
-        <w:t>________________________________________________________________</w:t>
-      </w:r>
-    </w:p>
-    <w:p>
-      <w:r>
-        <w:t>________________________________________________________________</w:t>
-      </w:r>
-    </w:p>
-    <w:p>
-      <w:pPr>
-        <w:pStyle w:val="Heading1"/>
-      </w:pPr>
-      <w:r>
-        <w:t>11. Feedback, return check and learning record</w:t>
-      </w:r>
-    </w:p>
-    <w:p>
-      <w:r>
-        <w:t>Record the first repaired step and a different case to revisit after a delay.</w:t>
+        <w:t>11. Feedback · Repair and return</w:t>
+      </w:r>
+    </w:p>
+    <w:p>
+      <w:r>
+        <w:t>Keep this task’s inputs,rule and response together.</w:t>
+      </w:r>
+    </w:p>
+    <w:p>
+      <w:pPr>
+        <w:pStyle w:val="Heading2"/>
+      </w:pPr>
+      <w:r>
+        <w:t>Complete task and evidence</w:t>
       </w:r>
     </w:p>
     <w:tbl>
@@ -1258,12 +830,9 @@
     </w:tbl>
     <w:p>
       <w:pPr>
-        <w:spacing w:line="336" w:lineRule="auto" w:after="180"/>
-      </w:pPr>
-      <w:r>
-        <w:rPr>
-          <w:b w:val="0"/>
-        </w:rPr>
+        <w:pStyle w:val="ListBullet"/>
+      </w:pPr>
+      <w:r>
         <w:t>Revisit this idea with your teacher after a delay. Familiarity is different from explaining and using it on a changed case.</w:t>
       </w:r>
     </w:p>
@@ -1272,33 +841,321 @@
         <w:pStyle w:val="Heading1"/>
       </w:pPr>
       <w:r>
-        <w:t>12. Pictorial case practice: Capstone limitations and revision</w:t>
-      </w:r>
-    </w:p>
-    <w:p>
-      <w:r>
-        <w:t>Revise a limited claim after a slice failure. A toy network works better on centred patterns than on shifted patterns, so the team narrows its initial claim. Explain the labelled step before checking the changed condition.</w:t>
-      </w:r>
-    </w:p>
-    <w:p>
-      <w:pPr>
-        <w:spacing w:line="336" w:lineRule="auto" w:after="180"/>
-      </w:pPr>
-      <w:r>
-        <w:rPr>
-          <w:b w:val="0"/>
-        </w:rPr>
+        <w:t>Reference bank and extra practice</w:t>
+      </w:r>
+    </w:p>
+    <w:p>
+      <w:pPr>
+        <w:pStyle w:val="Heading1"/>
+      </w:pPr>
+      <w:r>
+        <w:t>02. Reference · Supported W2 record</w:t>
+      </w:r>
+    </w:p>
+    <w:p>
+      <w:r>
+        <w:t>Keep this task’s inputs,rule and response together.</w:t>
+      </w:r>
+    </w:p>
+    <w:p>
+      <w:pPr>
+        <w:pStyle w:val="Heading2"/>
+      </w:pPr>
+      <w:r>
+        <w:t>Complete task and evidence</w:t>
+      </w:r>
+    </w:p>
+    <w:p>
+      <w:pPr>
+        <w:pStyle w:val="ListBullet"/>
+      </w:pPr>
+      <w:r>
+        <w:t>Use W2: Compare with the baseline for Capstone limitations and revision. Record the answer once; the lesson and workbook refer to the same attempt.</w:t>
+      </w:r>
+    </w:p>
+    <w:tbl>
+      <w:tblPr>
+        <w:tblStyle w:val="LightShading-Accent1"/>
+        <w:tblW w:type="auto" w:w="0"/>
+        <w:tblLook w:firstColumn="1" w:firstRow="1" w:lastColumn="0" w:lastRow="0" w:noHBand="0" w:noVBand="1" w:val="04A0"/>
+      </w:tblPr>
+      <w:tblGrid>
+        <w:gridCol w:w="2556"/>
+        <w:gridCol w:w="2556"/>
+        <w:gridCol w:w="2556"/>
+        <w:gridCol w:w="2556"/>
+      </w:tblGrid>
+      <w:tr>
+        <w:trPr>
+          <w:tblHeader/>
+        </w:trPr>
+        <w:tc>
+          <w:tcPr>
+            <w:tcW w:type="dxa" w:w="2556"/>
+          </w:tcPr>
+          <w:p>
+            <w:r>
+              <w:t>Given inputs</w:t>
+            </w:r>
+          </w:p>
+        </w:tc>
+        <w:tc>
+          <w:tcPr>
+            <w:tcW w:type="dxa" w:w="2556"/>
+          </w:tcPr>
+          <w:p>
+            <w:r>
+              <w:t>Procedure I chose</w:t>
+            </w:r>
+          </w:p>
+        </w:tc>
+        <w:tc>
+          <w:tcPr>
+            <w:tcW w:type="dxa" w:w="2556"/>
+          </w:tcPr>
+          <w:p>
+            <w:r>
+              <w:t>Middle steps</w:t>
+            </w:r>
+          </w:p>
+        </w:tc>
+        <w:tc>
+          <w:tcPr>
+            <w:tcW w:type="dxa" w:w="2556"/>
+          </w:tcPr>
+          <w:p>
+            <w:r>
+              <w:t>Result and check</w:t>
+            </w:r>
+          </w:p>
+        </w:tc>
+      </w:tr>
+      <w:tr>
+        <w:tc>
+          <w:tcPr>
+            <w:tcW w:type="dxa" w:w="2556"/>
+          </w:tcPr>
+          <w:p>
+            <w:r/>
+          </w:p>
+        </w:tc>
+        <w:tc>
+          <w:tcPr>
+            <w:tcW w:type="dxa" w:w="2556"/>
+          </w:tcPr>
+          <w:p>
+            <w:r/>
+          </w:p>
+        </w:tc>
+        <w:tc>
+          <w:tcPr>
+            <w:tcW w:type="dxa" w:w="2556"/>
+          </w:tcPr>
+          <w:p>
+            <w:r/>
+          </w:p>
+        </w:tc>
+        <w:tc>
+          <w:tcPr>
+            <w:tcW w:type="dxa" w:w="2556"/>
+          </w:tcPr>
+          <w:p>
+            <w:r/>
+          </w:p>
+        </w:tc>
+      </w:tr>
+    </w:tbl>
+    <w:p>
+      <w:pPr>
+        <w:pStyle w:val="Heading3"/>
+      </w:pPr>
+      <w:r>
+        <w:t>The step I completed without help, and the hint I needed</w:t>
+      </w:r>
+    </w:p>
+    <w:p>
+      <w:r>
+        <w:t>________________________________________________________________</w:t>
+      </w:r>
+    </w:p>
+    <w:p>
+      <w:r>
+        <w:t>________________________________________________________________</w:t>
+      </w:r>
+    </w:p>
+    <w:p>
+      <w:r>
+        <w:t>________________________________________________________________</w:t>
+      </w:r>
+    </w:p>
+    <w:p>
+      <w:pPr>
+        <w:pStyle w:val="Heading1"/>
+      </w:pPr>
+      <w:r>
+        <w:t>03. Extra practice · Individual reasoning check</w:t>
+      </w:r>
+    </w:p>
+    <w:p>
+      <w:r>
+        <w:t>Keep this task’s inputs,rule and response together.</w:t>
+      </w:r>
+    </w:p>
+    <w:p>
+      <w:pPr>
+        <w:pStyle w:val="Heading2"/>
+      </w:pPr>
+      <w:r>
+        <w:t>Complete task and evidence</w:t>
+      </w:r>
+    </w:p>
+    <w:p>
+      <w:pPr>
+        <w:pStyle w:val="ListBullet"/>
+      </w:pPr>
+      <w:r>
+        <w:t>Use the worked case for Capstone limitations and revision. Proposed explanation: “Passing a criterion means no failures remain”. Decide whether this explanation is supported. Point to the step or supplied fact that decides; explain your repair if needed.</w:t>
+      </w:r>
+    </w:p>
+    <w:p>
+      <w:pPr>
+        <w:pStyle w:val="Heading3"/>
+      </w:pPr>
+      <w:r>
+        <w:t>My explanation before partner discussion</w:t>
+      </w:r>
+    </w:p>
+    <w:p>
+      <w:r>
+        <w:t>________________________________________________________________</w:t>
+      </w:r>
+    </w:p>
+    <w:p>
+      <w:r>
+        <w:t>________________________________________________________________</w:t>
+      </w:r>
+    </w:p>
+    <w:p>
+      <w:r>
+        <w:t>________________________________________________________________</w:t>
+      </w:r>
+    </w:p>
+    <w:p>
+      <w:r>
+        <w:t>________________________________________________________________</w:t>
+      </w:r>
+    </w:p>
+    <w:p>
+      <w:pPr>
+        <w:pStyle w:val="Heading1"/>
+      </w:pPr>
+      <w:r>
+        <w:t>08. Reference · Earlier W4 response copy</w:t>
+      </w:r>
+    </w:p>
+    <w:p>
+      <w:r>
+        <w:t>Keep this task’s inputs,rule and response together.</w:t>
+      </w:r>
+    </w:p>
+    <w:p>
+      <w:pPr>
+        <w:pStyle w:val="Heading2"/>
+      </w:pPr>
+      <w:r>
+        <w:t>Complete task and evidence</w:t>
+      </w:r>
+    </w:p>
+    <w:p>
+      <w:pPr>
+        <w:pStyle w:val="ListBullet"/>
+      </w:pPr>
+      <w:r>
+        <w:t>A frozen ReLU candidate with a = 3 is compared with baseline a = 1 on final rows (2,6),(4,12),(-1,-3),(-2,-6). Compute both MSE values and candidate MSE on negative inputs. Write a bounded conclusion.</w:t>
+      </w:r>
+    </w:p>
+    <w:p>
+      <w:pPr>
+        <w:pStyle w:val="Heading3"/>
+      </w:pPr>
+      <w:r>
+        <w:t>My reasoning and evidence</w:t>
+      </w:r>
+    </w:p>
+    <w:p>
+      <w:r>
+        <w:t>________________________________________________________________</w:t>
+      </w:r>
+    </w:p>
+    <w:p>
+      <w:r>
+        <w:t>________________________________________________________________</w:t>
+      </w:r>
+    </w:p>
+    <w:p>
+      <w:r>
+        <w:t>________________________________________________________________</w:t>
+      </w:r>
+    </w:p>
+    <w:p>
+      <w:r>
+        <w:t>________________________________________________________________</w:t>
+      </w:r>
+    </w:p>
+    <w:p>
+      <w:r>
+        <w:t>________________________________________________________________</w:t>
+      </w:r>
+    </w:p>
+    <w:p>
+      <w:r>
+        <w:t>________________________________________________________________</w:t>
+      </w:r>
+    </w:p>
+    <w:p>
+      <w:r>
+        <w:t>________________________________________________________________</w:t>
+      </w:r>
+    </w:p>
+    <w:p>
+      <w:r>
+        <w:t>________________________________________________________________</w:t>
+      </w:r>
+    </w:p>
+    <w:p>
+      <w:pPr>
+        <w:pStyle w:val="Heading1"/>
+      </w:pPr>
+      <w:r>
+        <w:t>12. Extra practice · Pictured case</w:t>
+      </w:r>
+    </w:p>
+    <w:p>
+      <w:r>
+        <w:t>Keep this task’s inputs,rule and response together.</w:t>
+      </w:r>
+    </w:p>
+    <w:p>
+      <w:pPr>
+        <w:pStyle w:val="Heading2"/>
+      </w:pPr>
+      <w:r>
+        <w:t>Complete task and evidence</w:t>
+      </w:r>
+    </w:p>
+    <w:p>
+      <w:pPr>
+        <w:pStyle w:val="ListBullet"/>
+      </w:pPr>
+      <w:r>
         <w:t>Revise a limited claim after a slice failure. A toy network works better on centred patterns than on shifted patterns, so the team narrows its initial claim.</w:t>
       </w:r>
     </w:p>
     <w:p>
       <w:pPr>
-        <w:spacing w:line="336" w:lineRule="auto" w:after="180"/>
-      </w:pPr>
-      <w:r>
-        <w:rPr>
-          <w:b w:val="0"/>
-        </w:rPr>
+        <w:pStyle w:val="ListBullet"/>
+      </w:pPr>
+      <w:r>
         <w:t>Centred slice: 7/8 correct. Shifted slice: 3/8 correct. The network and label rubric are frozen.</w:t>
       </w:r>
     </w:p>
@@ -1376,38 +1233,10 @@
     </w:p>
     <w:p>
       <w:pPr>
-        <w:spacing w:line="336" w:lineRule="auto" w:after="180"/>
-        <w:shd w:fill="F5F1FB"/>
-      </w:pPr>
-      <w:r>
-        <w:rPr>
-          <w:b w:val="0"/>
-        </w:rPr>
-        <w:t xml:space="preserve">Calculate the slice rates and explain the claim </w:t>
-      </w:r>
-      <w:r>
-        <w:rPr>
-          <w:b/>
-        </w:rPr>
-        <w:t>revision</w:t>
-      </w:r>
-      <w:r>
-        <w:rPr>
-          <w:b w:val="0"/>
-        </w:rPr>
-        <w:t xml:space="preserve">. If the team trains on the shifted evaluation patterns, what kind of </w:t>
-      </w:r>
-      <w:r>
-        <w:rPr>
-          <w:b/>
-        </w:rPr>
-        <w:t>evidence</w:t>
-      </w:r>
-      <w:r>
-        <w:rPr>
-          <w:b w:val="0"/>
-        </w:rPr>
-        <w:t xml:space="preserve"> does their rerun provide?</w:t>
+        <w:pStyle w:val="ListBullet"/>
+      </w:pPr>
+      <w:r>
+        <w:t>Calculate the slice rates and explain the claim revision. If the team trains on the shifted evaluation patterns, what kind of evidence does their rerun provide?</w:t>
       </w:r>
     </w:p>
     <w:p>
@@ -1450,56 +1279,18 @@
     </w:p>
     <w:p>
       <w:pPr>
-        <w:pStyle w:val="Heading3"/>
-      </w:pPr>
-      <w:r>
-        <w:t>Record the help used</w:t>
-      </w:r>
-    </w:p>
-    <w:p>
-      <w:pPr>
-        <w:spacing w:line="336" w:lineRule="auto" w:after="180"/>
-        <w:shd w:fill="F1F6F8"/>
-      </w:pPr>
-      <w:r>
-        <w:rPr>
-          <w:b w:val="0"/>
-        </w:rPr>
-        <w:t xml:space="preserve">Support used: alone / hint / worked example. This record is practice </w:t>
-      </w:r>
-      <w:r>
-        <w:rPr>
-          <w:b/>
-        </w:rPr>
-        <w:t>evidence</w:t>
-      </w:r>
-      <w:r>
-        <w:rPr>
-          <w:b w:val="0"/>
-        </w:rPr>
-        <w:t>.</w:t>
-      </w:r>
-    </w:p>
-    <w:p>
-      <w:pPr>
-        <w:spacing w:line="336" w:lineRule="auto" w:after="180"/>
-      </w:pPr>
-      <w:r>
-        <w:rPr>
-          <w:b w:val="0"/>
-        </w:rPr>
-        <w:t>Project connection: For the Image-pattern Network Investigation, save the labelled trace and the changed-case explanation beside the experiment record.</w:t>
-      </w:r>
-    </w:p>
-    <w:p>
-      <w:pPr>
-        <w:spacing w:line="336" w:lineRule="auto" w:after="180"/>
-      </w:pPr>
-      <w:r>
-        <w:rPr>
-          <w:b w:val="0"/>
-        </w:rPr>
-        <w:t>State exactly what this example supports before linking it to the wider capstone claim.</w:t>
+        <w:pStyle w:val="ListBullet"/>
+      </w:pPr>
+      <w:r>
+        <w:t>Support used: alone / hint / worked example. This record is practice evidence.</w:t>
+      </w:r>
+    </w:p>
+    <w:p>
+      <w:pPr>
+        <w:pStyle w:val="ListBullet"/>
+      </w:pPr>
+      <w:r>
+        <w:t>Project connection: For the Image-pattern Network Investigation, save the labelled trace and the changed-case explanation beside the experiment record. State exactly what this example supports before linking it to the wider capstone claim.</w:t>
       </w:r>
     </w:p>
     <w:p>
@@ -1507,56 +1298,43 @@
         <w:pStyle w:val="Heading1"/>
       </w:pPr>
       <w:r>
-        <w:t>13. Project portfolio milestone</w:t>
-      </w:r>
-    </w:p>
-    <w:p>
-      <w:r>
-        <w:t>Keep this week’s input, deciding step, result and limit together in the Image-pattern Network Investigation record.</w:t>
-      </w:r>
-    </w:p>
-    <w:p>
-      <w:pPr>
-        <w:spacing w:line="336" w:lineRule="auto" w:after="180"/>
-      </w:pPr>
-      <w:r>
-        <w:rPr>
-          <w:b w:val="0"/>
-        </w:rPr>
+        <w:t>13. Reference · Project milestone</w:t>
+      </w:r>
+    </w:p>
+    <w:p>
+      <w:r>
+        <w:t>Keep this task’s inputs,rule and response together.</w:t>
+      </w:r>
+    </w:p>
+    <w:p>
+      <w:pPr>
+        <w:pStyle w:val="Heading2"/>
+      </w:pPr>
+      <w:r>
+        <w:t>Complete task and evidence</w:t>
+      </w:r>
+    </w:p>
+    <w:p>
+      <w:pPr>
+        <w:pStyle w:val="ListBullet"/>
+      </w:pPr>
+      <w:r>
         <w:t>Project: Image-pattern Network Investigation</w:t>
       </w:r>
     </w:p>
     <w:p>
       <w:pPr>
-        <w:spacing w:line="336" w:lineRule="auto" w:after="180"/>
-      </w:pPr>
-      <w:r>
-        <w:rPr>
-          <w:b w:val="0"/>
-        </w:rPr>
-        <w:t xml:space="preserve">Current milestone: Present and defend. Demonstrate the system, explain one failure and justify the next improvement with </w:t>
-      </w:r>
-      <w:r>
-        <w:rPr>
-          <w:b/>
-        </w:rPr>
-        <w:t>evidence</w:t>
-      </w:r>
-      <w:r>
-        <w:rPr>
-          <w:b w:val="0"/>
-        </w:rPr>
-        <w:t>.</w:t>
-      </w:r>
-    </w:p>
-    <w:p>
-      <w:pPr>
-        <w:spacing w:line="336" w:lineRule="auto" w:after="180"/>
-      </w:pPr>
-      <w:r>
-        <w:rPr>
-          <w:b w:val="0"/>
-        </w:rPr>
+        <w:pStyle w:val="ListBullet"/>
+      </w:pPr>
+      <w:r>
+        <w:t>Current milestone: Present and defend. Demonstrate the system, explain one failure and justify the next improvement with evidence.</w:t>
+      </w:r>
+    </w:p>
+    <w:p>
+      <w:pPr>
+        <w:pStyle w:val="ListBullet"/>
+      </w:pPr>
+      <w:r>
         <w:t>For the Image-pattern Network Investigation, save the labelled trace and the changed-case explanation beside the experiment record. State exactly what this example supports before linking it to the wider capstone claim.</w:t>
       </w:r>
     </w:p>
@@ -1714,12 +1492,516 @@
         <w:pStyle w:val="Heading1"/>
       </w:pPr>
       <w:r>
-        <w:t>14. Supported practice and learning evidence</w:t>
-      </w:r>
-    </w:p>
-    <w:p>
-      <w:r>
-        <w:t>Try the supported questions before comparing with hints and feedback. Record what you repaired and the evidence you retained.</w:t>
+        <w:t>14. Extra practice · Predict,check and repair</w:t>
+      </w:r>
+    </w:p>
+    <w:p>
+      <w:r>
+        <w:t>Keep supported feedback separate from the independent case.</w:t>
+      </w:r>
+    </w:p>
+    <w:p>
+      <w:pPr>
+        <w:pStyle w:val="Heading2"/>
+      </w:pPr>
+      <w:r>
+        <w:t>First supported question and optional hint</w:t>
+      </w:r>
+    </w:p>
+    <w:p>
+      <w:pPr>
+        <w:pStyle w:val="ListBullet"/>
+      </w:pPr>
+      <w:r>
+        <w:t>Revise a limited claim after a slice failure. A toy network works better on centred patterns than on shifted patterns, so the team narrows its initial claim.</w:t>
+      </w:r>
+    </w:p>
+    <w:p>
+      <w:pPr>
+        <w:pStyle w:val="Heading3"/>
+      </w:pPr>
+      <w:r>
+        <w:t>Practice 1: explain the deciding evidence</w:t>
+      </w:r>
+    </w:p>
+    <w:p>
+      <w:pPr>
+        <w:pStyle w:val="ListBullet"/>
+      </w:pPr>
+      <w:r>
+        <w:t>Which labelled step matches this detail? Use separate shifted development patterns, then assess the frozen revision on reserved shifted cases.</w:t>
+      </w:r>
+    </w:p>
+    <w:p>
+      <w:pPr>
+        <w:pStyle w:val="ListBullet"/>
+      </w:pPr>
+      <w:r>
+        <w:t>1. Compute slice rates</w:t>
+      </w:r>
+    </w:p>
+    <w:p>
+      <w:pPr>
+        <w:pStyle w:val="ListBullet"/>
+      </w:pPr>
+      <w:r>
+        <w:t>2. Revise the claim</w:t>
+      </w:r>
+    </w:p>
+    <w:p>
+      <w:pPr>
+        <w:pStyle w:val="ListBullet"/>
+      </w:pPr>
+      <w:r>
+        <w:t>3. Plan a fair revision</w:t>
+      </w:r>
+    </w:p>
+    <w:p>
+      <w:pPr>
+        <w:pStyle w:val="Heading3"/>
+      </w:pPr>
+      <w:r>
+        <w:t>My selected conclusion, deciding fact and explanation</w:t>
+      </w:r>
+    </w:p>
+    <w:p>
+      <w:r>
+        <w:t>________________________________________________________________</w:t>
+      </w:r>
+    </w:p>
+    <w:p>
+      <w:r>
+        <w:t>________________________________________________________________</w:t>
+      </w:r>
+    </w:p>
+    <w:p>
+      <w:r>
+        <w:t>________________________________________________________________</w:t>
+      </w:r>
+    </w:p>
+    <w:p>
+      <w:r>
+        <w:t>________________________________________________________________</w:t>
+      </w:r>
+    </w:p>
+    <w:p>
+      <w:r>
+        <w:t>________________________________________________________________</w:t>
+      </w:r>
+    </w:p>
+    <w:p>
+      <w:pPr>
+        <w:pStyle w:val="ListBullet"/>
+      </w:pPr>
+      <w:r>
+        <w:t>Hint if needed: Read the steps in the pictorial case. Match the supplied detail to the stage that performs or records it.</w:t>
+      </w:r>
+    </w:p>
+    <w:p>
+      <w:pPr>
+        <w:pStyle w:val="Heading2"/>
+      </w:pPr>
+      <w:r>
+        <w:t>Check after the first attempt · reference / check after trying</w:t>
+      </w:r>
+    </w:p>
+    <w:p>
+      <w:pPr>
+        <w:spacing w:line="336" w:lineRule="auto" w:after="180"/>
+      </w:pPr>
+      <w:r>
+        <w:rPr>
+          <w:b w:val="0"/>
+        </w:rPr>
+        <w:t xml:space="preserve">After your attempt, compare with the supported explanation: Plan a fair </w:t>
+      </w:r>
+      <w:r>
+        <w:rPr>
+          <w:b/>
+        </w:rPr>
+        <w:t>revision</w:t>
+      </w:r>
+      <w:r>
+        <w:rPr>
+          <w:b w:val="0"/>
+        </w:rPr>
+        <w:t xml:space="preserve"> Use separate shifted development patterns, then assess the frozen </w:t>
+      </w:r>
+      <w:r>
+        <w:rPr>
+          <w:b/>
+        </w:rPr>
+        <w:t>revision</w:t>
+      </w:r>
+      <w:r>
+        <w:rPr>
+          <w:b w:val="0"/>
+        </w:rPr>
+        <w:t xml:space="preserve"> on reserved shifted cases.</w:t>
+      </w:r>
+    </w:p>
+    <w:p>
+      <w:pPr>
+        <w:spacing w:line="336" w:lineRule="auto" w:after="180"/>
+      </w:pPr>
+      <w:r>
+        <w:rPr>
+          <w:b w:val="0"/>
+        </w:rPr>
+        <w:t xml:space="preserve">A limitation guides a better next experiment. </w:t>
+      </w:r>
+      <w:r>
+        <w:rPr>
+          <w:b/>
+        </w:rPr>
+        <w:t>Training</w:t>
+      </w:r>
+      <w:r>
+        <w:rPr>
+          <w:b w:val="0"/>
+        </w:rPr>
+        <w:t xml:space="preserve"> on a failed evaluation example may help development, but that exposed example cannot remain the untouched </w:t>
+      </w:r>
+      <w:r>
+        <w:rPr>
+          <w:b/>
+        </w:rPr>
+        <w:t>evidence</w:t>
+      </w:r>
+      <w:r>
+        <w:rPr>
+          <w:b w:val="0"/>
+        </w:rPr>
+        <w:t xml:space="preserve"> for the </w:t>
+      </w:r>
+      <w:r>
+        <w:rPr>
+          <w:b/>
+        </w:rPr>
+        <w:t>revision</w:t>
+      </w:r>
+      <w:r>
+        <w:rPr>
+          <w:b w:val="0"/>
+        </w:rPr>
+        <w:t>.</w:t>
+      </w:r>
+    </w:p>
+    <w:p>
+      <w:pPr>
+        <w:pStyle w:val="Heading2"/>
+      </w:pPr>
+      <w:r>
+        <w:t>Changed-case question and optional hint</w:t>
+      </w:r>
+    </w:p>
+    <w:p>
+      <w:pPr>
+        <w:pStyle w:val="Heading3"/>
+      </w:pPr>
+      <w:r>
+        <w:t>Practice 2: explain the deciding evidence</w:t>
+      </w:r>
+    </w:p>
+    <w:p>
+      <w:pPr>
+        <w:pStyle w:val="ListBullet"/>
+      </w:pPr>
+      <w:r>
+        <w:t>Changed-case practice: Train the revision on all eight failed-slice evaluation patterns and rescore them. Which conclusion is supported by the supplied facts?</w:t>
+      </w:r>
+    </w:p>
+    <w:p>
+      <w:pPr>
+        <w:pStyle w:val="ListBullet"/>
+      </w:pPr>
+      <w:r>
+        <w:t>1. We can decide the result without examining the changed input or the procedure.</w:t>
+      </w:r>
+    </w:p>
+    <w:p>
+      <w:pPr>
+        <w:pStyle w:val="ListBullet"/>
+      </w:pPr>
+      <w:r>
+        <w:t>2. Treat the score as exposed-case development, not independent evidence of shift robustness.</w:t>
+      </w:r>
+    </w:p>
+    <w:p>
+      <w:pPr>
+        <w:pStyle w:val="ListBullet"/>
+      </w:pPr>
+      <w:r>
+        <w:t>3. This one example guarantees correct results for every future input.</w:t>
+      </w:r>
+    </w:p>
+    <w:p>
+      <w:pPr>
+        <w:pStyle w:val="Heading3"/>
+      </w:pPr>
+      <w:r>
+        <w:t>My selected conclusion, deciding fact and explanation</w:t>
+      </w:r>
+    </w:p>
+    <w:p>
+      <w:r>
+        <w:t>________________________________________________________________</w:t>
+      </w:r>
+    </w:p>
+    <w:p>
+      <w:r>
+        <w:t>________________________________________________________________</w:t>
+      </w:r>
+    </w:p>
+    <w:p>
+      <w:r>
+        <w:t>________________________________________________________________</w:t>
+      </w:r>
+    </w:p>
+    <w:p>
+      <w:r>
+        <w:t>________________________________________________________________</w:t>
+      </w:r>
+    </w:p>
+    <w:p>
+      <w:r>
+        <w:t>________________________________________________________________</w:t>
+      </w:r>
+    </w:p>
+    <w:p>
+      <w:pPr>
+        <w:pStyle w:val="ListBullet"/>
+      </w:pPr>
+      <w:r>
+        <w:t>Hint if needed: Use the changed condition and the deciding step in the pictorial trace. The answer must say what follows from those facts.</w:t>
+      </w:r>
+    </w:p>
+    <w:p>
+      <w:pPr>
+        <w:pStyle w:val="Heading2"/>
+      </w:pPr>
+      <w:r>
+        <w:t>Check after the changed attempt · reference / check after trying</w:t>
+      </w:r>
+    </w:p>
+    <w:p>
+      <w:pPr>
+        <w:spacing w:line="336" w:lineRule="auto" w:after="180"/>
+      </w:pPr>
+      <w:r>
+        <w:rPr>
+          <w:b w:val="0"/>
+        </w:rPr>
+        <w:t xml:space="preserve">After your attempt, compare with the supported explanation: Treat the score as exposed-case development, not independent </w:t>
+      </w:r>
+      <w:r>
+        <w:rPr>
+          <w:b/>
+        </w:rPr>
+        <w:t>evidence</w:t>
+      </w:r>
+      <w:r>
+        <w:rPr>
+          <w:b w:val="0"/>
+        </w:rPr>
+        <w:t xml:space="preserve"> of shift robustness. The evaluation records now influenced learning and model selection.</w:t>
+      </w:r>
+    </w:p>
+    <w:p>
+      <w:pPr>
+        <w:pStyle w:val="Heading2"/>
+      </w:pPr>
+      <w:r>
+        <w:t>Repair and retain the record</w:t>
+      </w:r>
+    </w:p>
+    <w:p>
+      <w:pPr>
+        <w:spacing w:line="336" w:lineRule="auto" w:after="180"/>
+      </w:pPr>
+      <w:r>
+        <w:rPr>
+          <w:b w:val="0"/>
+        </w:rPr>
+        <w:t>Review Capstone controlled experiments (ai-5/34). Goal: Trace matched two-update learning-rate experiments. Short practice: Compute the two correct counts and identify the changed case.</w:t>
+      </w:r>
+    </w:p>
+    <w:p>
+      <w:pPr>
+        <w:spacing w:line="336" w:lineRule="auto" w:after="180"/>
+      </w:pPr>
+      <w:r>
+        <w:rPr>
+          <w:b w:val="0"/>
+        </w:rPr>
+        <w:t xml:space="preserve">Why would changing B’s </w:t>
+      </w:r>
+      <w:r>
+        <w:rPr>
+          <w:b/>
+        </w:rPr>
+        <w:t>training</w:t>
+      </w:r>
+      <w:r>
+        <w:rPr>
+          <w:b w:val="0"/>
+        </w:rPr>
+        <w:t xml:space="preserve"> data weaken the conclusion about its added connection?. Return to this week and explain what you changed.</w:t>
+      </w:r>
+    </w:p>
+    <w:p>
+      <w:pPr>
+        <w:spacing w:line="336" w:lineRule="auto" w:after="180"/>
+      </w:pPr>
+      <w:r>
+        <w:rPr>
+          <w:b w:val="0"/>
+        </w:rPr>
+        <w:t xml:space="preserve">Review Documenting a network experiment (ai-5/32). Goal: Record a network experiment with enough detail to replay its calculations. Short practice: What additional </w:t>
+      </w:r>
+      <w:r>
+        <w:rPr>
+          <w:b/>
+        </w:rPr>
+        <w:t>evidence</w:t>
+      </w:r>
+      <w:r>
+        <w:rPr>
+          <w:b w:val="0"/>
+        </w:rPr>
+        <w:t xml:space="preserve"> is needed for a final performance claim?</w:t>
+      </w:r>
+    </w:p>
+    <w:p>
+      <w:pPr>
+        <w:spacing w:line="336" w:lineRule="auto" w:after="180"/>
+      </w:pPr>
+      <w:r>
+        <w:rPr>
+          <w:b w:val="0"/>
+        </w:rPr>
+        <w:t xml:space="preserve">Point to the relevant step in the picture, then write the changed result and the rule or </w:t>
+      </w:r>
+      <w:r>
+        <w:rPr>
+          <w:b/>
+        </w:rPr>
+        <w:t>evidence</w:t>
+      </w:r>
+      <w:r>
+        <w:rPr>
+          <w:b w:val="0"/>
+        </w:rPr>
+        <w:t xml:space="preserve"> that supports it.. Return to this week and explain what you changed.</w:t>
+      </w:r>
+    </w:p>
+    <w:p>
+      <w:pPr>
+        <w:spacing w:line="336" w:lineRule="auto" w:after="180"/>
+      </w:pPr>
+      <w:r>
+        <w:rPr>
+          <w:b w:val="0"/>
+        </w:rPr>
+        <w:t>Review Uncertainty and failure analysis (ai-5/29). Goal: Distinguish a predicted class, confidence score and observed correctness. Short practice: What is C’s positive-class probability and chosen-label confidence?</w:t>
+      </w:r>
+    </w:p>
+    <w:p>
+      <w:pPr>
+        <w:spacing w:line="336" w:lineRule="auto" w:after="180"/>
+      </w:pPr>
+      <w:r>
+        <w:rPr>
+          <w:b w:val="0"/>
+        </w:rPr>
+        <w:t xml:space="preserve">Point to the relevant step in the picture, then write the changed result and the rule or </w:t>
+      </w:r>
+      <w:r>
+        <w:rPr>
+          <w:b/>
+        </w:rPr>
+        <w:t>evidence</w:t>
+      </w:r>
+      <w:r>
+        <w:rPr>
+          <w:b w:val="0"/>
+        </w:rPr>
+        <w:t xml:space="preserve"> that supports it.. Return to this week and explain what you changed.</w:t>
+      </w:r>
+    </w:p>
+    <w:p>
+      <w:pPr>
+        <w:spacing w:line="336" w:lineRule="auto" w:after="180"/>
+      </w:pPr>
+      <w:r>
+        <w:rPr>
+          <w:b w:val="0"/>
+        </w:rPr>
+        <w:t xml:space="preserve">Use Download completed work in the hosted lesson to export your answers, reflections, practice feedback and code-run </w:t>
+      </w:r>
+      <w:r>
+        <w:rPr>
+          <w:b/>
+        </w:rPr>
+        <w:t>evidence</w:t>
+      </w:r>
+      <w:r>
+        <w:rPr>
+          <w:b w:val="0"/>
+        </w:rPr>
+        <w:t>. Open the HTML copy to read or print it.</w:t>
+      </w:r>
+    </w:p>
+    <w:p>
+      <w:pPr>
+        <w:spacing w:line="336" w:lineRule="auto" w:after="180"/>
+      </w:pPr>
+      <w:r>
+        <w:rPr>
+          <w:b w:val="0"/>
+        </w:rPr>
+        <w:t>Drafts stay in this browser when storage is available; clear drafts on a shared device.</w:t>
+      </w:r>
+    </w:p>
+    <w:p>
+      <w:pPr>
+        <w:pStyle w:val="Heading3"/>
+      </w:pPr>
+      <w:r>
+        <w:t>What I repaired, the evidence I kept and the next test</w:t>
+      </w:r>
+    </w:p>
+    <w:p>
+      <w:r>
+        <w:t>________________________________________________________________</w:t>
+      </w:r>
+    </w:p>
+    <w:p>
+      <w:r>
+        <w:t>________________________________________________________________</w:t>
+      </w:r>
+    </w:p>
+    <w:p>
+      <w:r>
+        <w:t>________________________________________________________________</w:t>
+      </w:r>
+    </w:p>
+    <w:p>
+      <w:r>
+        <w:t>________________________________________________________________</w:t>
+      </w:r>
+    </w:p>
+    <w:p>
+      <w:r>
+        <w:t>________________________________________________________________</w:t>
+      </w:r>
+    </w:p>
+    <w:p>
+      <w:pPr>
+        <w:pStyle w:val="Heading2"/>
+      </w:pPr>
+      <w:r>
+        <w:t>Earlier wording, alternatives and picture transcripts · reference / check after trying</w:t>
       </w:r>
     </w:p>
     <w:p>
@@ -1735,86 +2017,10 @@
     </w:p>
     <w:p>
       <w:pPr>
-        <w:spacing w:line="336" w:lineRule="auto" w:after="180"/>
-      </w:pPr>
-      <w:r>
-        <w:rPr>
-          <w:b w:val="0"/>
-        </w:rPr>
-        <w:t>Revise a limited claim after a slice failure. A toy network works better on centred patterns than on shifted patterns, so the team narrows its initial claim.</w:t>
-      </w:r>
-    </w:p>
-    <w:p>
-      <w:pPr>
         <w:pStyle w:val="Heading3"/>
       </w:pPr>
       <w:r>
-        <w:t>Practice 1: explain the deciding evidence</w:t>
-      </w:r>
-    </w:p>
-    <w:p>
-      <w:pPr>
-        <w:spacing w:line="336" w:lineRule="auto" w:after="180"/>
-      </w:pPr>
-      <w:r>
-        <w:rPr>
-          <w:b w:val="0"/>
-        </w:rPr>
-        <w:t xml:space="preserve">Which labelled step matches this detail? Use separate shifted development patterns, then assess the frozen </w:t>
-      </w:r>
-      <w:r>
-        <w:rPr>
-          <w:b/>
-        </w:rPr>
-        <w:t>revision</w:t>
-      </w:r>
-      <w:r>
-        <w:rPr>
-          <w:b w:val="0"/>
-        </w:rPr>
-        <w:t xml:space="preserve"> on reserved shifted cases.</w:t>
-      </w:r>
-    </w:p>
-    <w:p>
-      <w:pPr>
-        <w:spacing w:line="336" w:lineRule="auto" w:after="180"/>
-        <w:shd w:fill="F4F9FC"/>
-      </w:pPr>
-      <w:r>
-        <w:rPr>
-          <w:b w:val="0"/>
-        </w:rPr>
-        <w:t>1. Compute slice rates</w:t>
-      </w:r>
-    </w:p>
-    <w:p>
-      <w:pPr>
-        <w:spacing w:line="336" w:lineRule="auto" w:after="180"/>
-        <w:shd w:fill="F4F9FC"/>
-      </w:pPr>
-      <w:r>
-        <w:rPr>
-          <w:b w:val="0"/>
-        </w:rPr>
-        <w:t>2. Revise the claim</w:t>
-      </w:r>
-    </w:p>
-    <w:p>
-      <w:pPr>
-        <w:spacing w:line="336" w:lineRule="auto" w:after="180"/>
-        <w:shd w:fill="F4F9FC"/>
-      </w:pPr>
-      <w:r>
-        <w:rPr>
-          <w:b w:val="0"/>
-        </w:rPr>
-        <w:t xml:space="preserve">3. Plan a fair </w:t>
-      </w:r>
-      <w:r>
-        <w:rPr>
-          <w:b/>
-        </w:rPr>
-        <w:t>revision</w:t>
+        <w:t>Repair a missing building block</w:t>
       </w:r>
     </w:p>
     <w:p>
@@ -1822,556 +2028,25 @@
         <w:pStyle w:val="Heading3"/>
       </w:pPr>
       <w:r>
-        <w:t>My selected conclusion, deciding fact and explanation</w:t>
-      </w:r>
-    </w:p>
-    <w:p>
-      <w:r>
-        <w:t>________________________________________________________________</w:t>
-      </w:r>
-    </w:p>
-    <w:p>
-      <w:r>
-        <w:t>________________________________________________________________</w:t>
-      </w:r>
-    </w:p>
-    <w:p>
-      <w:r>
-        <w:t>________________________________________________________________</w:t>
-      </w:r>
-    </w:p>
-    <w:p>
-      <w:r>
-        <w:t>________________________________________________________________</w:t>
-      </w:r>
-    </w:p>
-    <w:p>
-      <w:r>
-        <w:t>________________________________________________________________</w:t>
-      </w:r>
-    </w:p>
-    <w:p>
-      <w:pPr>
-        <w:pStyle w:val="Heading3"/>
-      </w:pPr>
-      <w:r>
-        <w:t>Hint · try first</w:t>
-      </w:r>
-    </w:p>
-    <w:p>
-      <w:pPr>
-        <w:spacing w:line="336" w:lineRule="auto" w:after="180"/>
-        <w:shd w:fill="F1F6F8"/>
-      </w:pPr>
-      <w:r>
-        <w:rPr>
-          <w:b w:val="0"/>
-        </w:rPr>
-        <w:t>Hint if needed: Read the steps in the pictorial case. Match the supplied detail to the stage that performs or records it.</w:t>
-      </w:r>
-    </w:p>
-    <w:p>
-      <w:pPr>
-        <w:pStyle w:val="Heading3"/>
-      </w:pPr>
-      <w:r>
-        <w:t>Feedback · compare after trying</w:t>
-      </w:r>
-    </w:p>
-    <w:p>
-      <w:pPr>
-        <w:spacing w:line="336" w:lineRule="auto" w:after="180"/>
-        <w:shd w:fill="F1F6FC"/>
-      </w:pPr>
-      <w:r>
-        <w:rPr>
-          <w:b w:val="0"/>
-        </w:rPr>
-        <w:t xml:space="preserve">After your attempt, compare with the supported explanation: Plan a fair </w:t>
-      </w:r>
-      <w:r>
-        <w:rPr>
-          <w:b/>
-        </w:rPr>
-        <w:t>revision</w:t>
-      </w:r>
-      <w:r>
-        <w:rPr>
-          <w:b w:val="0"/>
-        </w:rPr>
-        <w:t xml:space="preserve"> Use separate shifted development patterns, then assess the frozen </w:t>
-      </w:r>
-      <w:r>
-        <w:rPr>
-          <w:b/>
-        </w:rPr>
-        <w:t>revision</w:t>
-      </w:r>
-      <w:r>
-        <w:rPr>
-          <w:b w:val="0"/>
-        </w:rPr>
-        <w:t xml:space="preserve"> on reserved shifted cases.</w:t>
-      </w:r>
-    </w:p>
-    <w:p>
-      <w:pPr>
-        <w:spacing w:line="336" w:lineRule="auto" w:after="180"/>
-        <w:shd w:fill="F1F6FC"/>
-      </w:pPr>
-      <w:r>
-        <w:rPr>
-          <w:b w:val="0"/>
-        </w:rPr>
-        <w:t xml:space="preserve">A limitation guides a better next experiment. </w:t>
-      </w:r>
-      <w:r>
-        <w:rPr>
-          <w:b/>
-        </w:rPr>
-        <w:t>Training</w:t>
-      </w:r>
-      <w:r>
-        <w:rPr>
-          <w:b w:val="0"/>
-        </w:rPr>
-        <w:t xml:space="preserve"> on a failed evaluation example may help development, but that exposed example cannot remain the untouched </w:t>
-      </w:r>
-      <w:r>
-        <w:rPr>
-          <w:b/>
-        </w:rPr>
-        <w:t>evidence</w:t>
-      </w:r>
-      <w:r>
-        <w:rPr>
-          <w:b w:val="0"/>
-        </w:rPr>
-        <w:t xml:space="preserve"> for the </w:t>
-      </w:r>
-      <w:r>
-        <w:rPr>
-          <w:b/>
-        </w:rPr>
-        <w:t>revision</w:t>
-      </w:r>
-      <w:r>
-        <w:rPr>
-          <w:b w:val="0"/>
-        </w:rPr>
-        <w:t>.</w:t>
-      </w:r>
-    </w:p>
-    <w:p>
-      <w:pPr>
-        <w:pStyle w:val="Heading3"/>
-      </w:pPr>
-      <w:r>
-        <w:t>Practice 2: explain the deciding evidence</w:t>
-      </w:r>
-    </w:p>
-    <w:p>
-      <w:pPr>
-        <w:pStyle w:val="Heading3"/>
-      </w:pPr>
-      <w:r>
-        <w:t>Changed case · predict first</w:t>
-      </w:r>
-    </w:p>
-    <w:p>
-      <w:pPr>
-        <w:spacing w:line="336" w:lineRule="auto" w:after="180"/>
-        <w:shd w:fill="F5F1FB"/>
-      </w:pPr>
-      <w:r>
-        <w:rPr>
-          <w:b w:val="0"/>
-        </w:rPr>
-        <w:t xml:space="preserve">Changed-case practice: Train the </w:t>
-      </w:r>
-      <w:r>
-        <w:rPr>
-          <w:b/>
-        </w:rPr>
-        <w:t>revision</w:t>
-      </w:r>
-      <w:r>
-        <w:rPr>
-          <w:b w:val="0"/>
-        </w:rPr>
-        <w:t xml:space="preserve"> on all eight failed-slice evaluation patterns and rescore them. Which conclusion is supported by the supplied facts?</w:t>
-      </w:r>
-    </w:p>
-    <w:p>
-      <w:pPr>
-        <w:spacing w:line="336" w:lineRule="auto" w:after="180"/>
-        <w:shd w:fill="F4F9FC"/>
-      </w:pPr>
-      <w:r>
-        <w:rPr>
-          <w:b w:val="0"/>
-        </w:rPr>
-        <w:t xml:space="preserve">1. We can decide the result without examining the changed </w:t>
-      </w:r>
-      <w:r>
-        <w:rPr>
-          <w:b/>
-        </w:rPr>
-        <w:t>input</w:t>
-      </w:r>
-      <w:r>
-        <w:rPr>
-          <w:b w:val="0"/>
-        </w:rPr>
-        <w:t xml:space="preserve"> or the procedure.</w:t>
-      </w:r>
-    </w:p>
-    <w:p>
-      <w:pPr>
-        <w:spacing w:line="336" w:lineRule="auto" w:after="180"/>
-        <w:shd w:fill="F4F9FC"/>
-      </w:pPr>
-      <w:r>
-        <w:rPr>
-          <w:b w:val="0"/>
-        </w:rPr>
-        <w:t xml:space="preserve">2. Treat the score as exposed-case development, not independent </w:t>
-      </w:r>
-      <w:r>
-        <w:rPr>
-          <w:b/>
-        </w:rPr>
-        <w:t>evidence</w:t>
-      </w:r>
-      <w:r>
-        <w:rPr>
-          <w:b w:val="0"/>
-        </w:rPr>
-        <w:t xml:space="preserve"> of shift robustness.</w:t>
-      </w:r>
-    </w:p>
-    <w:p>
-      <w:pPr>
-        <w:spacing w:line="336" w:lineRule="auto" w:after="180"/>
-        <w:shd w:fill="F4F9FC"/>
-      </w:pPr>
-      <w:r>
-        <w:rPr>
-          <w:b w:val="0"/>
-        </w:rPr>
-        <w:t xml:space="preserve">3. This one example guarantees correct results for every future </w:t>
-      </w:r>
-      <w:r>
-        <w:rPr>
-          <w:b/>
-        </w:rPr>
-        <w:t>input</w:t>
-      </w:r>
-      <w:r>
-        <w:rPr>
-          <w:b w:val="0"/>
-        </w:rPr>
-        <w:t>.</w:t>
-      </w:r>
-    </w:p>
-    <w:p>
-      <w:pPr>
-        <w:pStyle w:val="Heading3"/>
-      </w:pPr>
-      <w:r>
-        <w:t>My selected conclusion, deciding fact and explanation</w:t>
-      </w:r>
-    </w:p>
-    <w:p>
-      <w:r>
-        <w:t>________________________________________________________________</w:t>
-      </w:r>
-    </w:p>
-    <w:p>
-      <w:r>
-        <w:t>________________________________________________________________</w:t>
-      </w:r>
-    </w:p>
-    <w:p>
-      <w:r>
-        <w:t>________________________________________________________________</w:t>
-      </w:r>
-    </w:p>
-    <w:p>
-      <w:r>
-        <w:t>________________________________________________________________</w:t>
-      </w:r>
-    </w:p>
-    <w:p>
-      <w:r>
-        <w:t>________________________________________________________________</w:t>
-      </w:r>
-    </w:p>
-    <w:p>
-      <w:pPr>
-        <w:pStyle w:val="Heading3"/>
-      </w:pPr>
-      <w:r>
-        <w:t>Hint · try first</w:t>
-      </w:r>
-    </w:p>
-    <w:p>
-      <w:pPr>
-        <w:spacing w:line="336" w:lineRule="auto" w:after="180"/>
-        <w:shd w:fill="F1F6F8"/>
-      </w:pPr>
-      <w:r>
-        <w:rPr>
-          <w:b w:val="0"/>
-        </w:rPr>
-        <w:t>Hint if needed: Use the changed condition and the deciding step in the pictorial trace. The answer must say what follows from those facts.</w:t>
-      </w:r>
-    </w:p>
-    <w:p>
-      <w:pPr>
-        <w:pStyle w:val="Heading3"/>
-      </w:pPr>
-      <w:r>
-        <w:t>Feedback · compare after trying</w:t>
-      </w:r>
-    </w:p>
-    <w:p>
-      <w:pPr>
-        <w:spacing w:line="336" w:lineRule="auto" w:after="180"/>
-        <w:shd w:fill="F1F6FC"/>
-      </w:pPr>
-      <w:r>
-        <w:rPr>
-          <w:b w:val="0"/>
-        </w:rPr>
-        <w:t xml:space="preserve">After your attempt, compare with the supported explanation: Treat the score as exposed-case development, not independent </w:t>
-      </w:r>
-      <w:r>
-        <w:rPr>
-          <w:b/>
-        </w:rPr>
-        <w:t>evidence</w:t>
-      </w:r>
-      <w:r>
-        <w:rPr>
-          <w:b w:val="0"/>
-        </w:rPr>
-        <w:t xml:space="preserve"> of shift robustness. The evaluation records now influenced learning and model selection.</w:t>
-      </w:r>
-    </w:p>
-    <w:p>
-      <w:pPr>
-        <w:pStyle w:val="Heading3"/>
-      </w:pPr>
-      <w:r>
-        <w:t>Repair a missing building block</w:t>
-      </w:r>
-    </w:p>
-    <w:p>
-      <w:pPr>
-        <w:spacing w:line="336" w:lineRule="auto" w:after="180"/>
-      </w:pPr>
-      <w:r>
-        <w:rPr>
-          <w:b w:val="0"/>
-        </w:rPr>
-        <w:t>Review Capstone controlled experiments (ai-5/34). Goal: Trace matched two-update learning-rate experiments. Short practice: Compute the two correct counts and identify the changed case.</w:t>
-      </w:r>
-    </w:p>
-    <w:p>
-      <w:pPr>
-        <w:spacing w:line="336" w:lineRule="auto" w:after="180"/>
-      </w:pPr>
-      <w:r>
-        <w:rPr>
-          <w:b w:val="0"/>
-        </w:rPr>
-        <w:t xml:space="preserve">Why would changing B’s </w:t>
-      </w:r>
-      <w:r>
-        <w:rPr>
-          <w:b/>
-        </w:rPr>
-        <w:t>training</w:t>
-      </w:r>
-      <w:r>
-        <w:rPr>
-          <w:b w:val="0"/>
-        </w:rPr>
-        <w:t xml:space="preserve"> data weaken the conclusion about its added connection?. Return to this week and explain what you changed.</w:t>
-      </w:r>
-    </w:p>
-    <w:p>
-      <w:pPr>
-        <w:spacing w:line="336" w:lineRule="auto" w:after="180"/>
-      </w:pPr>
-      <w:r>
-        <w:rPr>
-          <w:b w:val="0"/>
-        </w:rPr>
-        <w:t xml:space="preserve">Review Documenting a network experiment (ai-5/32). Goal: Record a network experiment with enough detail to replay its calculations. Short practice: What additional </w:t>
-      </w:r>
-      <w:r>
-        <w:rPr>
-          <w:b/>
-        </w:rPr>
-        <w:t>evidence</w:t>
-      </w:r>
-      <w:r>
-        <w:rPr>
-          <w:b w:val="0"/>
-        </w:rPr>
-        <w:t xml:space="preserve"> is needed for a final performance claim?</w:t>
-      </w:r>
-    </w:p>
-    <w:p>
-      <w:pPr>
-        <w:spacing w:line="336" w:lineRule="auto" w:after="180"/>
-      </w:pPr>
-      <w:r>
-        <w:rPr>
-          <w:b w:val="0"/>
-        </w:rPr>
-        <w:t xml:space="preserve">Point to the relevant step in the picture, then write the changed result and the rule or </w:t>
-      </w:r>
-      <w:r>
-        <w:rPr>
-          <w:b/>
-        </w:rPr>
-        <w:t>evidence</w:t>
-      </w:r>
-      <w:r>
-        <w:rPr>
-          <w:b w:val="0"/>
-        </w:rPr>
-        <w:t xml:space="preserve"> that supports it.. Return to this week and explain what you changed.</w:t>
-      </w:r>
-    </w:p>
-    <w:p>
-      <w:pPr>
-        <w:spacing w:line="336" w:lineRule="auto" w:after="180"/>
-      </w:pPr>
-      <w:r>
-        <w:rPr>
-          <w:b w:val="0"/>
-        </w:rPr>
-        <w:t>Review Uncertainty and failure analysis (ai-5/29). Goal: Distinguish a predicted class, confidence score and observed correctness. Short practice: What is C’s positive-class probability and chosen-label confidence?</w:t>
-      </w:r>
-    </w:p>
-    <w:p>
-      <w:pPr>
-        <w:spacing w:line="336" w:lineRule="auto" w:after="180"/>
-      </w:pPr>
-      <w:r>
-        <w:rPr>
-          <w:b w:val="0"/>
-        </w:rPr>
-        <w:t xml:space="preserve">Point to the relevant step in the picture, then write the changed result and the rule or </w:t>
-      </w:r>
-      <w:r>
-        <w:rPr>
-          <w:b/>
-        </w:rPr>
-        <w:t>evidence</w:t>
-      </w:r>
-      <w:r>
-        <w:rPr>
-          <w:b w:val="0"/>
-        </w:rPr>
-        <w:t xml:space="preserve"> that supports it.. Return to this week and explain what you changed.</w:t>
-      </w:r>
-    </w:p>
-    <w:p>
-      <w:pPr>
-        <w:pStyle w:val="Heading3"/>
-      </w:pPr>
-      <w:r>
         <w:t>Keep your completed work</w:t>
       </w:r>
     </w:p>
     <w:p>
       <w:pPr>
-        <w:spacing w:line="336" w:lineRule="auto" w:after="180"/>
-      </w:pPr>
-      <w:r>
-        <w:rPr>
-          <w:b w:val="0"/>
-        </w:rPr>
-        <w:t xml:space="preserve">Use Download completed work in the hosted lesson to export your answers, reflections, practice feedback and code-run </w:t>
-      </w:r>
-      <w:r>
-        <w:rPr>
-          <w:b/>
-        </w:rPr>
-        <w:t>evidence</w:t>
-      </w:r>
-      <w:r>
-        <w:rPr>
-          <w:b w:val="0"/>
-        </w:rPr>
-        <w:t>. Open the HTML copy to read or print it.</w:t>
-      </w:r>
-    </w:p>
-    <w:p>
-      <w:pPr>
-        <w:spacing w:line="336" w:lineRule="auto" w:after="180"/>
-      </w:pPr>
-      <w:r>
-        <w:rPr>
-          <w:b w:val="0"/>
-        </w:rPr>
-        <w:t>Drafts stay in this browser when storage is available; clear drafts on a shared device.</w:t>
-      </w:r>
-    </w:p>
-    <w:p>
-      <w:pPr>
-        <w:pStyle w:val="Heading3"/>
-      </w:pPr>
-      <w:r>
-        <w:t>What I repaired, the evidence I kept and the next test</w:t>
-      </w:r>
-    </w:p>
-    <w:p>
-      <w:r>
-        <w:t>________________________________________________________________</w:t>
-      </w:r>
-    </w:p>
-    <w:p>
-      <w:r>
-        <w:t>________________________________________________________________</w:t>
-      </w:r>
-    </w:p>
-    <w:p>
-      <w:r>
-        <w:t>________________________________________________________________</w:t>
-      </w:r>
-    </w:p>
-    <w:p>
-      <w:r>
-        <w:t>________________________________________________________________</w:t>
-      </w:r>
-    </w:p>
-    <w:p>
-      <w:r>
-        <w:t>________________________________________________________________</w:t>
-      </w:r>
-    </w:p>
-    <w:p>
-      <w:pPr>
         <w:pStyle w:val="Heading1"/>
       </w:pPr>
       <w:r>
-        <w:t>15. Visual concept journey</w:t>
-      </w:r>
-    </w:p>
-    <w:p>
-      <w:r>
-        <w:t>Explain each Capstone limitations and revision picture from its labels, then record a relevant limit.</w:t>
-      </w:r>
-    </w:p>
-    <w:p>
-      <w:pPr>
-        <w:pStyle w:val="Heading3"/>
+        <w:t>15. Reference · Six-picture response sheets</w:t>
+      </w:r>
+    </w:p>
+    <w:p>
+      <w:r>
+        <w:t>Choose the picture that helps explain the current step.</w:t>
+      </w:r>
+    </w:p>
+    <w:p>
+      <w:pPr>
+        <w:pStyle w:val="Heading2"/>
       </w:pPr>
       <w:r>
         <w:t>01. Capstone limitations and revision: the case</w:t>
@@ -2438,7 +2113,6 @@
     <w:p>
       <w:pPr>
         <w:spacing w:line="336" w:lineRule="auto" w:after="180"/>
-        <w:shd w:fill="F5F1FB"/>
       </w:pPr>
       <w:r>
         <w:rPr>
@@ -2477,7 +2151,7 @@
     </w:p>
     <w:p>
       <w:pPr>
-        <w:pStyle w:val="Heading3"/>
+        <w:pStyle w:val="Heading2"/>
       </w:pPr>
       <w:r>
         <w:t>02. Follow the deciding steps</w:t>
@@ -2569,7 +2243,6 @@
     <w:p>
       <w:pPr>
         <w:spacing w:line="336" w:lineRule="auto" w:after="180"/>
-        <w:shd w:fill="F5F1FB"/>
       </w:pPr>
       <w:r>
         <w:rPr>
@@ -2620,7 +2293,7 @@
     </w:p>
     <w:p>
       <w:pPr>
-        <w:pStyle w:val="Heading3"/>
+        <w:pStyle w:val="Heading2"/>
       </w:pPr>
       <w:r>
         <w:t>03. Toy network condition slices</w:t>
@@ -2676,7 +2349,6 @@
     <w:p>
       <w:pPr>
         <w:spacing w:line="336" w:lineRule="auto" w:after="180"/>
-        <w:shd w:fill="F5F1FB"/>
       </w:pPr>
       <w:r>
         <w:rPr>
@@ -2715,7 +2387,7 @@
     </w:p>
     <w:p>
       <w:pPr>
-        <w:pStyle w:val="Heading3"/>
+        <w:pStyle w:val="Heading2"/>
       </w:pPr>
       <w:r>
         <w:t>04. Change one thing. Trace what follows.</w:t>
@@ -2818,7 +2490,6 @@
     <w:p>
       <w:pPr>
         <w:spacing w:line="336" w:lineRule="auto" w:after="180"/>
-        <w:shd w:fill="F5F1FB"/>
       </w:pPr>
       <w:r>
         <w:rPr>
@@ -2857,7 +2528,7 @@
     </w:p>
     <w:p>
       <w:pPr>
-        <w:pStyle w:val="Heading3"/>
+        <w:pStyle w:val="Heading2"/>
       </w:pPr>
       <w:r>
         <w:t>05. Connect the explanation to its limit</w:t>
@@ -2960,7 +2631,6 @@
     <w:p>
       <w:pPr>
         <w:spacing w:line="336" w:lineRule="auto" w:after="180"/>
-        <w:shd w:fill="F5F1FB"/>
       </w:pPr>
       <w:r>
         <w:rPr>
@@ -2999,7 +2669,7 @@
     </w:p>
     <w:p>
       <w:pPr>
-        <w:pStyle w:val="Heading3"/>
+        <w:pStyle w:val="Heading2"/>
       </w:pPr>
       <w:r>
         <w:t>06. Make the idea visible in your project</w:t>
@@ -3113,7 +2783,6 @@
     <w:p>
       <w:pPr>
         <w:spacing w:line="336" w:lineRule="auto" w:after="180"/>
-        <w:shd w:fill="F5F1FB"/>
       </w:pPr>
       <w:r>
         <w:rPr>
@@ -3160,6 +2829,62 @@
     <w:p>
       <w:r>
         <w:t>________________________________________________________________</w:t>
+      </w:r>
+    </w:p>
+    <w:p>
+      <w:pPr>
+        <w:pStyle w:val="Heading2"/>
+      </w:pPr>
+      <w:r>
+        <w:t>Earlier wording, alternatives and picture transcripts · reference / check after trying</w:t>
+      </w:r>
+    </w:p>
+    <w:p>
+      <w:pPr>
+        <w:pStyle w:val="Heading3"/>
+      </w:pPr>
+      <w:r>
+        <w:t>01. Capstone limitations and revision: the case</w:t>
+      </w:r>
+    </w:p>
+    <w:p>
+      <w:pPr>
+        <w:pStyle w:val="Heading3"/>
+      </w:pPr>
+      <w:r>
+        <w:t>02. Follow the deciding steps</w:t>
+      </w:r>
+    </w:p>
+    <w:p>
+      <w:pPr>
+        <w:pStyle w:val="Heading3"/>
+      </w:pPr>
+      <w:r>
+        <w:t>03. Toy network condition slices</w:t>
+      </w:r>
+    </w:p>
+    <w:p>
+      <w:pPr>
+        <w:pStyle w:val="Heading3"/>
+      </w:pPr>
+      <w:r>
+        <w:t>04. Change one thing. Trace what follows.</w:t>
+      </w:r>
+    </w:p>
+    <w:p>
+      <w:pPr>
+        <w:pStyle w:val="Heading3"/>
+      </w:pPr>
+      <w:r>
+        <w:t>05. Connect the explanation to its limit</w:t>
+      </w:r>
+    </w:p>
+    <w:p>
+      <w:pPr>
+        <w:pStyle w:val="Heading3"/>
+      </w:pPr>
+      <w:r>
+        <w:t>06. Make the idea visible in your project</w:t>
       </w:r>
     </w:p>
     <w:sectPr>
